--- a/40_AWS/05_改修資料/KSM_AWS_MOD_018_改修指示書_STG_APIインターネット公開対応_ja.docx
+++ b/40_AWS/05_改修資料/KSM_AWS_MOD_018_改修指示書_STG_APIインターネット公開対応_ja.docx
@@ -80,7 +80,7 @@
           <w:sz w:val="24"/>
           <w:szCs w:val="24"/>
         </w:rPr>
-        <w:t xml:space="preserve">■ 文書情報</w:t>
+        <w:t xml:space="preserve">■ ① 文書情報</w:t>
       </w:r>
       <w:r>
         <w:br/>
@@ -418,7 +418,7 @@
                 <w:sz w:val="18"/>
                 <w:szCs w:val="18"/>
               </w:rPr>
-              <w:t xml:space="preserve">カスミPOS</w:t>
+              <w:t xml:space="preserve">カスミ POS システム</w:t>
             </w:r>
           </w:p>
         </w:tc>
@@ -1310,7 +1310,1267 @@
           <w:sz w:val="24"/>
           <w:szCs w:val="24"/>
         </w:rPr>
-        <w:t xml:space="preserve">■ 改廃履歴</w:t>
+        <w:t xml:space="preserve">■ ② 改修概要</w:t>
+      </w:r>
+      <w:r>
+        <w:br/>
+      </w:r>
+      <w:r>
+        <w:rPr>
+          <w:rFonts w:ascii="BIZ UDPGothic" w:cs="BIZ UDPGothic" w:eastAsia="BIZ UDPGothic" w:hAnsi="BIZ UDPGothic"/>
+          <w:i/>
+          <w:iCs/>
+          <w:color w:val="AA3344"/>
+          <w:sz w:val="17"/>
+          <w:szCs w:val="17"/>
+        </w:rPr>
+        <w:t xml:space="preserve">　Tổng Quan Sửa Đổi</w:t>
+      </w:r>
+    </w:p>
+    <w:p>
+      <w:pPr>
+        <w:spacing w:before="100" w:after="100"/>
+      </w:pPr>
+      <w:r>
+        <w:rPr>
+          <w:rFonts w:ascii="BIZ UDPGothic" w:cs="BIZ UDPGothic" w:eastAsia="BIZ UDPGothic" w:hAnsi="BIZ UDPGothic"/>
+          <w:b/>
+          <w:bCs/>
+          <w:color w:val="404040"/>
+          <w:sz w:val="18"/>
+          <w:szCs w:val="18"/>
+        </w:rPr>
+        <w:t xml:space="preserve">No.   改修タイトル */    概要 */ Tổng quan*                                                                           工数   リスク</w:t>
+      </w:r>
+    </w:p>
+    <w:p>
+      <w:pPr>
+        <w:spacing w:before="100" w:after="100"/>
+      </w:pPr>
+      <w:r>
+        <w:rPr>
+          <w:rFonts w:ascii="BIZ UDPGothic" w:cs="BIZ UDPGothic" w:eastAsia="BIZ UDPGothic" w:hAnsi="BIZ UDPGothic"/>
+          <w:color w:val="404040"/>
+          <w:sz w:val="18"/>
+          <w:szCs w:val="18"/>
+        </w:rPr>
+        <w:t xml:space="preserve">Tiêu đề*                                                                                                                */ Khối    */ Rủi ro*</w:t>
+      </w:r>
+    </w:p>
+    <w:p>
+      <w:pPr>
+        <w:spacing w:before="100" w:after="100"/>
+      </w:pPr>
+      <w:r>
+        <w:rPr>
+          <w:rFonts w:ascii="BIZ UDPGothic" w:cs="BIZ UDPGothic" w:eastAsia="BIZ UDPGothic" w:hAnsi="BIZ UDPGothic"/>
+          <w:color w:val="404040"/>
+          <w:sz w:val="18"/>
+          <w:szCs w:val="18"/>
+        </w:rPr>
+        <w:t xml:space="preserve">lượng*</w:t>
+      </w:r>
+    </w:p>
+    <w:p>
+      <w:pPr>
+        <w:spacing w:before="100" w:after="100"/>
+      </w:pPr>
+      <w:r>
+        <w:rPr>
+          <w:rFonts w:ascii="BIZ UDPGothic" w:cs="BIZ UDPGothic" w:eastAsia="BIZ UDPGothic" w:hAnsi="BIZ UDPGothic"/>
+          <w:color w:val="404040"/>
+          <w:sz w:val="18"/>
+          <w:szCs w:val="18"/>
+        </w:rPr>
+        <w:t xml:space="preserve">1         ALB internal化         STG ALB×2をinternet-facingからinternalに変更し、外部からのAPIアクセスを遮断する                  0.5h       低</w:t>
+      </w:r>
+    </w:p>
+    <w:p>
+      <w:pPr>
+        <w:spacing w:before="100" w:after="100"/>
+      </w:pPr>
+      <w:r>
+        <w:rPr>
+          <w:rFonts w:ascii="BIZ UDPGothic" w:cs="BIZ UDPGothic" w:eastAsia="BIZ UDPGothic" w:hAnsi="BIZ UDPGothic"/>
+          <w:color w:val="404040"/>
+          <w:sz w:val="18"/>
+          <w:szCs w:val="18"/>
+        </w:rPr>
+        <w:t xml:space="preserve">2         web-be                 web-beセキュリティグループの全通信許可ルール（-1/0.0.0.0/0）を削除し、必要なポートのみ許可する   0.5h       低</w:t>
+      </w:r>
+    </w:p>
+    <w:p>
+      <w:pPr>
+        <w:spacing w:before="100" w:after="100"/>
+      </w:pPr>
+      <w:r>
+        <w:rPr>
+          <w:rFonts w:ascii="BIZ UDPGothic" w:cs="BIZ UDPGothic" w:eastAsia="BIZ UDPGothic" w:hAnsi="BIZ UDPGothic"/>
+          <w:color w:val="404040"/>
+          <w:sz w:val="18"/>
+          <w:szCs w:val="18"/>
+        </w:rPr>
+        <w:t xml:space="preserve">SGの全開放ルール削除</w:t>
+      </w:r>
+    </w:p>
+    <w:p>
+      <w:pPr>
+        <w:spacing w:before="100" w:after="100"/>
+      </w:pPr>
+      <w:r>
+        <w:rPr>
+          <w:rFonts w:ascii="BIZ UDPGothic" w:cs="BIZ UDPGothic" w:eastAsia="BIZ UDPGothic" w:hAnsi="BIZ UDPGothic"/>
+          <w:color w:val="404040"/>
+          <w:sz w:val="18"/>
+          <w:szCs w:val="18"/>
+        </w:rPr>
+        <w:t xml:space="preserve">2026年3月10日の調査にて、STG</w:t>
+      </w:r>
+    </w:p>
+    <w:p>
+      <w:pPr>
+        <w:spacing w:before="100" w:after="100"/>
+      </w:pPr>
+      <w:r>
+        <w:rPr>
+          <w:rFonts w:ascii="BIZ UDPGothic" w:cs="BIZ UDPGothic" w:eastAsia="BIZ UDPGothic" w:hAnsi="BIZ UDPGothic"/>
+          <w:color w:val="404040"/>
+          <w:sz w:val="18"/>
+          <w:szCs w:val="18"/>
+        </w:rPr>
+        <w:t xml:space="preserve">ALB（ksm-posstg-alb-web-fe・ksm-posstg-alb-api-be）がinternet-facingで稼働しており、インターネットから直接APIが呼び出せる状態を確認した。</w:t>
+      </w:r>
+    </w:p>
+    <w:p>
+      <w:pPr>
+        <w:spacing w:before="100" w:after="100"/>
+      </w:pPr>
+      <w:r>
+        <w:rPr>
+          <w:rFonts w:ascii="BIZ UDPGothic" w:cs="BIZ UDPGothic" w:eastAsia="BIZ UDPGothic" w:hAnsi="BIZ UDPGothic"/>
+          <w:color w:val="404040"/>
+          <w:sz w:val="18"/>
+          <w:szCs w:val="18"/>
+        </w:rPr>
+        <w:t xml:space="preserve">実際にcurlコマンドで確認したところ、/api/v1/app が HTTP</w:t>
+      </w:r>
+    </w:p>
+    <w:p>
+      <w:pPr>
+        <w:spacing w:before="100" w:after="100"/>
+      </w:pPr>
+      <w:r>
+        <w:rPr>
+          <w:rFonts w:ascii="BIZ UDPGothic" w:cs="BIZ UDPGothic" w:eastAsia="BIZ UDPGothic" w:hAnsi="BIZ UDPGothic"/>
+          <w:color w:val="404040"/>
+          <w:sz w:val="18"/>
+          <w:szCs w:val="18"/>
+        </w:rPr>
+        <w:t xml:space="preserve">401（認証まで到達）、/pos/v1/pos-token が HTTP 500</w:t>
+      </w:r>
+    </w:p>
+    <w:p>
+      <w:pPr>
+        <w:spacing w:before="100" w:after="100"/>
+      </w:pPr>
+      <w:r>
+        <w:rPr>
+          <w:rFonts w:ascii="BIZ UDPGothic" w:cs="BIZ UDPGothic" w:eastAsia="BIZ UDPGothic" w:hAnsi="BIZ UDPGothic"/>
+          <w:color w:val="404040"/>
+          <w:sz w:val="18"/>
+          <w:szCs w:val="18"/>
+        </w:rPr>
+        <w:t xml:space="preserve">を返しており、APIが外部から疎通可能な状態である。</w:t>
+      </w:r>
+    </w:p>
+    <w:p>
+      <w:pPr>
+        <w:spacing w:before="100" w:after="100"/>
+      </w:pPr>
+      <w:r>
+        <w:rPr>
+          <w:rFonts w:ascii="BIZ UDPGothic" w:cs="BIZ UDPGothic" w:eastAsia="BIZ UDPGothic" w:hAnsi="BIZ UDPGothic"/>
+          <w:color w:val="404040"/>
+          <w:sz w:val="18"/>
+          <w:szCs w:val="18"/>
+        </w:rPr>
+        <w:t xml:space="preserve">STGのweb-beセキュリティグループに「全プロトコル・全ポート・全IPを許可」するルール（-1/0.0.0.0/0）が設定されており、web-beへの通信が全て無制限に許可されている状態である。</w:t>
+      </w:r>
+    </w:p>
+    <w:p>
+      <w:pPr>
+        <w:pBdr>
+          <w:left w:val="thick" w:color="C8102E" w:sz="20" w:space="6"/>
+        </w:pBdr>
+        <w:spacing w:before="280" w:after="100"/>
+      </w:pPr>
+      <w:r>
+        <w:rPr>
+          <w:rFonts w:ascii="BIZ UDPGothic" w:cs="BIZ UDPGothic" w:eastAsia="BIZ UDPGothic" w:hAnsi="BIZ UDPGothic"/>
+          <w:b/>
+          <w:bCs/>
+          <w:color w:val="C8102E"/>
+          <w:sz w:val="24"/>
+          <w:szCs w:val="24"/>
+        </w:rPr>
+        <w:t xml:space="preserve">■ ③ 対象ファイル</w:t>
+      </w:r>
+      <w:r>
+        <w:br/>
+      </w:r>
+      <w:r>
+        <w:rPr>
+          <w:rFonts w:ascii="BIZ UDPGothic" w:cs="BIZ UDPGothic" w:eastAsia="BIZ UDPGothic" w:hAnsi="BIZ UDPGothic"/>
+          <w:i/>
+          <w:iCs/>
+          <w:color w:val="AA3344"/>
+          <w:sz w:val="17"/>
+          <w:szCs w:val="17"/>
+        </w:rPr>
+        <w:t xml:space="preserve">　File Đối Tượng</w:t>
+      </w:r>
+    </w:p>
+    <w:p>
+      <w:pPr>
+        <w:spacing w:before="100" w:after="100"/>
+      </w:pPr>
+      <w:r>
+        <w:rPr>
+          <w:rFonts w:ascii="BIZ UDPGothic" w:cs="BIZ UDPGothic" w:eastAsia="BIZ UDPGothic" w:hAnsi="BIZ UDPGothic"/>
+          <w:b/>
+          <w:bCs/>
+          <w:color w:val="C8102E"/>
+          <w:sz w:val="20"/>
+          <w:szCs w:val="20"/>
+        </w:rPr>
+        <w:t xml:space="preserve">■ 対象環境</w:t>
+      </w:r>
+    </w:p>
+    <w:p>
+      <w:pPr>
+        <w:spacing w:before="100" w:after="100"/>
+      </w:pPr>
+      <w:r>
+        <w:rPr>
+          <w:rFonts w:ascii="BIZ UDPGothic" w:cs="BIZ UDPGothic" w:eastAsia="BIZ UDPGothic" w:hAnsi="BIZ UDPGothic"/>
+          <w:color w:val="404040"/>
+          <w:sz w:val="18"/>
+          <w:szCs w:val="18"/>
+        </w:rPr>
+        <w:t xml:space="preserve">STG（AWSアカウント: 750735758916 / ap-northeast-1）</w:t>
+      </w:r>
+    </w:p>
+    <w:p>
+      <w:pPr>
+        <w:spacing w:before="100" w:after="100"/>
+      </w:pPr>
+      <w:r>
+        <w:rPr>
+          <w:rFonts w:ascii="BIZ UDPGothic" w:cs="BIZ UDPGothic" w:eastAsia="BIZ UDPGothic" w:hAnsi="BIZ UDPGothic"/>
+          <w:b/>
+          <w:bCs/>
+          <w:color w:val="C8102E"/>
+          <w:sz w:val="20"/>
+          <w:szCs w:val="20"/>
+        </w:rPr>
+        <w:t xml:space="preserve">■ 対象リソース</w:t>
+      </w:r>
+    </w:p>
+    <w:p>
+      <w:pPr>
+        <w:spacing w:before="100" w:after="100"/>
+      </w:pPr>
+      <w:r>
+        <w:rPr>
+          <w:rFonts w:ascii="BIZ UDPGothic" w:cs="BIZ UDPGothic" w:eastAsia="BIZ UDPGothic" w:hAnsi="BIZ UDPGothic"/>
+          <w:color w:val="404040"/>
+          <w:sz w:val="18"/>
+          <w:szCs w:val="18"/>
+        </w:rPr>
+        <w:t xml:space="preserve">リソース名 */ Tên   変更内容 */ Nội dung thay đổi*</w:t>
+      </w:r>
+    </w:p>
+    <w:p>
+      <w:pPr>
+        <w:spacing w:before="100" w:after="100"/>
+      </w:pPr>
+      <w:r>
+        <w:rPr>
+          <w:rFonts w:ascii="BIZ UDPGothic" w:cs="BIZ UDPGothic" w:eastAsia="BIZ UDPGothic" w:hAnsi="BIZ UDPGothic"/>
+          <w:color w:val="404040"/>
+          <w:sz w:val="18"/>
+          <w:szCs w:val="18"/>
+        </w:rPr>
+        <w:t xml:space="preserve">tài nguyên*</w:t>
+      </w:r>
+    </w:p>
+    <w:p>
+      <w:pPr>
+        <w:spacing w:before="100" w:after="100"/>
+      </w:pPr>
+      <w:r>
+        <w:rPr>
+          <w:rFonts w:ascii="BIZ UDPGothic" w:cs="BIZ UDPGothic" w:eastAsia="BIZ UDPGothic" w:hAnsi="BIZ UDPGothic"/>
+          <w:color w:val="404040"/>
+          <w:sz w:val="18"/>
+          <w:szCs w:val="18"/>
+        </w:rPr>
+        <w:t xml:space="preserve">ksm-posstg-alb-web-fe   Scheme: internet-facing → internal に変更</w:t>
+      </w:r>
+    </w:p>
+    <w:p>
+      <w:pPr>
+        <w:spacing w:before="100" w:after="100"/>
+      </w:pPr>
+      <w:r>
+        <w:rPr>
+          <w:rFonts w:ascii="BIZ UDPGothic" w:cs="BIZ UDPGothic" w:eastAsia="BIZ UDPGothic" w:hAnsi="BIZ UDPGothic"/>
+          <w:color w:val="404040"/>
+          <w:sz w:val="18"/>
+          <w:szCs w:val="18"/>
+        </w:rPr>
+        <w:t xml:space="preserve">ksm-posstg-alb-api-be   Scheme: internet-facing → internal に変更</w:t>
+      </w:r>
+    </w:p>
+    <w:p>
+      <w:pPr>
+        <w:spacing w:before="100" w:after="100"/>
+      </w:pPr>
+      <w:r>
+        <w:rPr>
+          <w:rFonts w:ascii="BIZ UDPGothic" w:cs="BIZ UDPGothic" w:eastAsia="BIZ UDPGothic" w:hAnsi="BIZ UDPGothic"/>
+          <w:b/>
+          <w:bCs/>
+          <w:color w:val="C8102E"/>
+          <w:sz w:val="20"/>
+          <w:szCs w:val="20"/>
+        </w:rPr>
+        <w:t xml:space="preserve">■ 対象環境</w:t>
+      </w:r>
+    </w:p>
+    <w:p>
+      <w:pPr>
+        <w:spacing w:before="100" w:after="100"/>
+      </w:pPr>
+      <w:r>
+        <w:rPr>
+          <w:rFonts w:ascii="BIZ UDPGothic" w:cs="BIZ UDPGothic" w:eastAsia="BIZ UDPGothic" w:hAnsi="BIZ UDPGothic"/>
+          <w:color w:val="404040"/>
+          <w:sz w:val="18"/>
+          <w:szCs w:val="18"/>
+        </w:rPr>
+        <w:t xml:space="preserve">STG（AWSアカウント: 750735758916 / ap-northeast-1）</w:t>
+      </w:r>
+    </w:p>
+    <w:p>
+      <w:pPr>
+        <w:spacing w:before="100" w:after="100"/>
+      </w:pPr>
+      <w:r>
+        <w:rPr>
+          <w:rFonts w:ascii="BIZ UDPGothic" w:cs="BIZ UDPGothic" w:eastAsia="BIZ UDPGothic" w:hAnsi="BIZ UDPGothic"/>
+          <w:b/>
+          <w:bCs/>
+          <w:color w:val="C8102E"/>
+          <w:sz w:val="20"/>
+          <w:szCs w:val="20"/>
+        </w:rPr>
+        <w:t xml:space="preserve">■ 対象リソース</w:t>
+      </w:r>
+    </w:p>
+    <w:p>
+      <w:pPr>
+        <w:pBdr>
+          <w:left w:val="thick" w:color="C8102E" w:sz="20" w:space="6"/>
+        </w:pBdr>
+        <w:spacing w:before="280" w:after="100"/>
+      </w:pPr>
+      <w:r>
+        <w:rPr>
+          <w:rFonts w:ascii="BIZ UDPGothic" w:cs="BIZ UDPGothic" w:eastAsia="BIZ UDPGothic" w:hAnsi="BIZ UDPGothic"/>
+          <w:b/>
+          <w:bCs/>
+          <w:color w:val="C8102E"/>
+          <w:sz w:val="24"/>
+          <w:szCs w:val="24"/>
+        </w:rPr>
+        <w:t xml:space="preserve">■ ④ 改修内容</w:t>
+      </w:r>
+      <w:r>
+        <w:br/>
+      </w:r>
+      <w:r>
+        <w:rPr>
+          <w:rFonts w:ascii="BIZ UDPGothic" w:cs="BIZ UDPGothic" w:eastAsia="BIZ UDPGothic" w:hAnsi="BIZ UDPGothic"/>
+          <w:i/>
+          <w:iCs/>
+          <w:color w:val="AA3344"/>
+          <w:sz w:val="17"/>
+          <w:szCs w:val="17"/>
+        </w:rPr>
+        <w:t xml:space="preserve">　Nội Dung Sửa Đổi</w:t>
+      </w:r>
+    </w:p>
+    <w:p>
+      <w:pPr>
+        <w:spacing w:before="100" w:after="100"/>
+      </w:pPr>
+      <w:r>
+        <w:rPr>
+          <w:rFonts w:ascii="BIZ UDPGothic" w:cs="BIZ UDPGothic" w:eastAsia="BIZ UDPGothic" w:hAnsi="BIZ UDPGothic"/>
+          <w:b/>
+          <w:bCs/>
+          <w:color w:val="C8102E"/>
+          <w:sz w:val="20"/>
+          <w:szCs w:val="20"/>
+        </w:rPr>
+        <w:t xml:space="preserve">■ No.1 ALB internal化</w:t>
+      </w:r>
+    </w:p>
+    <w:p>
+      <w:pPr>
+        <w:spacing w:before="100" w:after="100"/>
+      </w:pPr>
+      <w:r>
+        <w:rPr>
+          <w:rFonts w:ascii="BIZ UDPGothic" w:cs="BIZ UDPGothic" w:eastAsia="BIZ UDPGothic" w:hAnsi="BIZ UDPGothic"/>
+          <w:b/>
+          <w:bCs/>
+          <w:color w:val="C8102E"/>
+          <w:sz w:val="20"/>
+          <w:szCs w:val="20"/>
+        </w:rPr>
+        <w:t xml:space="preserve">■ 改修内容</w:t>
+      </w:r>
+    </w:p>
+    <w:p>
+      <w:pPr>
+        <w:spacing w:before="100" w:after="100"/>
+      </w:pPr>
+      <w:r>
+        <w:rPr>
+          <w:rFonts w:ascii="BIZ UDPGothic" w:cs="BIZ UDPGothic" w:eastAsia="BIZ UDPGothic" w:hAnsi="BIZ UDPGothic"/>
+          <w:color w:val="404040"/>
+          <w:sz w:val="18"/>
+          <w:szCs w:val="18"/>
+        </w:rPr>
+        <w:t xml:space="preserve">【手順】AWSコンソール \&gt; EC2 \&gt; ロードバランサー にて以下を実施する。</w:t>
+      </w:r>
+    </w:p>
+    <w:p>
+      <w:pPr>
+        <w:spacing w:before="100" w:after="100"/>
+      </w:pPr>
+      <w:r>
+        <w:rPr>
+          <w:rFonts w:ascii="BIZ UDPGothic" w:cs="BIZ UDPGothic" w:eastAsia="BIZ UDPGothic" w:hAnsi="BIZ UDPGothic"/>
+          <w:color w:val="404040"/>
+          <w:sz w:val="18"/>
+          <w:szCs w:val="18"/>
+        </w:rPr>
+        <w:t xml:space="preserve">&gt; ① ksm-posstg-alb-api-be を選択 \&gt; アクション \&gt; ロードバランサーの編集</w:t>
+      </w:r>
+    </w:p>
+    <w:p>
+      <w:pPr>
+        <w:spacing w:before="100" w:after="100"/>
+      </w:pPr>
+      <w:r>
+        <w:rPr>
+          <w:rFonts w:ascii="BIZ UDPGothic" w:cs="BIZ UDPGothic" w:eastAsia="BIZ UDPGothic" w:hAnsi="BIZ UDPGothic"/>
+          <w:color w:val="404040"/>
+          <w:sz w:val="18"/>
+          <w:szCs w:val="18"/>
+        </w:rPr>
+        <w:t xml:space="preserve">&gt;</w:t>
+      </w:r>
+    </w:p>
+    <w:p>
+      <w:pPr>
+        <w:spacing w:before="100" w:after="100"/>
+      </w:pPr>
+      <w:r>
+        <w:rPr>
+          <w:rFonts w:ascii="BIZ UDPGothic" w:cs="BIZ UDPGothic" w:eastAsia="BIZ UDPGothic" w:hAnsi="BIZ UDPGothic"/>
+          <w:color w:val="404040"/>
+          <w:sz w:val="18"/>
+          <w:szCs w:val="18"/>
+        </w:rPr>
+        <w:t xml:space="preserve">&gt; ② スキームを「内部」(internal) に変更して保存</w:t>
+      </w:r>
+    </w:p>
+    <w:p>
+      <w:pPr>
+        <w:spacing w:before="100" w:after="100"/>
+      </w:pPr>
+      <w:r>
+        <w:rPr>
+          <w:rFonts w:ascii="BIZ UDPGothic" w:cs="BIZ UDPGothic" w:eastAsia="BIZ UDPGothic" w:hAnsi="BIZ UDPGothic"/>
+          <w:color w:val="404040"/>
+          <w:sz w:val="18"/>
+          <w:szCs w:val="18"/>
+        </w:rPr>
+        <w:t xml:space="preserve">&gt;</w:t>
+      </w:r>
+    </w:p>
+    <w:p>
+      <w:pPr>
+        <w:spacing w:before="100" w:after="100"/>
+      </w:pPr>
+      <w:r>
+        <w:rPr>
+          <w:rFonts w:ascii="BIZ UDPGothic" w:cs="BIZ UDPGothic" w:eastAsia="BIZ UDPGothic" w:hAnsi="BIZ UDPGothic"/>
+          <w:color w:val="404040"/>
+          <w:sz w:val="18"/>
+          <w:szCs w:val="18"/>
+        </w:rPr>
+        <w:t xml:space="preserve">&gt; ③ ksm-posstg-alb-web-fe についても同様に実施</w:t>
+      </w:r>
+    </w:p>
+    <w:p>
+      <w:pPr>
+        <w:spacing w:before="100" w:after="100"/>
+      </w:pPr>
+      <w:r>
+        <w:rPr>
+          <w:rFonts w:ascii="BIZ UDPGothic" w:cs="BIZ UDPGothic" w:eastAsia="BIZ UDPGothic" w:hAnsi="BIZ UDPGothic"/>
+          <w:color w:val="404040"/>
+          <w:sz w:val="18"/>
+          <w:szCs w:val="18"/>
+        </w:rPr>
+        <w:t xml:space="preserve">*※</w:t>
+      </w:r>
+    </w:p>
+    <w:p>
+      <w:pPr>
+        <w:spacing w:before="100" w:after="100"/>
+      </w:pPr>
+      <w:r>
+        <w:rPr>
+          <w:rFonts w:ascii="BIZ UDPGothic" w:cs="BIZ UDPGothic" w:eastAsia="BIZ UDPGothic" w:hAnsi="BIZ UDPGothic"/>
+          <w:color w:val="404040"/>
+          <w:sz w:val="18"/>
+          <w:szCs w:val="18"/>
+        </w:rPr>
+        <w:t xml:space="preserve">internalに変更後は、VPN接続（Bastion経由）からのみアクセス可能になる。*</w:t>
+      </w:r>
+    </w:p>
+    <w:p>
+      <w:pPr>
+        <w:spacing w:before="100" w:after="100"/>
+      </w:pPr>
+      <w:r>
+        <w:rPr>
+          <w:rFonts w:ascii="BIZ UDPGothic" w:cs="BIZ UDPGothic" w:eastAsia="BIZ UDPGothic" w:hAnsi="BIZ UDPGothic"/>
+          <w:b/>
+          <w:bCs/>
+          <w:color w:val="C8102E"/>
+          <w:sz w:val="20"/>
+          <w:szCs w:val="20"/>
+        </w:rPr>
+        <w:t xml:space="preserve">■ No.2 web-be セキュリティグループ 全開放ルール削除</w:t>
+      </w:r>
+    </w:p>
+    <w:p>
+      <w:pPr>
+        <w:spacing w:before="100" w:after="100"/>
+      </w:pPr>
+      <w:r>
+        <w:rPr>
+          <w:rFonts w:ascii="BIZ UDPGothic" w:cs="BIZ UDPGothic" w:eastAsia="BIZ UDPGothic" w:hAnsi="BIZ UDPGothic"/>
+          <w:b/>
+          <w:bCs/>
+          <w:color w:val="C8102E"/>
+          <w:sz w:val="20"/>
+          <w:szCs w:val="20"/>
+        </w:rPr>
+        <w:t xml:space="preserve">■ 改修内容</w:t>
+      </w:r>
+    </w:p>
+    <w:p>
+      <w:pPr>
+        <w:spacing w:before="100" w:after="100"/>
+      </w:pPr>
+      <w:r>
+        <w:rPr>
+          <w:rFonts w:ascii="BIZ UDPGothic" w:cs="BIZ UDPGothic" w:eastAsia="BIZ UDPGothic" w:hAnsi="BIZ UDPGothic"/>
+          <w:color w:val="404040"/>
+          <w:sz w:val="18"/>
+          <w:szCs w:val="18"/>
+        </w:rPr>
+        <w:t xml:space="preserve">【手順】AWSコンソール \&gt; EC2 \&gt; セキュリティグループ</w:t>
+      </w:r>
+    </w:p>
+    <w:p>
+      <w:pPr>
+        <w:spacing w:before="100" w:after="100"/>
+      </w:pPr>
+      <w:r>
+        <w:rPr>
+          <w:rFonts w:ascii="BIZ UDPGothic" w:cs="BIZ UDPGothic" w:eastAsia="BIZ UDPGothic" w:hAnsi="BIZ UDPGothic"/>
+          <w:color w:val="404040"/>
+          <w:sz w:val="18"/>
+          <w:szCs w:val="18"/>
+        </w:rPr>
+        <w:t xml:space="preserve">にて以下を実施する。</w:t>
+      </w:r>
+    </w:p>
+    <w:p>
+      <w:pPr>
+        <w:spacing w:before="100" w:after="100"/>
+      </w:pPr>
+      <w:r>
+        <w:rPr>
+          <w:rFonts w:ascii="BIZ UDPGothic" w:cs="BIZ UDPGothic" w:eastAsia="BIZ UDPGothic" w:hAnsi="BIZ UDPGothic"/>
+          <w:color w:val="404040"/>
+          <w:sz w:val="18"/>
+          <w:szCs w:val="18"/>
+        </w:rPr>
+        <w:t xml:space="preserve">&gt; ① web-beのSGを選択 \&gt; インバウンドルールを編集</w:t>
+      </w:r>
+    </w:p>
+    <w:p>
+      <w:pPr>
+        <w:spacing w:before="100" w:after="100"/>
+      </w:pPr>
+      <w:r>
+        <w:rPr>
+          <w:rFonts w:ascii="BIZ UDPGothic" w:cs="BIZ UDPGothic" w:eastAsia="BIZ UDPGothic" w:hAnsi="BIZ UDPGothic"/>
+          <w:color w:val="404040"/>
+          <w:sz w:val="18"/>
+          <w:szCs w:val="18"/>
+        </w:rPr>
+        <w:t xml:space="preserve">&gt;</w:t>
+      </w:r>
+    </w:p>
+    <w:p>
+      <w:pPr>
+        <w:spacing w:before="100" w:after="100"/>
+      </w:pPr>
+      <w:r>
+        <w:rPr>
+          <w:rFonts w:ascii="BIZ UDPGothic" w:cs="BIZ UDPGothic" w:eastAsia="BIZ UDPGothic" w:hAnsi="BIZ UDPGothic"/>
+          <w:color w:val="404040"/>
+          <w:sz w:val="18"/>
+          <w:szCs w:val="18"/>
+        </w:rPr>
+        <w:t xml:space="preserve">&gt; ② 全開放ルール（タイプ: すべてのトラフィック / ソース:</w:t>
+      </w:r>
+    </w:p>
+    <w:p>
+      <w:pPr>
+        <w:spacing w:before="100" w:after="100"/>
+      </w:pPr>
+      <w:r>
+        <w:rPr>
+          <w:rFonts w:ascii="BIZ UDPGothic" w:cs="BIZ UDPGothic" w:eastAsia="BIZ UDPGothic" w:hAnsi="BIZ UDPGothic"/>
+          <w:color w:val="404040"/>
+          <w:sz w:val="18"/>
+          <w:szCs w:val="18"/>
+        </w:rPr>
+        <w:t xml:space="preserve">&gt; 0.0.0.0/0）を削除</w:t>
+      </w:r>
+    </w:p>
+    <w:p>
+      <w:pPr>
+        <w:spacing w:before="100" w:after="100"/>
+      </w:pPr>
+      <w:r>
+        <w:rPr>
+          <w:rFonts w:ascii="BIZ UDPGothic" w:cs="BIZ UDPGothic" w:eastAsia="BIZ UDPGothic" w:hAnsi="BIZ UDPGothic"/>
+          <w:color w:val="404040"/>
+          <w:sz w:val="18"/>
+          <w:szCs w:val="18"/>
+        </w:rPr>
+        <w:t xml:space="preserve">&gt;</w:t>
+      </w:r>
+    </w:p>
+    <w:p>
+      <w:pPr>
+        <w:spacing w:before="100" w:after="100"/>
+      </w:pPr>
+      <w:r>
+        <w:rPr>
+          <w:rFonts w:ascii="BIZ UDPGothic" w:cs="BIZ UDPGothic" w:eastAsia="BIZ UDPGothic" w:hAnsi="BIZ UDPGothic"/>
+          <w:color w:val="404040"/>
+          <w:sz w:val="18"/>
+          <w:szCs w:val="18"/>
+        </w:rPr>
+        <w:t xml:space="preserve">&gt; ③ ALBのSG（ksm-posstg-alb-api-be</w:t>
+      </w:r>
+    </w:p>
+    <w:p>
+      <w:pPr>
+        <w:spacing w:before="100" w:after="100"/>
+      </w:pPr>
+      <w:r>
+        <w:rPr>
+          <w:rFonts w:ascii="BIZ UDPGothic" w:cs="BIZ UDPGothic" w:eastAsia="BIZ UDPGothic" w:hAnsi="BIZ UDPGothic"/>
+          <w:color w:val="404040"/>
+          <w:sz w:val="18"/>
+          <w:szCs w:val="18"/>
+        </w:rPr>
+        <w:t xml:space="preserve">&gt; のSG）をソースとして、ポート80・8080・8081を許可するルールを追加</w:t>
+      </w:r>
+    </w:p>
+    <w:p>
+      <w:pPr>
+        <w:pBdr>
+          <w:left w:val="thick" w:color="C8102E" w:sz="20" w:space="6"/>
+        </w:pBdr>
+        <w:spacing w:before="280" w:after="100"/>
+      </w:pPr>
+      <w:r>
+        <w:rPr>
+          <w:rFonts w:ascii="BIZ UDPGothic" w:cs="BIZ UDPGothic" w:eastAsia="BIZ UDPGothic" w:hAnsi="BIZ UDPGothic"/>
+          <w:b/>
+          <w:bCs/>
+          <w:color w:val="C8102E"/>
+          <w:sz w:val="24"/>
+          <w:szCs w:val="24"/>
+        </w:rPr>
+        <w:t xml:space="preserve">■ ⑧ テスト手順・結果</w:t>
+      </w:r>
+      <w:r>
+        <w:br/>
+      </w:r>
+      <w:r>
+        <w:rPr>
+          <w:rFonts w:ascii="BIZ UDPGothic" w:cs="BIZ UDPGothic" w:eastAsia="BIZ UDPGothic" w:hAnsi="BIZ UDPGothic"/>
+          <w:i/>
+          <w:iCs/>
+          <w:color w:val="AA3344"/>
+          <w:sz w:val="17"/>
+          <w:szCs w:val="17"/>
+        </w:rPr>
+        <w:t xml:space="preserve">　Quy Trình &amp; Kết Quả Kiểm Thử</w:t>
+      </w:r>
+    </w:p>
+    <w:p>
+      <w:pPr>
+        <w:spacing w:before="100" w:after="100"/>
+      </w:pPr>
+      <w:r>
+        <w:rPr>
+          <w:rFonts w:ascii="BIZ UDPGothic" w:cs="BIZ UDPGothic" w:eastAsia="BIZ UDPGothic" w:hAnsi="BIZ UDPGothic"/>
+          <w:color w:val="404040"/>
+          <w:sz w:val="18"/>
+          <w:szCs w:val="18"/>
+        </w:rPr>
+        <w:t xml:space="preserve"/>
+      </w:r>
+    </w:p>
+    <w:tbl>
+      <w:tblPr>
+        <w:tblW w:type="dxa" w:w="9506"/>
+        <w:tblBorders>
+          <w:top w:val="single" w:color="CCCCCC" w:sz="4"/>
+          <w:left w:val="single" w:color="CCCCCC" w:sz="4"/>
+          <w:bottom w:val="single" w:color="CCCCCC" w:sz="4"/>
+          <w:right w:val="single" w:color="CCCCCC" w:sz="4"/>
+          <w:insideH w:val="single" w:color="auto" w:sz="4"/>
+          <w:insideV w:val="single" w:color="auto" w:sz="4"/>
+        </w:tblBorders>
+      </w:tblPr>
+      <w:tblGrid>
+        <w:gridCol w:w="2400"/>
+        <w:gridCol w:w="7106"/>
+      </w:tblGrid>
+      <w:tr>
+        <w:trPr>
+          <w:cantSplit/>
+        </w:trPr>
+        <w:tc>
+          <w:tcPr>
+            <w:tcW w:type="dxa" w:w="2400"/>
+            <w:tcBorders>
+              <w:top w:val="single" w:color="CCCCCC" w:sz="4"/>
+              <w:left w:val="single" w:color="CCCCCC" w:sz="4"/>
+              <w:bottom w:val="single" w:color="CCCCCC" w:sz="4"/>
+              <w:right w:val="single" w:color="CCCCCC" w:sz="4"/>
+            </w:tcBorders>
+            <w:shd w:fill="E8E8E8" w:val="clear"/>
+            <w:tcMar>
+              <w:top w:type="dxa" w:w="80"/>
+              <w:left w:type="dxa" w:w="120"/>
+              <w:bottom w:type="dxa" w:w="80"/>
+              <w:right w:type="dxa" w:w="120"/>
+            </w:tcMar>
+            <w:vAlign w:val="center"/>
+          </w:tcPr>
+          <w:p>
+            <w:pPr>
+              <w:jc w:val="left"/>
+            </w:pPr>
+            <w:r>
+              <w:rPr>
+                <w:rFonts w:ascii="BIZ UDPGothic" w:cs="BIZ UDPGothic" w:eastAsia="BIZ UDPGothic" w:hAnsi="BIZ UDPGothic"/>
+                <w:b/>
+                <w:bCs/>
+                <w:color w:val="000000"/>
+                <w:sz w:val="18"/>
+                <w:szCs w:val="18"/>
+              </w:rPr>
+              <w:t xml:space="preserve">テスト実施日</w:t>
+            </w:r>
+            <w:r>
+              <w:rPr>
+                <w:rFonts w:ascii="BIZ UDPGothic" w:cs="BIZ UDPGothic" w:eastAsia="BIZ UDPGothic" w:hAnsi="BIZ UDPGothic"/>
+                <w:i/>
+                <w:iCs/>
+                <w:color w:val="888888"/>
+                <w:sz w:val="16"/>
+                <w:szCs w:val="16"/>
+              </w:rPr>
+              <w:t xml:space="preserve"> / </w:t>
+            </w:r>
+            <w:r>
+              <w:rPr>
+                <w:rFonts w:ascii="BIZ UDPGothic" w:cs="BIZ UDPGothic" w:eastAsia="BIZ UDPGothic" w:hAnsi="BIZ UDPGothic"/>
+                <w:i/>
+                <w:iCs/>
+                <w:color w:val="888888"/>
+                <w:sz w:val="16"/>
+                <w:szCs w:val="16"/>
+              </w:rPr>
+              <w:t xml:space="preserve">Ngày kiểm thử</w:t>
+            </w:r>
+          </w:p>
+        </w:tc>
+        <w:tc>
+          <w:tcPr>
+            <w:tcW w:type="dxa" w:w="7106"/>
+            <w:tcBorders>
+              <w:top w:val="single" w:color="CCCCCC" w:sz="4"/>
+              <w:left w:val="single" w:color="CCCCCC" w:sz="4"/>
+              <w:bottom w:val="single" w:color="CCCCCC" w:sz="4"/>
+              <w:right w:val="single" w:color="CCCCCC" w:sz="4"/>
+            </w:tcBorders>
+            <w:shd w:fill="FFFFFF" w:val="clear"/>
+            <w:tcMar>
+              <w:top w:type="dxa" w:w="80"/>
+              <w:left w:type="dxa" w:w="120"/>
+              <w:bottom w:type="dxa" w:w="80"/>
+              <w:right w:type="dxa" w:w="120"/>
+            </w:tcMar>
+            <w:vAlign w:val="center"/>
+          </w:tcPr>
+          <w:p>
+            <w:pPr>
+              <w:jc w:val="left"/>
+            </w:pPr>
+            <w:r>
+              <w:rPr>
+                <w:rFonts w:ascii="BIZ UDPGothic" w:cs="BIZ UDPGothic" w:eastAsia="BIZ UDPGothic" w:hAnsi="BIZ UDPGothic"/>
+                <w:b w:val="false"/>
+                <w:bCs w:val="false"/>
+                <w:color w:val="404040"/>
+                <w:sz w:val="18"/>
+                <w:szCs w:val="18"/>
+              </w:rPr>
+              <w:t xml:space="preserve"/>
+            </w:r>
+          </w:p>
+        </w:tc>
+      </w:tr>
+      <w:tr>
+        <w:trPr>
+          <w:cantSplit/>
+        </w:trPr>
+        <w:tc>
+          <w:tcPr>
+            <w:tcW w:type="dxa" w:w="2400"/>
+            <w:tcBorders>
+              <w:top w:val="single" w:color="CCCCCC" w:sz="4"/>
+              <w:left w:val="single" w:color="CCCCCC" w:sz="4"/>
+              <w:bottom w:val="single" w:color="CCCCCC" w:sz="4"/>
+              <w:right w:val="single" w:color="CCCCCC" w:sz="4"/>
+            </w:tcBorders>
+            <w:shd w:fill="E8E8E8" w:val="clear"/>
+            <w:tcMar>
+              <w:top w:type="dxa" w:w="80"/>
+              <w:left w:type="dxa" w:w="120"/>
+              <w:bottom w:type="dxa" w:w="80"/>
+              <w:right w:type="dxa" w:w="120"/>
+            </w:tcMar>
+            <w:vAlign w:val="center"/>
+          </w:tcPr>
+          <w:p>
+            <w:pPr>
+              <w:jc w:val="left"/>
+            </w:pPr>
+            <w:r>
+              <w:rPr>
+                <w:rFonts w:ascii="BIZ UDPGothic" w:cs="BIZ UDPGothic" w:eastAsia="BIZ UDPGothic" w:hAnsi="BIZ UDPGothic"/>
+                <w:b/>
+                <w:bCs/>
+                <w:color w:val="000000"/>
+                <w:sz w:val="18"/>
+                <w:szCs w:val="18"/>
+              </w:rPr>
+              <w:t xml:space="preserve">実施者</w:t>
+            </w:r>
+            <w:r>
+              <w:rPr>
+                <w:rFonts w:ascii="BIZ UDPGothic" w:cs="BIZ UDPGothic" w:eastAsia="BIZ UDPGothic" w:hAnsi="BIZ UDPGothic"/>
+                <w:i/>
+                <w:iCs/>
+                <w:color w:val="888888"/>
+                <w:sz w:val="16"/>
+                <w:szCs w:val="16"/>
+              </w:rPr>
+              <w:t xml:space="preserve"> / </w:t>
+            </w:r>
+            <w:r>
+              <w:rPr>
+                <w:rFonts w:ascii="BIZ UDPGothic" w:cs="BIZ UDPGothic" w:eastAsia="BIZ UDPGothic" w:hAnsi="BIZ UDPGothic"/>
+                <w:i/>
+                <w:iCs/>
+                <w:color w:val="888888"/>
+                <w:sz w:val="16"/>
+                <w:szCs w:val="16"/>
+              </w:rPr>
+              <w:t xml:space="preserve">Người thực hiện</w:t>
+            </w:r>
+          </w:p>
+        </w:tc>
+        <w:tc>
+          <w:tcPr>
+            <w:tcW w:type="dxa" w:w="7106"/>
+            <w:tcBorders>
+              <w:top w:val="single" w:color="CCCCCC" w:sz="4"/>
+              <w:left w:val="single" w:color="CCCCCC" w:sz="4"/>
+              <w:bottom w:val="single" w:color="CCCCCC" w:sz="4"/>
+              <w:right w:val="single" w:color="CCCCCC" w:sz="4"/>
+            </w:tcBorders>
+            <w:shd w:fill="FFFFFF" w:val="clear"/>
+            <w:tcMar>
+              <w:top w:type="dxa" w:w="80"/>
+              <w:left w:type="dxa" w:w="120"/>
+              <w:bottom w:type="dxa" w:w="80"/>
+              <w:right w:type="dxa" w:w="120"/>
+            </w:tcMar>
+            <w:vAlign w:val="center"/>
+          </w:tcPr>
+          <w:p>
+            <w:pPr>
+              <w:jc w:val="left"/>
+            </w:pPr>
+            <w:r>
+              <w:rPr>
+                <w:rFonts w:ascii="BIZ UDPGothic" w:cs="BIZ UDPGothic" w:eastAsia="BIZ UDPGothic" w:hAnsi="BIZ UDPGothic"/>
+                <w:b w:val="false"/>
+                <w:bCs w:val="false"/>
+                <w:color w:val="404040"/>
+                <w:sz w:val="18"/>
+                <w:szCs w:val="18"/>
+              </w:rPr>
+              <w:t xml:space="preserve"/>
+            </w:r>
+          </w:p>
+        </w:tc>
+      </w:tr>
+      <w:tr>
+        <w:trPr>
+          <w:cantSplit/>
+        </w:trPr>
+        <w:tc>
+          <w:tcPr>
+            <w:tcW w:type="dxa" w:w="2400"/>
+            <w:tcBorders>
+              <w:top w:val="single" w:color="CCCCCC" w:sz="4"/>
+              <w:left w:val="single" w:color="CCCCCC" w:sz="4"/>
+              <w:bottom w:val="single" w:color="CCCCCC" w:sz="4"/>
+              <w:right w:val="single" w:color="CCCCCC" w:sz="4"/>
+            </w:tcBorders>
+            <w:shd w:fill="E8E8E8" w:val="clear"/>
+            <w:tcMar>
+              <w:top w:type="dxa" w:w="80"/>
+              <w:left w:type="dxa" w:w="120"/>
+              <w:bottom w:type="dxa" w:w="80"/>
+              <w:right w:type="dxa" w:w="120"/>
+            </w:tcMar>
+            <w:vAlign w:val="center"/>
+          </w:tcPr>
+          <w:p>
+            <w:pPr>
+              <w:jc w:val="left"/>
+            </w:pPr>
+            <w:r>
+              <w:rPr>
+                <w:rFonts w:ascii="BIZ UDPGothic" w:cs="BIZ UDPGothic" w:eastAsia="BIZ UDPGothic" w:hAnsi="BIZ UDPGothic"/>
+                <w:b/>
+                <w:bCs/>
+                <w:color w:val="000000"/>
+                <w:sz w:val="18"/>
+                <w:szCs w:val="18"/>
+              </w:rPr>
+              <w:t xml:space="preserve">承認日</w:t>
+            </w:r>
+            <w:r>
+              <w:rPr>
+                <w:rFonts w:ascii="BIZ UDPGothic" w:cs="BIZ UDPGothic" w:eastAsia="BIZ UDPGothic" w:hAnsi="BIZ UDPGothic"/>
+                <w:i/>
+                <w:iCs/>
+                <w:color w:val="888888"/>
+                <w:sz w:val="16"/>
+                <w:szCs w:val="16"/>
+              </w:rPr>
+              <w:t xml:space="preserve"> / </w:t>
+            </w:r>
+            <w:r>
+              <w:rPr>
+                <w:rFonts w:ascii="BIZ UDPGothic" w:cs="BIZ UDPGothic" w:eastAsia="BIZ UDPGothic" w:hAnsi="BIZ UDPGothic"/>
+                <w:i/>
+                <w:iCs/>
+                <w:color w:val="888888"/>
+                <w:sz w:val="16"/>
+                <w:szCs w:val="16"/>
+              </w:rPr>
+              <w:t xml:space="preserve">Ngày duyệt</w:t>
+            </w:r>
+          </w:p>
+        </w:tc>
+        <w:tc>
+          <w:tcPr>
+            <w:tcW w:type="dxa" w:w="7106"/>
+            <w:tcBorders>
+              <w:top w:val="single" w:color="CCCCCC" w:sz="4"/>
+              <w:left w:val="single" w:color="CCCCCC" w:sz="4"/>
+              <w:bottom w:val="single" w:color="CCCCCC" w:sz="4"/>
+              <w:right w:val="single" w:color="CCCCCC" w:sz="4"/>
+            </w:tcBorders>
+            <w:shd w:fill="FFFFFF" w:val="clear"/>
+            <w:tcMar>
+              <w:top w:type="dxa" w:w="80"/>
+              <w:left w:type="dxa" w:w="120"/>
+              <w:bottom w:type="dxa" w:w="80"/>
+              <w:right w:type="dxa" w:w="120"/>
+            </w:tcMar>
+            <w:vAlign w:val="center"/>
+          </w:tcPr>
+          <w:p>
+            <w:pPr>
+              <w:jc w:val="left"/>
+            </w:pPr>
+            <w:r>
+              <w:rPr>
+                <w:rFonts w:ascii="BIZ UDPGothic" w:cs="BIZ UDPGothic" w:eastAsia="BIZ UDPGothic" w:hAnsi="BIZ UDPGothic"/>
+                <w:b w:val="false"/>
+                <w:bCs w:val="false"/>
+                <w:color w:val="404040"/>
+                <w:sz w:val="18"/>
+                <w:szCs w:val="18"/>
+              </w:rPr>
+              <w:t xml:space="preserve"/>
+            </w:r>
+          </w:p>
+        </w:tc>
+      </w:tr>
+      <w:tr>
+        <w:trPr>
+          <w:cantSplit/>
+        </w:trPr>
+        <w:tc>
+          <w:tcPr>
+            <w:tcW w:type="dxa" w:w="2400"/>
+            <w:tcBorders>
+              <w:top w:val="single" w:color="CCCCCC" w:sz="4"/>
+              <w:left w:val="single" w:color="CCCCCC" w:sz="4"/>
+              <w:bottom w:val="single" w:color="CCCCCC" w:sz="4"/>
+              <w:right w:val="single" w:color="CCCCCC" w:sz="4"/>
+            </w:tcBorders>
+            <w:shd w:fill="E8E8E8" w:val="clear"/>
+            <w:tcMar>
+              <w:top w:type="dxa" w:w="80"/>
+              <w:left w:type="dxa" w:w="120"/>
+              <w:bottom w:type="dxa" w:w="80"/>
+              <w:right w:type="dxa" w:w="120"/>
+            </w:tcMar>
+            <w:vAlign w:val="center"/>
+          </w:tcPr>
+          <w:p>
+            <w:pPr>
+              <w:jc w:val="left"/>
+            </w:pPr>
+            <w:r>
+              <w:rPr>
+                <w:rFonts w:ascii="BIZ UDPGothic" w:cs="BIZ UDPGothic" w:eastAsia="BIZ UDPGothic" w:hAnsi="BIZ UDPGothic"/>
+                <w:b/>
+                <w:bCs/>
+                <w:color w:val="000000"/>
+                <w:sz w:val="18"/>
+                <w:szCs w:val="18"/>
+              </w:rPr>
+              <w:t xml:space="preserve">承認者</w:t>
+            </w:r>
+            <w:r>
+              <w:rPr>
+                <w:rFonts w:ascii="BIZ UDPGothic" w:cs="BIZ UDPGothic" w:eastAsia="BIZ UDPGothic" w:hAnsi="BIZ UDPGothic"/>
+                <w:i/>
+                <w:iCs/>
+                <w:color w:val="888888"/>
+                <w:sz w:val="16"/>
+                <w:szCs w:val="16"/>
+              </w:rPr>
+              <w:t xml:space="preserve"> / </w:t>
+            </w:r>
+            <w:r>
+              <w:rPr>
+                <w:rFonts w:ascii="BIZ UDPGothic" w:cs="BIZ UDPGothic" w:eastAsia="BIZ UDPGothic" w:hAnsi="BIZ UDPGothic"/>
+                <w:i/>
+                <w:iCs/>
+                <w:color w:val="888888"/>
+                <w:sz w:val="16"/>
+                <w:szCs w:val="16"/>
+              </w:rPr>
+              <w:t xml:space="preserve">Người duyệt</w:t>
+            </w:r>
+          </w:p>
+        </w:tc>
+        <w:tc>
+          <w:tcPr>
+            <w:tcW w:type="dxa" w:w="7106"/>
+            <w:tcBorders>
+              <w:top w:val="single" w:color="CCCCCC" w:sz="4"/>
+              <w:left w:val="single" w:color="CCCCCC" w:sz="4"/>
+              <w:bottom w:val="single" w:color="CCCCCC" w:sz="4"/>
+              <w:right w:val="single" w:color="CCCCCC" w:sz="4"/>
+            </w:tcBorders>
+            <w:shd w:fill="FFFFFF" w:val="clear"/>
+            <w:tcMar>
+              <w:top w:type="dxa" w:w="80"/>
+              <w:left w:type="dxa" w:w="120"/>
+              <w:bottom w:type="dxa" w:w="80"/>
+              <w:right w:type="dxa" w:w="120"/>
+            </w:tcMar>
+            <w:vAlign w:val="center"/>
+          </w:tcPr>
+          <w:p>
+            <w:pPr>
+              <w:jc w:val="left"/>
+            </w:pPr>
+            <w:r>
+              <w:rPr>
+                <w:rFonts w:ascii="BIZ UDPGothic" w:cs="BIZ UDPGothic" w:eastAsia="BIZ UDPGothic" w:hAnsi="BIZ UDPGothic"/>
+                <w:b w:val="false"/>
+                <w:bCs w:val="false"/>
+                <w:color w:val="404040"/>
+                <w:sz w:val="18"/>
+                <w:szCs w:val="18"/>
+              </w:rPr>
+              <w:t xml:space="preserve"/>
+            </w:r>
+          </w:p>
+        </w:tc>
+      </w:tr>
+    </w:tbl>
+    <w:p>
+      <w:pPr>
+        <w:pBdr>
+          <w:left w:val="thick" w:color="C8102E" w:sz="20" w:space="6"/>
+        </w:pBdr>
+        <w:spacing w:before="280" w:after="100"/>
+      </w:pPr>
+      <w:r>
+        <w:rPr>
+          <w:rFonts w:ascii="BIZ UDPGothic" w:cs="BIZ UDPGothic" w:eastAsia="BIZ UDPGothic" w:hAnsi="BIZ UDPGothic"/>
+          <w:b/>
+          <w:bCs/>
+          <w:color w:val="C8102E"/>
+          <w:sz w:val="24"/>
+          <w:szCs w:val="24"/>
+        </w:rPr>
+        <w:t xml:space="preserve">■ 報告方法</w:t>
+      </w:r>
+      <w:r>
+        <w:br/>
+      </w:r>
+      <w:r>
+        <w:rPr>
+          <w:rFonts w:ascii="BIZ UDPGothic" w:cs="BIZ UDPGothic" w:eastAsia="BIZ UDPGothic" w:hAnsi="BIZ UDPGothic"/>
+          <w:i/>
+          <w:iCs/>
+          <w:color w:val="AA3344"/>
+          <w:sz w:val="17"/>
+          <w:szCs w:val="17"/>
+        </w:rPr>
+        <w:t xml:space="preserve">　Phương Thức Báo Cáo</w:t>
+      </w:r>
+    </w:p>
+    <w:p>
+      <w:pPr>
+        <w:spacing w:before="100" w:after="100"/>
+      </w:pPr>
+      <w:r>
+        <w:rPr>
+          <w:rFonts w:ascii="BIZ UDPGothic" w:cs="BIZ UDPGothic" w:eastAsia="BIZ UDPGothic" w:hAnsi="BIZ UDPGothic"/>
+          <w:color w:val="404040"/>
+          <w:sz w:val="18"/>
+          <w:szCs w:val="18"/>
+        </w:rPr>
+        <w:t xml:space="preserve">全テスト完了後、結果欄（OK/NG）を記入して Thanh Nguyên へ提出すること。</w:t>
+      </w:r>
+      <w:r>
+        <w:br/>
+      </w:r>
+      <w:r>
+        <w:rPr>
+          <w:rFonts w:ascii="BIZ UDPGothic" w:cs="BIZ UDPGothic" w:eastAsia="BIZ UDPGothic" w:hAnsi="BIZ UDPGothic"/>
+          <w:i/>
+          <w:iCs/>
+          <w:color w:val="777777"/>
+          <w:sz w:val="16"/>
+          <w:szCs w:val="16"/>
+        </w:rPr>
+        <w:t xml:space="preserve">/ Sau khi hoàn thành tất cả kiểm thử, điền kết quả (OK/NG) và gửi cho Thanh Nguyên.</w:t>
+      </w:r>
+    </w:p>
+    <w:p>
+      <w:pPr>
+        <w:spacing w:before="100" w:after="100"/>
+      </w:pPr>
+      <w:r>
+        <w:rPr>
+          <w:rFonts w:ascii="BIZ UDPGothic" w:cs="BIZ UDPGothic" w:eastAsia="BIZ UDPGothic" w:hAnsi="BIZ UDPGothic"/>
+          <w:color w:val="404040"/>
+          <w:sz w:val="18"/>
+          <w:szCs w:val="18"/>
+        </w:rPr>
+        <w:t xml:space="preserve">提出先: thanh.nguyen@luvina.net</w:t>
+      </w:r>
+      <w:r>
+        <w:br/>
+      </w:r>
+      <w:r>
+        <w:rPr>
+          <w:rFonts w:ascii="BIZ UDPGothic" w:cs="BIZ UDPGothic" w:eastAsia="BIZ UDPGothic" w:hAnsi="BIZ UDPGothic"/>
+          <w:i/>
+          <w:iCs/>
+          <w:color w:val="777777"/>
+          <w:sz w:val="16"/>
+          <w:szCs w:val="16"/>
+        </w:rPr>
+        <w:t xml:space="preserve">/ Địa chỉ nộp: thanh.nguyen@luvina.net</w:t>
+      </w:r>
+    </w:p>
+    <w:p>
+      <w:pPr>
+        <w:pBdr>
+          <w:left w:val="thick" w:color="C8102E" w:sz="20" w:space="6"/>
+        </w:pBdr>
+        <w:spacing w:before="280" w:after="100"/>
+      </w:pPr>
+      <w:r>
+        <w:rPr>
+          <w:rFonts w:ascii="BIZ UDPGothic" w:cs="BIZ UDPGothic" w:eastAsia="BIZ UDPGothic" w:hAnsi="BIZ UDPGothic"/>
+          <w:b/>
+          <w:bCs/>
+          <w:color w:val="C8102E"/>
+          <w:sz w:val="24"/>
+          <w:szCs w:val="24"/>
+        </w:rPr>
+        <w:t xml:space="preserve">■ ⑨ 改廃履歴</w:t>
       </w:r>
       <w:r>
         <w:br/>
@@ -2042,1217 +3302,6 @@
         </w:tc>
       </w:tr>
     </w:tbl>
-    <w:p>
-      <w:pPr>
-        <w:pBdr>
-          <w:left w:val="thick" w:color="C8102E" w:sz="20" w:space="6"/>
-        </w:pBdr>
-        <w:spacing w:before="280" w:after="100"/>
-      </w:pPr>
-      <w:r>
-        <w:rPr>
-          <w:rFonts w:ascii="BIZ UDPGothic" w:cs="BIZ UDPGothic" w:eastAsia="BIZ UDPGothic" w:hAnsi="BIZ UDPGothic"/>
-          <w:b/>
-          <w:bCs/>
-          <w:color w:val="C8102E"/>
-          <w:sz w:val="24"/>
-          <w:szCs w:val="24"/>
-        </w:rPr>
-        <w:t xml:space="preserve">■ 概要</w:t>
-      </w:r>
-      <w:r>
-        <w:br/>
-      </w:r>
-      <w:r>
-        <w:rPr>
-          <w:rFonts w:ascii="BIZ UDPGothic" w:cs="BIZ UDPGothic" w:eastAsia="BIZ UDPGothic" w:hAnsi="BIZ UDPGothic"/>
-          <w:i/>
-          <w:iCs/>
-          <w:color w:val="AA3344"/>
-          <w:sz w:val="17"/>
-          <w:szCs w:val="17"/>
-        </w:rPr>
-        <w:t xml:space="preserve">　Tổng Quan</w:t>
-      </w:r>
-    </w:p>
-    <w:p>
-      <w:pPr>
-        <w:spacing w:before="100" w:after="100"/>
-      </w:pPr>
-      <w:r>
-        <w:rPr>
-          <w:rFonts w:ascii="BIZ UDPGothic" w:cs="BIZ UDPGothic" w:eastAsia="BIZ UDPGothic" w:hAnsi="BIZ UDPGothic"/>
-          <w:b/>
-          <w:bCs/>
-          <w:color w:val="C8102E"/>
-          <w:sz w:val="20"/>
-          <w:szCs w:val="20"/>
-        </w:rPr>
-        <w:t xml:space="preserve">No.   改修タイトル */    概要 */ Tổng quan*                                                                           工数   リスク</w:t>
-      </w:r>
-    </w:p>
-    <w:p>
-      <w:pPr>
-        <w:spacing w:before="100" w:after="100"/>
-      </w:pPr>
-      <w:r>
-        <w:rPr>
-          <w:rFonts w:ascii="BIZ UDPGothic" w:cs="BIZ UDPGothic" w:eastAsia="BIZ UDPGothic" w:hAnsi="BIZ UDPGothic"/>
-          <w:color w:val="404040"/>
-          <w:sz w:val="18"/>
-          <w:szCs w:val="18"/>
-        </w:rPr>
-        <w:t xml:space="preserve">Tiêu đề*                                                                                                                */ Khối    */ Rủi ro*</w:t>
-      </w:r>
-    </w:p>
-    <w:p>
-      <w:pPr>
-        <w:spacing w:before="100" w:after="100"/>
-      </w:pPr>
-      <w:r>
-        <w:rPr>
-          <w:rFonts w:ascii="BIZ UDPGothic" w:cs="BIZ UDPGothic" w:eastAsia="BIZ UDPGothic" w:hAnsi="BIZ UDPGothic"/>
-          <w:color w:val="404040"/>
-          <w:sz w:val="18"/>
-          <w:szCs w:val="18"/>
-        </w:rPr>
-        <w:t xml:space="preserve">lượng*</w:t>
-      </w:r>
-    </w:p>
-    <w:p>
-      <w:pPr>
-        <w:spacing w:before="100" w:after="100"/>
-      </w:pPr>
-      <w:r>
-        <w:rPr>
-          <w:rFonts w:ascii="BIZ UDPGothic" w:cs="BIZ UDPGothic" w:eastAsia="BIZ UDPGothic" w:hAnsi="BIZ UDPGothic"/>
-          <w:color w:val="404040"/>
-          <w:sz w:val="18"/>
-          <w:szCs w:val="18"/>
-        </w:rPr>
-        <w:t xml:space="preserve">1         ALB internal化         STG ALB×2をinternet-facingからinternalに変更し、外部からのAPIアクセスを遮断する                  0.5h       低</w:t>
-      </w:r>
-    </w:p>
-    <w:p>
-      <w:pPr>
-        <w:spacing w:before="100" w:after="100"/>
-      </w:pPr>
-      <w:r>
-        <w:rPr>
-          <w:rFonts w:ascii="BIZ UDPGothic" w:cs="BIZ UDPGothic" w:eastAsia="BIZ UDPGothic" w:hAnsi="BIZ UDPGothic"/>
-          <w:color w:val="404040"/>
-          <w:sz w:val="18"/>
-          <w:szCs w:val="18"/>
-        </w:rPr>
-        <w:t xml:space="preserve">2         web-be                 web-beセキュリティグループの全通信許可ルール（-1/0.0.0.0/0）を削除し、必要なポートのみ許可する   0.5h       低</w:t>
-      </w:r>
-    </w:p>
-    <w:p>
-      <w:pPr>
-        <w:spacing w:before="100" w:after="100"/>
-      </w:pPr>
-      <w:r>
-        <w:rPr>
-          <w:rFonts w:ascii="BIZ UDPGothic" w:cs="BIZ UDPGothic" w:eastAsia="BIZ UDPGothic" w:hAnsi="BIZ UDPGothic"/>
-          <w:color w:val="404040"/>
-          <w:sz w:val="18"/>
-          <w:szCs w:val="18"/>
-        </w:rPr>
-        <w:t xml:space="preserve">SGの全開放ルール削除</w:t>
-      </w:r>
-    </w:p>
-    <w:p>
-      <w:pPr>
-        <w:pBdr>
-          <w:left w:val="thick" w:color="C8102E" w:sz="20" w:space="6"/>
-        </w:pBdr>
-        <w:spacing w:before="280" w:after="100"/>
-      </w:pPr>
-      <w:r>
-        <w:rPr>
-          <w:rFonts w:ascii="BIZ UDPGothic" w:cs="BIZ UDPGothic" w:eastAsia="BIZ UDPGothic" w:hAnsi="BIZ UDPGothic"/>
-          <w:b/>
-          <w:bCs/>
-          <w:color w:val="C8102E"/>
-          <w:sz w:val="24"/>
-          <w:szCs w:val="24"/>
-        </w:rPr>
-        <w:t xml:space="preserve">■ No.1 ALB internal化</w:t>
-      </w:r>
-      <w:r>
-        <w:br/>
-      </w:r>
-      <w:r>
-        <w:rPr>
-          <w:rFonts w:ascii="BIZ UDPGothic" w:cs="BIZ UDPGothic" w:eastAsia="BIZ UDPGothic" w:hAnsi="BIZ UDPGothic"/>
-          <w:i/>
-          <w:iCs/>
-          <w:color w:val="AA3344"/>
-          <w:sz w:val="17"/>
-          <w:szCs w:val="17"/>
-        </w:rPr>
-        <w:t xml:space="preserve">　Chuyển ALB sang internal</w:t>
-      </w:r>
-    </w:p>
-    <w:p>
-      <w:pPr>
-        <w:pBdr>
-          <w:left w:val="thick" w:color="C8102E" w:sz="20" w:space="6"/>
-        </w:pBdr>
-        <w:spacing w:before="280" w:after="100"/>
-      </w:pPr>
-      <w:r>
-        <w:rPr>
-          <w:rFonts w:ascii="BIZ UDPGothic" w:cs="BIZ UDPGothic" w:eastAsia="BIZ UDPGothic" w:hAnsi="BIZ UDPGothic"/>
-          <w:b/>
-          <w:bCs/>
-          <w:color w:val="C8102E"/>
-          <w:sz w:val="24"/>
-          <w:szCs w:val="24"/>
-        </w:rPr>
-        <w:t xml:space="preserve">■ 背景・経緯</w:t>
-      </w:r>
-      <w:r>
-        <w:br/>
-      </w:r>
-      <w:r>
-        <w:rPr>
-          <w:rFonts w:ascii="BIZ UDPGothic" w:cs="BIZ UDPGothic" w:eastAsia="BIZ UDPGothic" w:hAnsi="BIZ UDPGothic"/>
-          <w:i/>
-          <w:iCs/>
-          <w:color w:val="AA3344"/>
-          <w:sz w:val="17"/>
-          <w:szCs w:val="17"/>
-        </w:rPr>
-        <w:t xml:space="preserve">　背景・経緯</w:t>
-      </w:r>
-    </w:p>
-    <w:p>
-      <w:pPr>
-        <w:spacing w:before="100" w:after="100"/>
-      </w:pPr>
-      <w:r>
-        <w:rPr>
-          <w:rFonts w:ascii="BIZ UDPGothic" w:cs="BIZ UDPGothic" w:eastAsia="BIZ UDPGothic" w:hAnsi="BIZ UDPGothic"/>
-          <w:color w:val="404040"/>
-          <w:sz w:val="18"/>
-          <w:szCs w:val="18"/>
-        </w:rPr>
-        <w:t xml:space="preserve">2026年3月10日の調査にて、STG</w:t>
-      </w:r>
-    </w:p>
-    <w:p>
-      <w:pPr>
-        <w:spacing w:before="100" w:after="100"/>
-      </w:pPr>
-      <w:r>
-        <w:rPr>
-          <w:rFonts w:ascii="BIZ UDPGothic" w:cs="BIZ UDPGothic" w:eastAsia="BIZ UDPGothic" w:hAnsi="BIZ UDPGothic"/>
-          <w:color w:val="404040"/>
-          <w:sz w:val="18"/>
-          <w:szCs w:val="18"/>
-        </w:rPr>
-        <w:t xml:space="preserve">ALB（ksm-posstg-alb-web-fe・ksm-posstg-alb-api-be）がinternet-facingで稼働しており、インターネットから直接APIが呼び出せる状態を確認した。</w:t>
-      </w:r>
-    </w:p>
-    <w:p>
-      <w:pPr>
-        <w:spacing w:before="100" w:after="100"/>
-      </w:pPr>
-      <w:r>
-        <w:rPr>
-          <w:rFonts w:ascii="BIZ UDPGothic" w:cs="BIZ UDPGothic" w:eastAsia="BIZ UDPGothic" w:hAnsi="BIZ UDPGothic"/>
-          <w:color w:val="404040"/>
-          <w:sz w:val="18"/>
-          <w:szCs w:val="18"/>
-        </w:rPr>
-        <w:t xml:space="preserve">実際にcurlコマンドで確認したところ、/api/v1/app が HTTP</w:t>
-      </w:r>
-    </w:p>
-    <w:p>
-      <w:pPr>
-        <w:spacing w:before="100" w:after="100"/>
-      </w:pPr>
-      <w:r>
-        <w:rPr>
-          <w:rFonts w:ascii="BIZ UDPGothic" w:cs="BIZ UDPGothic" w:eastAsia="BIZ UDPGothic" w:hAnsi="BIZ UDPGothic"/>
-          <w:color w:val="404040"/>
-          <w:sz w:val="18"/>
-          <w:szCs w:val="18"/>
-        </w:rPr>
-        <w:t xml:space="preserve">401（認証まで到達）、/pos/v1/pos-token が HTTP 500</w:t>
-      </w:r>
-    </w:p>
-    <w:p>
-      <w:pPr>
-        <w:spacing w:before="100" w:after="100"/>
-      </w:pPr>
-      <w:r>
-        <w:rPr>
-          <w:rFonts w:ascii="BIZ UDPGothic" w:cs="BIZ UDPGothic" w:eastAsia="BIZ UDPGothic" w:hAnsi="BIZ UDPGothic"/>
-          <w:color w:val="404040"/>
-          <w:sz w:val="18"/>
-          <w:szCs w:val="18"/>
-        </w:rPr>
-        <w:t xml:space="preserve">を返しており、APIが外部から疎通可能な状態である。</w:t>
-      </w:r>
-    </w:p>
-    <w:p>
-      <w:pPr>
-        <w:pBdr>
-          <w:left w:val="thick" w:color="C8102E" w:sz="20" w:space="6"/>
-        </w:pBdr>
-        <w:spacing w:before="280" w:after="100"/>
-      </w:pPr>
-      <w:r>
-        <w:rPr>
-          <w:rFonts w:ascii="BIZ UDPGothic" w:cs="BIZ UDPGothic" w:eastAsia="BIZ UDPGothic" w:hAnsi="BIZ UDPGothic"/>
-          <w:b/>
-          <w:bCs/>
-          <w:color w:val="C8102E"/>
-          <w:sz w:val="24"/>
-          <w:szCs w:val="24"/>
-        </w:rPr>
-        <w:t xml:space="preserve">■ 対象環境</w:t>
-      </w:r>
-      <w:r>
-        <w:br/>
-      </w:r>
-      <w:r>
-        <w:rPr>
-          <w:rFonts w:ascii="BIZ UDPGothic" w:cs="BIZ UDPGothic" w:eastAsia="BIZ UDPGothic" w:hAnsi="BIZ UDPGothic"/>
-          <w:i/>
-          <w:iCs/>
-          <w:color w:val="AA3344"/>
-          <w:sz w:val="17"/>
-          <w:szCs w:val="17"/>
-        </w:rPr>
-        <w:t xml:space="preserve">　Môi Trường Mục Tiêu</w:t>
-      </w:r>
-    </w:p>
-    <w:p>
-      <w:pPr>
-        <w:spacing w:before="100" w:after="100"/>
-      </w:pPr>
-      <w:r>
-        <w:rPr>
-          <w:rFonts w:ascii="BIZ UDPGothic" w:cs="BIZ UDPGothic" w:eastAsia="BIZ UDPGothic" w:hAnsi="BIZ UDPGothic"/>
-          <w:color w:val="404040"/>
-          <w:sz w:val="18"/>
-          <w:szCs w:val="18"/>
-        </w:rPr>
-        <w:t xml:space="preserve">STG（AWSアカウント: 750735758916 / ap-northeast-1）</w:t>
-      </w:r>
-    </w:p>
-    <w:p>
-      <w:pPr>
-        <w:pBdr>
-          <w:left w:val="thick" w:color="C8102E" w:sz="20" w:space="6"/>
-        </w:pBdr>
-        <w:spacing w:before="280" w:after="100"/>
-      </w:pPr>
-      <w:r>
-        <w:rPr>
-          <w:rFonts w:ascii="BIZ UDPGothic" w:cs="BIZ UDPGothic" w:eastAsia="BIZ UDPGothic" w:hAnsi="BIZ UDPGothic"/>
-          <w:b/>
-          <w:bCs/>
-          <w:color w:val="C8102E"/>
-          <w:sz w:val="24"/>
-          <w:szCs w:val="24"/>
-        </w:rPr>
-        <w:t xml:space="preserve">■ 対象リソース</w:t>
-      </w:r>
-      <w:r>
-        <w:br/>
-      </w:r>
-      <w:r>
-        <w:rPr>
-          <w:rFonts w:ascii="BIZ UDPGothic" w:cs="BIZ UDPGothic" w:eastAsia="BIZ UDPGothic" w:hAnsi="BIZ UDPGothic"/>
-          <w:i/>
-          <w:iCs/>
-          <w:color w:val="AA3344"/>
-          <w:sz w:val="17"/>
-          <w:szCs w:val="17"/>
-        </w:rPr>
-        <w:t xml:space="preserve">　*リソース名</w:t>
-      </w:r>
-    </w:p>
-    <w:p>
-      <w:pPr>
-        <w:spacing w:before="100" w:after="100"/>
-      </w:pPr>
-      <w:r>
-        <w:rPr>
-          <w:rFonts w:ascii="BIZ UDPGothic" w:cs="BIZ UDPGothic" w:eastAsia="BIZ UDPGothic" w:hAnsi="BIZ UDPGothic"/>
-          <w:color w:val="404040"/>
-          <w:sz w:val="18"/>
-          <w:szCs w:val="18"/>
-        </w:rPr>
-        <w:t xml:space="preserve">リソース名 */ Tên   変更内容 */ Nội dung thay đổi*</w:t>
-      </w:r>
-    </w:p>
-    <w:p>
-      <w:pPr>
-        <w:spacing w:before="100" w:after="100"/>
-      </w:pPr>
-      <w:r>
-        <w:rPr>
-          <w:rFonts w:ascii="BIZ UDPGothic" w:cs="BIZ UDPGothic" w:eastAsia="BIZ UDPGothic" w:hAnsi="BIZ UDPGothic"/>
-          <w:color w:val="404040"/>
-          <w:sz w:val="18"/>
-          <w:szCs w:val="18"/>
-        </w:rPr>
-        <w:t xml:space="preserve">tài nguyên*</w:t>
-      </w:r>
-    </w:p>
-    <w:p>
-      <w:pPr>
-        <w:spacing w:before="100" w:after="100"/>
-      </w:pPr>
-      <w:r>
-        <w:rPr>
-          <w:rFonts w:ascii="BIZ UDPGothic" w:cs="BIZ UDPGothic" w:eastAsia="BIZ UDPGothic" w:hAnsi="BIZ UDPGothic"/>
-          <w:color w:val="404040"/>
-          <w:sz w:val="18"/>
-          <w:szCs w:val="18"/>
-        </w:rPr>
-        <w:t xml:space="preserve">ksm-posstg-alb-web-fe   Scheme: internet-facing → internal に変更</w:t>
-      </w:r>
-    </w:p>
-    <w:p>
-      <w:pPr>
-        <w:spacing w:before="100" w:after="100"/>
-      </w:pPr>
-      <w:r>
-        <w:rPr>
-          <w:rFonts w:ascii="BIZ UDPGothic" w:cs="BIZ UDPGothic" w:eastAsia="BIZ UDPGothic" w:hAnsi="BIZ UDPGothic"/>
-          <w:color w:val="404040"/>
-          <w:sz w:val="18"/>
-          <w:szCs w:val="18"/>
-        </w:rPr>
-        <w:t xml:space="preserve">ksm-posstg-alb-api-be   Scheme: internet-facing → internal に変更</w:t>
-      </w:r>
-    </w:p>
-    <w:p>
-      <w:pPr>
-        <w:pBdr>
-          <w:left w:val="thick" w:color="C8102E" w:sz="20" w:space="6"/>
-        </w:pBdr>
-        <w:spacing w:before="280" w:after="100"/>
-      </w:pPr>
-      <w:r>
-        <w:rPr>
-          <w:rFonts w:ascii="BIZ UDPGothic" w:cs="BIZ UDPGothic" w:eastAsia="BIZ UDPGothic" w:hAnsi="BIZ UDPGothic"/>
-          <w:b/>
-          <w:bCs/>
-          <w:color w:val="C8102E"/>
-          <w:sz w:val="24"/>
-          <w:szCs w:val="24"/>
-        </w:rPr>
-        <w:t xml:space="preserve">■ 改修内容</w:t>
-      </w:r>
-      <w:r>
-        <w:br/>
-      </w:r>
-      <w:r>
-        <w:rPr>
-          <w:rFonts w:ascii="BIZ UDPGothic" w:cs="BIZ UDPGothic" w:eastAsia="BIZ UDPGothic" w:hAnsi="BIZ UDPGothic"/>
-          <w:i/>
-          <w:iCs/>
-          <w:color w:val="AA3344"/>
-          <w:sz w:val="17"/>
-          <w:szCs w:val="17"/>
-        </w:rPr>
-        <w:t xml:space="preserve">　Nội Dung Sửa Đổi</w:t>
-      </w:r>
-    </w:p>
-    <w:p>
-      <w:pPr>
-        <w:spacing w:before="100" w:after="100"/>
-      </w:pPr>
-      <w:r>
-        <w:rPr>
-          <w:rFonts w:ascii="BIZ UDPGothic" w:cs="BIZ UDPGothic" w:eastAsia="BIZ UDPGothic" w:hAnsi="BIZ UDPGothic"/>
-          <w:color w:val="404040"/>
-          <w:sz w:val="18"/>
-          <w:szCs w:val="18"/>
-        </w:rPr>
-        <w:t xml:space="preserve">【手順】AWSコンソール \&gt; EC2 \&gt; ロードバランサー にて以下を実施する。</w:t>
-      </w:r>
-    </w:p>
-    <w:p>
-      <w:pPr>
-        <w:spacing w:before="100" w:after="100"/>
-      </w:pPr>
-      <w:r>
-        <w:rPr>
-          <w:rFonts w:ascii="BIZ UDPGothic" w:cs="BIZ UDPGothic" w:eastAsia="BIZ UDPGothic" w:hAnsi="BIZ UDPGothic"/>
-          <w:color w:val="404040"/>
-          <w:sz w:val="18"/>
-          <w:szCs w:val="18"/>
-        </w:rPr>
-        <w:t xml:space="preserve">&gt; ① ksm-posstg-alb-api-be を選択 \&gt; アクション \&gt; ロードバランサーの編集</w:t>
-      </w:r>
-    </w:p>
-    <w:p>
-      <w:pPr>
-        <w:spacing w:before="100" w:after="100"/>
-      </w:pPr>
-      <w:r>
-        <w:rPr>
-          <w:rFonts w:ascii="BIZ UDPGothic" w:cs="BIZ UDPGothic" w:eastAsia="BIZ UDPGothic" w:hAnsi="BIZ UDPGothic"/>
-          <w:color w:val="404040"/>
-          <w:sz w:val="18"/>
-          <w:szCs w:val="18"/>
-        </w:rPr>
-        <w:t xml:space="preserve">&gt;</w:t>
-      </w:r>
-    </w:p>
-    <w:p>
-      <w:pPr>
-        <w:spacing w:before="100" w:after="100"/>
-      </w:pPr>
-      <w:r>
-        <w:rPr>
-          <w:rFonts w:ascii="BIZ UDPGothic" w:cs="BIZ UDPGothic" w:eastAsia="BIZ UDPGothic" w:hAnsi="BIZ UDPGothic"/>
-          <w:color w:val="404040"/>
-          <w:sz w:val="18"/>
-          <w:szCs w:val="18"/>
-        </w:rPr>
-        <w:t xml:space="preserve">&gt; ② スキームを「内部」(internal) に変更して保存</w:t>
-      </w:r>
-    </w:p>
-    <w:p>
-      <w:pPr>
-        <w:spacing w:before="100" w:after="100"/>
-      </w:pPr>
-      <w:r>
-        <w:rPr>
-          <w:rFonts w:ascii="BIZ UDPGothic" w:cs="BIZ UDPGothic" w:eastAsia="BIZ UDPGothic" w:hAnsi="BIZ UDPGothic"/>
-          <w:color w:val="404040"/>
-          <w:sz w:val="18"/>
-          <w:szCs w:val="18"/>
-        </w:rPr>
-        <w:t xml:space="preserve">&gt;</w:t>
-      </w:r>
-    </w:p>
-    <w:p>
-      <w:pPr>
-        <w:spacing w:before="100" w:after="100"/>
-      </w:pPr>
-      <w:r>
-        <w:rPr>
-          <w:rFonts w:ascii="BIZ UDPGothic" w:cs="BIZ UDPGothic" w:eastAsia="BIZ UDPGothic" w:hAnsi="BIZ UDPGothic"/>
-          <w:color w:val="404040"/>
-          <w:sz w:val="18"/>
-          <w:szCs w:val="18"/>
-        </w:rPr>
-        <w:t xml:space="preserve">&gt; ③ ksm-posstg-alb-web-fe についても同様に実施</w:t>
-      </w:r>
-      <w:r>
-        <w:br/>
-      </w:r>
-      <w:r>
-        <w:rPr>
-          <w:rFonts w:ascii="BIZ UDPGothic" w:cs="BIZ UDPGothic" w:eastAsia="BIZ UDPGothic" w:hAnsi="BIZ UDPGothic"/>
-          <w:i/>
-          <w:iCs/>
-          <w:color w:val="777777"/>
-          <w:sz w:val="16"/>
-          <w:szCs w:val="16"/>
-        </w:rPr>
-        <w:t xml:space="preserve">/ ※</w:t>
-      </w:r>
-    </w:p>
-    <w:p>
-      <w:pPr>
-        <w:spacing w:before="100" w:after="100"/>
-      </w:pPr>
-      <w:r>
-        <w:rPr>
-          <w:rFonts w:ascii="BIZ UDPGothic" w:cs="BIZ UDPGothic" w:eastAsia="BIZ UDPGothic" w:hAnsi="BIZ UDPGothic"/>
-          <w:color w:val="404040"/>
-          <w:sz w:val="18"/>
-          <w:szCs w:val="18"/>
-        </w:rPr>
-        <w:t xml:space="preserve">internalに変更後は、VPN接続（Bastion経由）からのみアクセス可能になる。*</w:t>
-      </w:r>
-    </w:p>
-    <w:p>
-      <w:pPr>
-        <w:pBdr>
-          <w:left w:val="thick" w:color="C8102E" w:sz="20" w:space="6"/>
-        </w:pBdr>
-        <w:spacing w:before="280" w:after="100"/>
-      </w:pPr>
-      <w:r>
-        <w:rPr>
-          <w:rFonts w:ascii="BIZ UDPGothic" w:cs="BIZ UDPGothic" w:eastAsia="BIZ UDPGothic" w:hAnsi="BIZ UDPGothic"/>
-          <w:b/>
-          <w:bCs/>
-          <w:color w:val="C8102E"/>
-          <w:sz w:val="24"/>
-          <w:szCs w:val="24"/>
-        </w:rPr>
-        <w:t xml:space="preserve">■ テスト手順・報告</w:t>
-      </w:r>
-      <w:r>
-        <w:br/>
-      </w:r>
-      <w:r>
-        <w:rPr>
-          <w:rFonts w:ascii="BIZ UDPGothic" w:cs="BIZ UDPGothic" w:eastAsia="BIZ UDPGothic" w:hAnsi="BIZ UDPGothic"/>
-          <w:i/>
-          <w:iCs/>
-          <w:color w:val="AA3344"/>
-          <w:sz w:val="17"/>
-          <w:szCs w:val="17"/>
-        </w:rPr>
-        <w:t xml:space="preserve">　Quy Trình Kiểm Thử</w:t>
-      </w:r>
-    </w:p>
-    <w:p>
-      <w:pPr>
-        <w:spacing w:before="100" w:after="100"/>
-      </w:pPr>
-      <w:r>
-        <w:rPr>
-          <w:rFonts w:ascii="BIZ UDPGothic" w:cs="BIZ UDPGothic" w:eastAsia="BIZ UDPGothic" w:hAnsi="BIZ UDPGothic"/>
-          <w:color w:val="404040"/>
-          <w:sz w:val="18"/>
-          <w:szCs w:val="18"/>
-        </w:rPr>
-        <w:t xml:space="preserve">+---+------------------------------+--------------------+----+--------+</w:t>
-      </w:r>
-    </w:p>
-    <w:p>
-      <w:pPr>
-        <w:spacing w:before="100" w:after="100"/>
-      </w:pPr>
-      <w:r>
-        <w:rPr>
-          <w:rFonts w:ascii="BIZ UDPGothic" w:cs="BIZ UDPGothic" w:eastAsia="BIZ UDPGothic" w:hAnsi="BIZ UDPGothic"/>
-          <w:color w:val="404040"/>
-          <w:sz w:val="18"/>
-          <w:szCs w:val="18"/>
-        </w:rPr>
-        <w:t xml:space="preserve">+===+==============================+====================+====+========+</w:t>
-      </w:r>
-    </w:p>
-    <w:p>
-      <w:pPr>
-        <w:spacing w:before="100" w:after="100"/>
-      </w:pPr>
-      <w:r>
-        <w:rPr>
-          <w:rFonts w:ascii="BIZ UDPGothic" w:cs="BIZ UDPGothic" w:eastAsia="BIZ UDPGothic" w:hAnsi="BIZ UDPGothic"/>
-          <w:color w:val="404040"/>
-          <w:sz w:val="18"/>
-          <w:szCs w:val="18"/>
-        </w:rPr>
-        <w:t xml:space="preserve">+---+------------------------------+--------------------+----+--------+</w:t>
-      </w:r>
-    </w:p>
-    <w:p>
-      <w:pPr>
-        <w:spacing w:before="100" w:after="100"/>
-      </w:pPr>
-      <w:r>
-        <w:rPr>
-          <w:rFonts w:ascii="BIZ UDPGothic" w:cs="BIZ UDPGothic" w:eastAsia="BIZ UDPGothic" w:hAnsi="BIZ UDPGothic"/>
-          <w:color w:val="404040"/>
-          <w:sz w:val="18"/>
-          <w:szCs w:val="18"/>
-        </w:rPr>
-        <w:t xml:space="preserve">+---+------------------------------+--------------------+----+--------+</w:t>
-      </w:r>
-    </w:p>
-    <w:p>
-      <w:pPr>
-        <w:pBdr>
-          <w:left w:val="thick" w:color="C8102E" w:sz="20" w:space="6"/>
-        </w:pBdr>
-        <w:spacing w:before="280" w:after="100"/>
-      </w:pPr>
-      <w:r>
-        <w:rPr>
-          <w:rFonts w:ascii="BIZ UDPGothic" w:cs="BIZ UDPGothic" w:eastAsia="BIZ UDPGothic" w:hAnsi="BIZ UDPGothic"/>
-          <w:b/>
-          <w:bCs/>
-          <w:color w:val="C8102E"/>
-          <w:sz w:val="24"/>
-          <w:szCs w:val="24"/>
-        </w:rPr>
-        <w:t xml:space="preserve">■ No.2 web-be セキュリティグループ 全開放ルール削除</w:t>
-      </w:r>
-      <w:r>
-        <w:br/>
-      </w:r>
-      <w:r>
-        <w:rPr>
-          <w:rFonts w:ascii="BIZ UDPGothic" w:cs="BIZ UDPGothic" w:eastAsia="BIZ UDPGothic" w:hAnsi="BIZ UDPGothic"/>
-          <w:i/>
-          <w:iCs/>
-          <w:color w:val="AA3344"/>
-          <w:sz w:val="17"/>
-          <w:szCs w:val="17"/>
-        </w:rPr>
-        <w:t xml:space="preserve">　Xóa rule mở toàn bộ SG web-be</w:t>
-      </w:r>
-    </w:p>
-    <w:p>
-      <w:pPr>
-        <w:pBdr>
-          <w:left w:val="thick" w:color="C8102E" w:sz="20" w:space="6"/>
-        </w:pBdr>
-        <w:spacing w:before="280" w:after="100"/>
-      </w:pPr>
-      <w:r>
-        <w:rPr>
-          <w:rFonts w:ascii="BIZ UDPGothic" w:cs="BIZ UDPGothic" w:eastAsia="BIZ UDPGothic" w:hAnsi="BIZ UDPGothic"/>
-          <w:b/>
-          <w:bCs/>
-          <w:color w:val="C8102E"/>
-          <w:sz w:val="24"/>
-          <w:szCs w:val="24"/>
-        </w:rPr>
-        <w:t xml:space="preserve">■ 背景・経緯</w:t>
-      </w:r>
-      <w:r>
-        <w:br/>
-      </w:r>
-      <w:r>
-        <w:rPr>
-          <w:rFonts w:ascii="BIZ UDPGothic" w:cs="BIZ UDPGothic" w:eastAsia="BIZ UDPGothic" w:hAnsi="BIZ UDPGothic"/>
-          <w:i/>
-          <w:iCs/>
-          <w:color w:val="AA3344"/>
-          <w:sz w:val="17"/>
-          <w:szCs w:val="17"/>
-        </w:rPr>
-        <w:t xml:space="preserve">　背景・経緯</w:t>
-      </w:r>
-    </w:p>
-    <w:p>
-      <w:pPr>
-        <w:spacing w:before="100" w:after="100"/>
-      </w:pPr>
-      <w:r>
-        <w:rPr>
-          <w:rFonts w:ascii="BIZ UDPGothic" w:cs="BIZ UDPGothic" w:eastAsia="BIZ UDPGothic" w:hAnsi="BIZ UDPGothic"/>
-          <w:color w:val="404040"/>
-          <w:sz w:val="18"/>
-          <w:szCs w:val="18"/>
-        </w:rPr>
-        <w:t xml:space="preserve">STGのweb-beセキュリティグループに「全プロトコル・全ポート・全IPを許可」するルール（-1/0.0.0.0/0）が設定されており、web-beへの通信が全て無制限に許可されている状態である。</w:t>
-      </w:r>
-    </w:p>
-    <w:p>
-      <w:pPr>
-        <w:pBdr>
-          <w:left w:val="thick" w:color="C8102E" w:sz="20" w:space="6"/>
-        </w:pBdr>
-        <w:spacing w:before="280" w:after="100"/>
-      </w:pPr>
-      <w:r>
-        <w:rPr>
-          <w:rFonts w:ascii="BIZ UDPGothic" w:cs="BIZ UDPGothic" w:eastAsia="BIZ UDPGothic" w:hAnsi="BIZ UDPGothic"/>
-          <w:b/>
-          <w:bCs/>
-          <w:color w:val="C8102E"/>
-          <w:sz w:val="24"/>
-          <w:szCs w:val="24"/>
-        </w:rPr>
-        <w:t xml:space="preserve">■ 対象環境</w:t>
-      </w:r>
-      <w:r>
-        <w:br/>
-      </w:r>
-      <w:r>
-        <w:rPr>
-          <w:rFonts w:ascii="BIZ UDPGothic" w:cs="BIZ UDPGothic" w:eastAsia="BIZ UDPGothic" w:hAnsi="BIZ UDPGothic"/>
-          <w:i/>
-          <w:iCs/>
-          <w:color w:val="AA3344"/>
-          <w:sz w:val="17"/>
-          <w:szCs w:val="17"/>
-        </w:rPr>
-        <w:t xml:space="preserve">　Môi Trường Mục Tiêu</w:t>
-      </w:r>
-    </w:p>
-    <w:p>
-      <w:pPr>
-        <w:spacing w:before="100" w:after="100"/>
-      </w:pPr>
-      <w:r>
-        <w:rPr>
-          <w:rFonts w:ascii="BIZ UDPGothic" w:cs="BIZ UDPGothic" w:eastAsia="BIZ UDPGothic" w:hAnsi="BIZ UDPGothic"/>
-          <w:color w:val="404040"/>
-          <w:sz w:val="18"/>
-          <w:szCs w:val="18"/>
-        </w:rPr>
-        <w:t xml:space="preserve">STG（AWSアカウント: 750735758916 / ap-northeast-1）</w:t>
-      </w:r>
-    </w:p>
-    <w:p>
-      <w:pPr>
-        <w:pBdr>
-          <w:left w:val="thick" w:color="C8102E" w:sz="20" w:space="6"/>
-        </w:pBdr>
-        <w:spacing w:before="280" w:after="100"/>
-      </w:pPr>
-      <w:r>
-        <w:rPr>
-          <w:rFonts w:ascii="BIZ UDPGothic" w:cs="BIZ UDPGothic" w:eastAsia="BIZ UDPGothic" w:hAnsi="BIZ UDPGothic"/>
-          <w:b/>
-          <w:bCs/>
-          <w:color w:val="C8102E"/>
-          <w:sz w:val="24"/>
-          <w:szCs w:val="24"/>
-        </w:rPr>
-        <w:t xml:space="preserve">■ 対象リソース</w:t>
-      </w:r>
-      <w:r>
-        <w:br/>
-      </w:r>
-      <w:r>
-        <w:rPr>
-          <w:rFonts w:ascii="BIZ UDPGothic" w:cs="BIZ UDPGothic" w:eastAsia="BIZ UDPGothic" w:hAnsi="BIZ UDPGothic"/>
-          <w:i/>
-          <w:iCs/>
-          <w:color w:val="AA3344"/>
-          <w:sz w:val="17"/>
-          <w:szCs w:val="17"/>
-        </w:rPr>
-        <w:t xml:space="preserve">　*リソース名</w:t>
-      </w:r>
-    </w:p>
-    <w:p>
-      <w:pPr>
-        <w:spacing w:before="100" w:after="100"/>
-      </w:pPr>
-      <w:r>
-        <w:rPr>
-          <w:rFonts w:ascii="BIZ UDPGothic" w:cs="BIZ UDPGothic" w:eastAsia="BIZ UDPGothic" w:hAnsi="BIZ UDPGothic"/>
-          <w:color w:val="404040"/>
-          <w:sz w:val="18"/>
-          <w:szCs w:val="18"/>
-        </w:rPr>
-        <w:t xml:space="preserve">+-----------------+----------------------------------------------------+</w:t>
-      </w:r>
-    </w:p>
-    <w:p>
-      <w:pPr>
-        <w:spacing w:before="100" w:after="100"/>
-      </w:pPr>
-      <w:r>
-        <w:rPr>
-          <w:rFonts w:ascii="BIZ UDPGothic" w:cs="BIZ UDPGothic" w:eastAsia="BIZ UDPGothic" w:hAnsi="BIZ UDPGothic"/>
-          <w:color w:val="404040"/>
-          <w:sz w:val="18"/>
-          <w:szCs w:val="18"/>
-        </w:rPr>
-        <w:t xml:space="preserve">+=================+====================================================+</w:t>
-      </w:r>
-    </w:p>
-    <w:p>
-      <w:pPr>
-        <w:spacing w:before="100" w:after="100"/>
-      </w:pPr>
-      <w:r>
-        <w:rPr>
-          <w:rFonts w:ascii="BIZ UDPGothic" w:cs="BIZ UDPGothic" w:eastAsia="BIZ UDPGothic" w:hAnsi="BIZ UDPGothic"/>
-          <w:color w:val="404040"/>
-          <w:sz w:val="18"/>
-          <w:szCs w:val="18"/>
-        </w:rPr>
-        <w:t xml:space="preserve">+-----------------+----------------------------------------------------+</w:t>
-      </w:r>
-    </w:p>
-    <w:p>
-      <w:pPr>
-        <w:pBdr>
-          <w:left w:val="thick" w:color="C8102E" w:sz="20" w:space="6"/>
-        </w:pBdr>
-        <w:spacing w:before="280" w:after="100"/>
-      </w:pPr>
-      <w:r>
-        <w:rPr>
-          <w:rFonts w:ascii="BIZ UDPGothic" w:cs="BIZ UDPGothic" w:eastAsia="BIZ UDPGothic" w:hAnsi="BIZ UDPGothic"/>
-          <w:b/>
-          <w:bCs/>
-          <w:color w:val="C8102E"/>
-          <w:sz w:val="24"/>
-          <w:szCs w:val="24"/>
-        </w:rPr>
-        <w:t xml:space="preserve">■ 改修内容</w:t>
-      </w:r>
-      <w:r>
-        <w:br/>
-      </w:r>
-      <w:r>
-        <w:rPr>
-          <w:rFonts w:ascii="BIZ UDPGothic" w:cs="BIZ UDPGothic" w:eastAsia="BIZ UDPGothic" w:hAnsi="BIZ UDPGothic"/>
-          <w:i/>
-          <w:iCs/>
-          <w:color w:val="AA3344"/>
-          <w:sz w:val="17"/>
-          <w:szCs w:val="17"/>
-        </w:rPr>
-        <w:t xml:space="preserve">　Nội Dung Sửa Đổi</w:t>
-      </w:r>
-    </w:p>
-    <w:p>
-      <w:pPr>
-        <w:spacing w:before="100" w:after="100"/>
-      </w:pPr>
-      <w:r>
-        <w:rPr>
-          <w:rFonts w:ascii="BIZ UDPGothic" w:cs="BIZ UDPGothic" w:eastAsia="BIZ UDPGothic" w:hAnsi="BIZ UDPGothic"/>
-          <w:color w:val="404040"/>
-          <w:sz w:val="18"/>
-          <w:szCs w:val="18"/>
-        </w:rPr>
-        <w:t xml:space="preserve">【手順】AWSコンソール \&gt; EC2 \&gt; セキュリティグループ</w:t>
-      </w:r>
-    </w:p>
-    <w:p>
-      <w:pPr>
-        <w:spacing w:before="100" w:after="100"/>
-      </w:pPr>
-      <w:r>
-        <w:rPr>
-          <w:rFonts w:ascii="BIZ UDPGothic" w:cs="BIZ UDPGothic" w:eastAsia="BIZ UDPGothic" w:hAnsi="BIZ UDPGothic"/>
-          <w:color w:val="404040"/>
-          <w:sz w:val="18"/>
-          <w:szCs w:val="18"/>
-        </w:rPr>
-        <w:t xml:space="preserve">にて以下を実施する。</w:t>
-      </w:r>
-    </w:p>
-    <w:p>
-      <w:pPr>
-        <w:spacing w:before="100" w:after="100"/>
-      </w:pPr>
-      <w:r>
-        <w:rPr>
-          <w:rFonts w:ascii="BIZ UDPGothic" w:cs="BIZ UDPGothic" w:eastAsia="BIZ UDPGothic" w:hAnsi="BIZ UDPGothic"/>
-          <w:color w:val="404040"/>
-          <w:sz w:val="18"/>
-          <w:szCs w:val="18"/>
-        </w:rPr>
-        <w:t xml:space="preserve">&gt; ① web-beのSGを選択 \&gt; インバウンドルールを編集</w:t>
-      </w:r>
-    </w:p>
-    <w:p>
-      <w:pPr>
-        <w:spacing w:before="100" w:after="100"/>
-      </w:pPr>
-      <w:r>
-        <w:rPr>
-          <w:rFonts w:ascii="BIZ UDPGothic" w:cs="BIZ UDPGothic" w:eastAsia="BIZ UDPGothic" w:hAnsi="BIZ UDPGothic"/>
-          <w:color w:val="404040"/>
-          <w:sz w:val="18"/>
-          <w:szCs w:val="18"/>
-        </w:rPr>
-        <w:t xml:space="preserve">&gt;</w:t>
-      </w:r>
-    </w:p>
-    <w:p>
-      <w:pPr>
-        <w:spacing w:before="100" w:after="100"/>
-      </w:pPr>
-      <w:r>
-        <w:rPr>
-          <w:rFonts w:ascii="BIZ UDPGothic" w:cs="BIZ UDPGothic" w:eastAsia="BIZ UDPGothic" w:hAnsi="BIZ UDPGothic"/>
-          <w:color w:val="404040"/>
-          <w:sz w:val="18"/>
-          <w:szCs w:val="18"/>
-        </w:rPr>
-        <w:t xml:space="preserve">&gt; ② 全開放ルール（タイプ: すべてのトラフィック / ソース:</w:t>
-      </w:r>
-    </w:p>
-    <w:p>
-      <w:pPr>
-        <w:spacing w:before="100" w:after="100"/>
-      </w:pPr>
-      <w:r>
-        <w:rPr>
-          <w:rFonts w:ascii="BIZ UDPGothic" w:cs="BIZ UDPGothic" w:eastAsia="BIZ UDPGothic" w:hAnsi="BIZ UDPGothic"/>
-          <w:color w:val="404040"/>
-          <w:sz w:val="18"/>
-          <w:szCs w:val="18"/>
-        </w:rPr>
-        <w:t xml:space="preserve">&gt; 0.0.0.0/0）を削除</w:t>
-      </w:r>
-    </w:p>
-    <w:p>
-      <w:pPr>
-        <w:spacing w:before="100" w:after="100"/>
-      </w:pPr>
-      <w:r>
-        <w:rPr>
-          <w:rFonts w:ascii="BIZ UDPGothic" w:cs="BIZ UDPGothic" w:eastAsia="BIZ UDPGothic" w:hAnsi="BIZ UDPGothic"/>
-          <w:color w:val="404040"/>
-          <w:sz w:val="18"/>
-          <w:szCs w:val="18"/>
-        </w:rPr>
-        <w:t xml:space="preserve">&gt;</w:t>
-      </w:r>
-    </w:p>
-    <w:p>
-      <w:pPr>
-        <w:spacing w:before="100" w:after="100"/>
-      </w:pPr>
-      <w:r>
-        <w:rPr>
-          <w:rFonts w:ascii="BIZ UDPGothic" w:cs="BIZ UDPGothic" w:eastAsia="BIZ UDPGothic" w:hAnsi="BIZ UDPGothic"/>
-          <w:color w:val="404040"/>
-          <w:sz w:val="18"/>
-          <w:szCs w:val="18"/>
-        </w:rPr>
-        <w:t xml:space="preserve">&gt; ③ ALBのSG（ksm-posstg-alb-api-be</w:t>
-      </w:r>
-    </w:p>
-    <w:p>
-      <w:pPr>
-        <w:spacing w:before="100" w:after="100"/>
-      </w:pPr>
-      <w:r>
-        <w:rPr>
-          <w:rFonts w:ascii="BIZ UDPGothic" w:cs="BIZ UDPGothic" w:eastAsia="BIZ UDPGothic" w:hAnsi="BIZ UDPGothic"/>
-          <w:color w:val="404040"/>
-          <w:sz w:val="18"/>
-          <w:szCs w:val="18"/>
-        </w:rPr>
-        <w:t xml:space="preserve">&gt; のSG）をソースとして、ポート80・8080・8081を許可するルールを追加</w:t>
-      </w:r>
-    </w:p>
-    <w:p>
-      <w:pPr>
-        <w:pBdr>
-          <w:left w:val="thick" w:color="C8102E" w:sz="20" w:space="6"/>
-        </w:pBdr>
-        <w:spacing w:before="280" w:after="100"/>
-      </w:pPr>
-      <w:r>
-        <w:rPr>
-          <w:rFonts w:ascii="BIZ UDPGothic" w:cs="BIZ UDPGothic" w:eastAsia="BIZ UDPGothic" w:hAnsi="BIZ UDPGothic"/>
-          <w:b/>
-          <w:bCs/>
-          <w:color w:val="C8102E"/>
-          <w:sz w:val="24"/>
-          <w:szCs w:val="24"/>
-        </w:rPr>
-        <w:t xml:space="preserve">■ テスト手順・報告</w:t>
-      </w:r>
-      <w:r>
-        <w:br/>
-      </w:r>
-      <w:r>
-        <w:rPr>
-          <w:rFonts w:ascii="BIZ UDPGothic" w:cs="BIZ UDPGothic" w:eastAsia="BIZ UDPGothic" w:hAnsi="BIZ UDPGothic"/>
-          <w:i/>
-          <w:iCs/>
-          <w:color w:val="AA3344"/>
-          <w:sz w:val="17"/>
-          <w:szCs w:val="17"/>
-        </w:rPr>
-        <w:t xml:space="preserve">　Quy Trình Kiểm Thử</w:t>
-      </w:r>
-    </w:p>
-    <w:p>
-      <w:pPr>
-        <w:spacing w:before="100" w:after="100"/>
-      </w:pPr>
-      <w:r>
-        <w:rPr>
-          <w:rFonts w:ascii="BIZ UDPGothic" w:cs="BIZ UDPGothic" w:eastAsia="BIZ UDPGothic" w:hAnsi="BIZ UDPGothic"/>
-          <w:color w:val="404040"/>
-          <w:sz w:val="18"/>
-          <w:szCs w:val="18"/>
-        </w:rPr>
-        <w:t xml:space="preserve">+---+------------------------------+--------------------+----+--------+</w:t>
-      </w:r>
-    </w:p>
-    <w:p>
-      <w:pPr>
-        <w:spacing w:before="100" w:after="100"/>
-      </w:pPr>
-      <w:r>
-        <w:rPr>
-          <w:rFonts w:ascii="BIZ UDPGothic" w:cs="BIZ UDPGothic" w:eastAsia="BIZ UDPGothic" w:hAnsi="BIZ UDPGothic"/>
-          <w:color w:val="404040"/>
-          <w:sz w:val="18"/>
-          <w:szCs w:val="18"/>
-        </w:rPr>
-        <w:t xml:space="preserve">+===+==============================+====================+====+========+</w:t>
-      </w:r>
-    </w:p>
-    <w:p>
-      <w:pPr>
-        <w:spacing w:before="100" w:after="100"/>
-      </w:pPr>
-      <w:r>
-        <w:rPr>
-          <w:rFonts w:ascii="BIZ UDPGothic" w:cs="BIZ UDPGothic" w:eastAsia="BIZ UDPGothic" w:hAnsi="BIZ UDPGothic"/>
-          <w:color w:val="404040"/>
-          <w:sz w:val="18"/>
-          <w:szCs w:val="18"/>
-        </w:rPr>
-        <w:t xml:space="preserve">+---+------------------------------+--------------------+----+--------+</w:t>
-      </w:r>
-    </w:p>
-    <w:p>
-      <w:pPr>
-        <w:spacing w:before="100" w:after="100"/>
-      </w:pPr>
-      <w:r>
-        <w:rPr>
-          <w:rFonts w:ascii="BIZ UDPGothic" w:cs="BIZ UDPGothic" w:eastAsia="BIZ UDPGothic" w:hAnsi="BIZ UDPGothic"/>
-          <w:color w:val="404040"/>
-          <w:sz w:val="18"/>
-          <w:szCs w:val="18"/>
-        </w:rPr>
-        <w:t xml:space="preserve">+---+------------------------------+--------------------+----+--------+</w:t>
-      </w:r>
-    </w:p>
-    <w:p>
-      <w:pPr>
-        <w:pBdr>
-          <w:left w:val="thick" w:color="C8102E" w:sz="20" w:space="6"/>
-        </w:pBdr>
-        <w:spacing w:before="280" w:after="100"/>
-      </w:pPr>
-      <w:r>
-        <w:rPr>
-          <w:rFonts w:ascii="BIZ UDPGothic" w:cs="BIZ UDPGothic" w:eastAsia="BIZ UDPGothic" w:hAnsi="BIZ UDPGothic"/>
-          <w:b/>
-          <w:bCs/>
-          <w:color w:val="C8102E"/>
-          <w:sz w:val="24"/>
-          <w:szCs w:val="24"/>
-        </w:rPr>
-        <w:t xml:space="preserve">■ 報告方法</w:t>
-      </w:r>
-      <w:r>
-        <w:br/>
-      </w:r>
-      <w:r>
-        <w:rPr>
-          <w:rFonts w:ascii="BIZ UDPGothic" w:cs="BIZ UDPGothic" w:eastAsia="BIZ UDPGothic" w:hAnsi="BIZ UDPGothic"/>
-          <w:i/>
-          <w:iCs/>
-          <w:color w:val="AA3344"/>
-          <w:sz w:val="17"/>
-          <w:szCs w:val="17"/>
-        </w:rPr>
-        <w:t xml:space="preserve">　Phương Thức Báo Cáo</w:t>
-      </w:r>
-    </w:p>
-    <w:p>
-      <w:pPr>
-        <w:spacing w:before="100" w:after="100"/>
-      </w:pPr>
-      <w:r>
-        <w:rPr>
-          <w:rFonts w:ascii="BIZ UDPGothic" w:cs="BIZ UDPGothic" w:eastAsia="BIZ UDPGothic" w:hAnsi="BIZ UDPGothic"/>
-          <w:color w:val="404040"/>
-          <w:sz w:val="18"/>
-          <w:szCs w:val="18"/>
-        </w:rPr>
-        <w:t xml:space="preserve">本改修実施後、上記テスト手順の結果欄を記入し、Luvinaプロジェクト担当者に報告すること。</w:t>
-      </w:r>
-    </w:p>
-    <w:p>
-      <w:pPr>
-        <w:pBdr>
-          <w:left w:val="thick" w:color="C8102E" w:sz="20" w:space="6"/>
-        </w:pBdr>
-        <w:spacing w:before="280" w:after="100"/>
-      </w:pPr>
-      <w:r>
-        <w:rPr>
-          <w:rFonts w:ascii="BIZ UDPGothic" w:cs="BIZ UDPGothic" w:eastAsia="BIZ UDPGothic" w:hAnsi="BIZ UDPGothic"/>
-          <w:b/>
-          <w:bCs/>
-          <w:color w:val="C8102E"/>
-          <w:sz w:val="24"/>
-          <w:szCs w:val="24"/>
-        </w:rPr>
-        <w:t xml:space="preserve">■ 報告方法</w:t>
-      </w:r>
-      <w:r>
-        <w:br/>
-      </w:r>
-      <w:r>
-        <w:rPr>
-          <w:rFonts w:ascii="BIZ UDPGothic" w:cs="BIZ UDPGothic" w:eastAsia="BIZ UDPGothic" w:hAnsi="BIZ UDPGothic"/>
-          <w:i/>
-          <w:iCs/>
-          <w:color w:val="AA3344"/>
-          <w:sz w:val="17"/>
-          <w:szCs w:val="17"/>
-        </w:rPr>
-        <w:t xml:space="preserve">　Phương Thức Báo Cáo</w:t>
-      </w:r>
-    </w:p>
-    <w:p>
-      <w:pPr>
-        <w:spacing w:before="100" w:after="100"/>
-      </w:pPr>
-      <w:r>
-        <w:rPr>
-          <w:rFonts w:ascii="BIZ UDPGothic" w:cs="BIZ UDPGothic" w:eastAsia="BIZ UDPGothic" w:hAnsi="BIZ UDPGothic"/>
-          <w:color w:val="404040"/>
-          <w:sz w:val="18"/>
-          <w:szCs w:val="18"/>
-        </w:rPr>
-        <w:t xml:space="preserve">全テスト完了後、結果欄（OK/NG）を記入して Thanh Nguyên へ提出すること。</w:t>
-      </w:r>
-      <w:r>
-        <w:br/>
-      </w:r>
-      <w:r>
-        <w:rPr>
-          <w:rFonts w:ascii="BIZ UDPGothic" w:cs="BIZ UDPGothic" w:eastAsia="BIZ UDPGothic" w:hAnsi="BIZ UDPGothic"/>
-          <w:i/>
-          <w:iCs/>
-          <w:color w:val="777777"/>
-          <w:sz w:val="16"/>
-          <w:szCs w:val="16"/>
-        </w:rPr>
-        <w:t xml:space="preserve">/ Sau khi hoàn thành tất cả kiểm thử, điền kết quả (OK/NG) và gửi cho Thanh Nguyên.</w:t>
-      </w:r>
-    </w:p>
-    <w:p>
-      <w:pPr>
-        <w:spacing w:before="100" w:after="100"/>
-      </w:pPr>
-      <w:r>
-        <w:rPr>
-          <w:rFonts w:ascii="BIZ UDPGothic" w:cs="BIZ UDPGothic" w:eastAsia="BIZ UDPGothic" w:hAnsi="BIZ UDPGothic"/>
-          <w:color w:val="404040"/>
-          <w:sz w:val="18"/>
-          <w:szCs w:val="18"/>
-        </w:rPr>
-        <w:t xml:space="preserve">提出先: thanh.nguyen@luvina.net</w:t>
-      </w:r>
-      <w:r>
-        <w:br/>
-      </w:r>
-      <w:r>
-        <w:rPr>
-          <w:rFonts w:ascii="BIZ UDPGothic" w:cs="BIZ UDPGothic" w:eastAsia="BIZ UDPGothic" w:hAnsi="BIZ UDPGothic"/>
-          <w:i/>
-          <w:iCs/>
-          <w:color w:val="777777"/>
-          <w:sz w:val="16"/>
-          <w:szCs w:val="16"/>
-        </w:rPr>
-        <w:t xml:space="preserve">/ Địa chỉ nộp: thanh.nguyen@luvina.net</w:t>
-      </w:r>
-    </w:p>
     <w:sectPr>
       <w:headerReference w:type="default" r:id="rId6"/>
       <w:footerReference w:type="default" r:id="rId7"/>

--- a/40_AWS/05_改修資料/KSM_AWS_MOD_018_改修指示書_STG_APIインターネット公開対応_ja.docx
+++ b/40_AWS/05_改修資料/KSM_AWS_MOD_018_改修指示書_STG_APIインターネット公開対応_ja.docx
@@ -80,7 +80,7 @@
           <w:sz w:val="24"/>
           <w:szCs w:val="24"/>
         </w:rPr>
-        <w:t xml:space="preserve">■ ① 文書情報</w:t>
+        <w:t xml:space="preserve">■ 文書情報</w:t>
       </w:r>
       <w:r>
         <w:br/>
@@ -1310,7 +1310,7 @@
           <w:sz w:val="24"/>
           <w:szCs w:val="24"/>
         </w:rPr>
-        <w:t xml:space="preserve">■ ② 改修概要</w:t>
+        <w:t xml:space="preserve">■ 改修概要</w:t>
       </w:r>
       <w:r>
         <w:br/>
@@ -1513,7 +1513,7 @@
           <w:sz w:val="24"/>
           <w:szCs w:val="24"/>
         </w:rPr>
-        <w:t xml:space="preserve">■ ③ 対象ファイル</w:t>
+        <w:t xml:space="preserve">■ 改修内容</w:t>
       </w:r>
       <w:r>
         <w:br/>
@@ -1527,7 +1527,7 @@
           <w:sz w:val="17"/>
           <w:szCs w:val="17"/>
         </w:rPr>
-        <w:t xml:space="preserve">　File Đối Tượng</w:t>
+        <w:t xml:space="preserve">　Nội Dung Sửa Đổi</w:t>
       </w:r>
     </w:p>
     <w:p>
@@ -1543,21 +1543,7 @@
           <w:sz w:val="20"/>
           <w:szCs w:val="20"/>
         </w:rPr>
-        <w:t xml:space="preserve">■ 対象環境</w:t>
-      </w:r>
-    </w:p>
-    <w:p>
-      <w:pPr>
-        <w:spacing w:before="100" w:after="100"/>
-      </w:pPr>
-      <w:r>
-        <w:rPr>
-          <w:rFonts w:ascii="BIZ UDPGothic" w:cs="BIZ UDPGothic" w:eastAsia="BIZ UDPGothic" w:hAnsi="BIZ UDPGothic"/>
-          <w:color w:val="404040"/>
-          <w:sz w:val="18"/>
-          <w:szCs w:val="18"/>
-        </w:rPr>
-        <w:t xml:space="preserve">STG（AWSアカウント: 750735758916 / ap-northeast-1）</w:t>
+        <w:t xml:space="preserve">■ No.1 ALB internal化</w:t>
       </w:r>
     </w:p>
     <w:p>
@@ -1573,7 +1559,7 @@
           <w:sz w:val="20"/>
           <w:szCs w:val="20"/>
         </w:rPr>
-        <w:t xml:space="preserve">■ 対象リソース</w:t>
+        <w:t xml:space="preserve">■ 対象環境</w:t>
       </w:r>
     </w:p>
     <w:p>
@@ -1587,49 +1573,7 @@
           <w:sz w:val="18"/>
           <w:szCs w:val="18"/>
         </w:rPr>
-        <w:t xml:space="preserve">リソース名 */ Tên   変更内容 */ Nội dung thay đổi*</w:t>
-      </w:r>
-    </w:p>
-    <w:p>
-      <w:pPr>
-        <w:spacing w:before="100" w:after="100"/>
-      </w:pPr>
-      <w:r>
-        <w:rPr>
-          <w:rFonts w:ascii="BIZ UDPGothic" w:cs="BIZ UDPGothic" w:eastAsia="BIZ UDPGothic" w:hAnsi="BIZ UDPGothic"/>
-          <w:color w:val="404040"/>
-          <w:sz w:val="18"/>
-          <w:szCs w:val="18"/>
-        </w:rPr>
-        <w:t xml:space="preserve">tài nguyên*</w:t>
-      </w:r>
-    </w:p>
-    <w:p>
-      <w:pPr>
-        <w:spacing w:before="100" w:after="100"/>
-      </w:pPr>
-      <w:r>
-        <w:rPr>
-          <w:rFonts w:ascii="BIZ UDPGothic" w:cs="BIZ UDPGothic" w:eastAsia="BIZ UDPGothic" w:hAnsi="BIZ UDPGothic"/>
-          <w:color w:val="404040"/>
-          <w:sz w:val="18"/>
-          <w:szCs w:val="18"/>
-        </w:rPr>
-        <w:t xml:space="preserve">ksm-posstg-alb-web-fe   Scheme: internet-facing → internal に変更</w:t>
-      </w:r>
-    </w:p>
-    <w:p>
-      <w:pPr>
-        <w:spacing w:before="100" w:after="100"/>
-      </w:pPr>
-      <w:r>
-        <w:rPr>
-          <w:rFonts w:ascii="BIZ UDPGothic" w:cs="BIZ UDPGothic" w:eastAsia="BIZ UDPGothic" w:hAnsi="BIZ UDPGothic"/>
-          <w:color w:val="404040"/>
-          <w:sz w:val="18"/>
-          <w:szCs w:val="18"/>
-        </w:rPr>
-        <w:t xml:space="preserve">ksm-posstg-alb-api-be   Scheme: internet-facing → internal に変更</w:t>
+        <w:t xml:space="preserve">STG（AWSアカウント: 750735758916 / ap-northeast-1）</w:t>
       </w:r>
     </w:p>
     <w:p>
@@ -1645,7 +1589,7 @@
           <w:sz w:val="20"/>
           <w:szCs w:val="20"/>
         </w:rPr>
-        <w:t xml:space="preserve">■ 対象環境</w:t>
+        <w:t xml:space="preserve">■ 対象リソース</w:t>
       </w:r>
     </w:p>
     <w:p>
@@ -1659,7 +1603,49 @@
           <w:sz w:val="18"/>
           <w:szCs w:val="18"/>
         </w:rPr>
-        <w:t xml:space="preserve">STG（AWSアカウント: 750735758916 / ap-northeast-1）</w:t>
+        <w:t xml:space="preserve">リソース名 */ Tên   変更内容 */ Nội dung thay đổi*</w:t>
+      </w:r>
+    </w:p>
+    <w:p>
+      <w:pPr>
+        <w:spacing w:before="100" w:after="100"/>
+      </w:pPr>
+      <w:r>
+        <w:rPr>
+          <w:rFonts w:ascii="BIZ UDPGothic" w:cs="BIZ UDPGothic" w:eastAsia="BIZ UDPGothic" w:hAnsi="BIZ UDPGothic"/>
+          <w:color w:val="404040"/>
+          <w:sz w:val="18"/>
+          <w:szCs w:val="18"/>
+        </w:rPr>
+        <w:t xml:space="preserve">tài nguyên*</w:t>
+      </w:r>
+    </w:p>
+    <w:p>
+      <w:pPr>
+        <w:spacing w:before="100" w:after="100"/>
+      </w:pPr>
+      <w:r>
+        <w:rPr>
+          <w:rFonts w:ascii="BIZ UDPGothic" w:cs="BIZ UDPGothic" w:eastAsia="BIZ UDPGothic" w:hAnsi="BIZ UDPGothic"/>
+          <w:color w:val="404040"/>
+          <w:sz w:val="18"/>
+          <w:szCs w:val="18"/>
+        </w:rPr>
+        <w:t xml:space="preserve">ksm-posstg-alb-web-fe   Scheme: internet-facing → internal に変更</w:t>
+      </w:r>
+    </w:p>
+    <w:p>
+      <w:pPr>
+        <w:spacing w:before="100" w:after="100"/>
+      </w:pPr>
+      <w:r>
+        <w:rPr>
+          <w:rFonts w:ascii="BIZ UDPGothic" w:cs="BIZ UDPGothic" w:eastAsia="BIZ UDPGothic" w:hAnsi="BIZ UDPGothic"/>
+          <w:color w:val="404040"/>
+          <w:sz w:val="18"/>
+          <w:szCs w:val="18"/>
+        </w:rPr>
+        <w:t xml:space="preserve">ksm-posstg-alb-api-be   Scheme: internet-facing → internal に変更</w:t>
       </w:r>
     </w:p>
     <w:p>
@@ -1675,7 +1661,323 @@
           <w:sz w:val="20"/>
           <w:szCs w:val="20"/>
         </w:rPr>
+        <w:t xml:space="preserve">■ 改修内容</w:t>
+      </w:r>
+    </w:p>
+    <w:p>
+      <w:pPr>
+        <w:spacing w:before="100" w:after="100"/>
+      </w:pPr>
+      <w:r>
+        <w:rPr>
+          <w:rFonts w:ascii="BIZ UDPGothic" w:cs="BIZ UDPGothic" w:eastAsia="BIZ UDPGothic" w:hAnsi="BIZ UDPGothic"/>
+          <w:color w:val="404040"/>
+          <w:sz w:val="18"/>
+          <w:szCs w:val="18"/>
+        </w:rPr>
+        <w:t xml:space="preserve">【手順】AWSコンソール \&gt; EC2 \&gt; ロードバランサー にて以下を実施する。</w:t>
+      </w:r>
+    </w:p>
+    <w:p>
+      <w:pPr>
+        <w:spacing w:before="100" w:after="100"/>
+      </w:pPr>
+      <w:r>
+        <w:rPr>
+          <w:rFonts w:ascii="BIZ UDPGothic" w:cs="BIZ UDPGothic" w:eastAsia="BIZ UDPGothic" w:hAnsi="BIZ UDPGothic"/>
+          <w:color w:val="404040"/>
+          <w:sz w:val="18"/>
+          <w:szCs w:val="18"/>
+        </w:rPr>
+        <w:t xml:space="preserve">&gt; ① ksm-posstg-alb-api-be を選択 \&gt; アクション \&gt; ロードバランサーの編集</w:t>
+      </w:r>
+    </w:p>
+    <w:p>
+      <w:pPr>
+        <w:spacing w:before="100" w:after="100"/>
+      </w:pPr>
+      <w:r>
+        <w:rPr>
+          <w:rFonts w:ascii="BIZ UDPGothic" w:cs="BIZ UDPGothic" w:eastAsia="BIZ UDPGothic" w:hAnsi="BIZ UDPGothic"/>
+          <w:color w:val="404040"/>
+          <w:sz w:val="18"/>
+          <w:szCs w:val="18"/>
+        </w:rPr>
+        <w:t xml:space="preserve">&gt;</w:t>
+      </w:r>
+    </w:p>
+    <w:p>
+      <w:pPr>
+        <w:spacing w:before="100" w:after="100"/>
+      </w:pPr>
+      <w:r>
+        <w:rPr>
+          <w:rFonts w:ascii="BIZ UDPGothic" w:cs="BIZ UDPGothic" w:eastAsia="BIZ UDPGothic" w:hAnsi="BIZ UDPGothic"/>
+          <w:color w:val="404040"/>
+          <w:sz w:val="18"/>
+          <w:szCs w:val="18"/>
+        </w:rPr>
+        <w:t xml:space="preserve">&gt; ② スキームを「内部」(internal) に変更して保存</w:t>
+      </w:r>
+    </w:p>
+    <w:p>
+      <w:pPr>
+        <w:spacing w:before="100" w:after="100"/>
+      </w:pPr>
+      <w:r>
+        <w:rPr>
+          <w:rFonts w:ascii="BIZ UDPGothic" w:cs="BIZ UDPGothic" w:eastAsia="BIZ UDPGothic" w:hAnsi="BIZ UDPGothic"/>
+          <w:color w:val="404040"/>
+          <w:sz w:val="18"/>
+          <w:szCs w:val="18"/>
+        </w:rPr>
+        <w:t xml:space="preserve">&gt;</w:t>
+      </w:r>
+    </w:p>
+    <w:p>
+      <w:pPr>
+        <w:spacing w:before="100" w:after="100"/>
+      </w:pPr>
+      <w:r>
+        <w:rPr>
+          <w:rFonts w:ascii="BIZ UDPGothic" w:cs="BIZ UDPGothic" w:eastAsia="BIZ UDPGothic" w:hAnsi="BIZ UDPGothic"/>
+          <w:color w:val="404040"/>
+          <w:sz w:val="18"/>
+          <w:szCs w:val="18"/>
+        </w:rPr>
+        <w:t xml:space="preserve">&gt; ③ ksm-posstg-alb-web-fe についても同様に実施</w:t>
+      </w:r>
+    </w:p>
+    <w:p>
+      <w:pPr>
+        <w:spacing w:before="100" w:after="100"/>
+      </w:pPr>
+      <w:r>
+        <w:rPr>
+          <w:rFonts w:ascii="BIZ UDPGothic" w:cs="BIZ UDPGothic" w:eastAsia="BIZ UDPGothic" w:hAnsi="BIZ UDPGothic"/>
+          <w:color w:val="404040"/>
+          <w:sz w:val="18"/>
+          <w:szCs w:val="18"/>
+        </w:rPr>
+        <w:t xml:space="preserve">*※</w:t>
+      </w:r>
+    </w:p>
+    <w:p>
+      <w:pPr>
+        <w:spacing w:before="100" w:after="100"/>
+      </w:pPr>
+      <w:r>
+        <w:rPr>
+          <w:rFonts w:ascii="BIZ UDPGothic" w:cs="BIZ UDPGothic" w:eastAsia="BIZ UDPGothic" w:hAnsi="BIZ UDPGothic"/>
+          <w:color w:val="404040"/>
+          <w:sz w:val="18"/>
+          <w:szCs w:val="18"/>
+        </w:rPr>
+        <w:t xml:space="preserve">internalに変更後は、VPN接続（Bastion経由）からのみアクセス可能になる。*</w:t>
+      </w:r>
+    </w:p>
+    <w:p>
+      <w:pPr>
+        <w:spacing w:before="100" w:after="100"/>
+      </w:pPr>
+      <w:r>
+        <w:rPr>
+          <w:rFonts w:ascii="BIZ UDPGothic" w:cs="BIZ UDPGothic" w:eastAsia="BIZ UDPGothic" w:hAnsi="BIZ UDPGothic"/>
+          <w:b/>
+          <w:bCs/>
+          <w:color w:val="C8102E"/>
+          <w:sz w:val="20"/>
+          <w:szCs w:val="20"/>
+        </w:rPr>
+        <w:t xml:space="preserve">■ No.2 web-be セキュリティグループ 全開放ルール削除</w:t>
+      </w:r>
+    </w:p>
+    <w:p>
+      <w:pPr>
+        <w:spacing w:before="100" w:after="100"/>
+      </w:pPr>
+      <w:r>
+        <w:rPr>
+          <w:rFonts w:ascii="BIZ UDPGothic" w:cs="BIZ UDPGothic" w:eastAsia="BIZ UDPGothic" w:hAnsi="BIZ UDPGothic"/>
+          <w:b/>
+          <w:bCs/>
+          <w:color w:val="C8102E"/>
+          <w:sz w:val="20"/>
+          <w:szCs w:val="20"/>
+        </w:rPr>
+        <w:t xml:space="preserve">■ 対象環境</w:t>
+      </w:r>
+    </w:p>
+    <w:p>
+      <w:pPr>
+        <w:spacing w:before="100" w:after="100"/>
+      </w:pPr>
+      <w:r>
+        <w:rPr>
+          <w:rFonts w:ascii="BIZ UDPGothic" w:cs="BIZ UDPGothic" w:eastAsia="BIZ UDPGothic" w:hAnsi="BIZ UDPGothic"/>
+          <w:color w:val="404040"/>
+          <w:sz w:val="18"/>
+          <w:szCs w:val="18"/>
+        </w:rPr>
+        <w:t xml:space="preserve">STG（AWSアカウント: 750735758916 / ap-northeast-1）</w:t>
+      </w:r>
+    </w:p>
+    <w:p>
+      <w:pPr>
+        <w:spacing w:before="100" w:after="100"/>
+      </w:pPr>
+      <w:r>
+        <w:rPr>
+          <w:rFonts w:ascii="BIZ UDPGothic" w:cs="BIZ UDPGothic" w:eastAsia="BIZ UDPGothic" w:hAnsi="BIZ UDPGothic"/>
+          <w:b/>
+          <w:bCs/>
+          <w:color w:val="C8102E"/>
+          <w:sz w:val="20"/>
+          <w:szCs w:val="20"/>
+        </w:rPr>
         <w:t xml:space="preserve">■ 対象リソース</w:t>
+      </w:r>
+    </w:p>
+    <w:p>
+      <w:pPr>
+        <w:spacing w:before="100" w:after="100"/>
+      </w:pPr>
+      <w:r>
+        <w:rPr>
+          <w:rFonts w:ascii="BIZ UDPGothic" w:cs="BIZ UDPGothic" w:eastAsia="BIZ UDPGothic" w:hAnsi="BIZ UDPGothic"/>
+          <w:b/>
+          <w:bCs/>
+          <w:color w:val="C8102E"/>
+          <w:sz w:val="20"/>
+          <w:szCs w:val="20"/>
+        </w:rPr>
+        <w:t xml:space="preserve">■ 改修内容</w:t>
+      </w:r>
+    </w:p>
+    <w:p>
+      <w:pPr>
+        <w:spacing w:before="100" w:after="100"/>
+      </w:pPr>
+      <w:r>
+        <w:rPr>
+          <w:rFonts w:ascii="BIZ UDPGothic" w:cs="BIZ UDPGothic" w:eastAsia="BIZ UDPGothic" w:hAnsi="BIZ UDPGothic"/>
+          <w:color w:val="404040"/>
+          <w:sz w:val="18"/>
+          <w:szCs w:val="18"/>
+        </w:rPr>
+        <w:t xml:space="preserve">【手順】AWSコンソール \&gt; EC2 \&gt; セキュリティグループ</w:t>
+      </w:r>
+    </w:p>
+    <w:p>
+      <w:pPr>
+        <w:spacing w:before="100" w:after="100"/>
+      </w:pPr>
+      <w:r>
+        <w:rPr>
+          <w:rFonts w:ascii="BIZ UDPGothic" w:cs="BIZ UDPGothic" w:eastAsia="BIZ UDPGothic" w:hAnsi="BIZ UDPGothic"/>
+          <w:color w:val="404040"/>
+          <w:sz w:val="18"/>
+          <w:szCs w:val="18"/>
+        </w:rPr>
+        <w:t xml:space="preserve">にて以下を実施する。</w:t>
+      </w:r>
+    </w:p>
+    <w:p>
+      <w:pPr>
+        <w:spacing w:before="100" w:after="100"/>
+      </w:pPr>
+      <w:r>
+        <w:rPr>
+          <w:rFonts w:ascii="BIZ UDPGothic" w:cs="BIZ UDPGothic" w:eastAsia="BIZ UDPGothic" w:hAnsi="BIZ UDPGothic"/>
+          <w:color w:val="404040"/>
+          <w:sz w:val="18"/>
+          <w:szCs w:val="18"/>
+        </w:rPr>
+        <w:t xml:space="preserve">&gt; ① web-beのSGを選択 \&gt; インバウンドルールを編集</w:t>
+      </w:r>
+    </w:p>
+    <w:p>
+      <w:pPr>
+        <w:spacing w:before="100" w:after="100"/>
+      </w:pPr>
+      <w:r>
+        <w:rPr>
+          <w:rFonts w:ascii="BIZ UDPGothic" w:cs="BIZ UDPGothic" w:eastAsia="BIZ UDPGothic" w:hAnsi="BIZ UDPGothic"/>
+          <w:color w:val="404040"/>
+          <w:sz w:val="18"/>
+          <w:szCs w:val="18"/>
+        </w:rPr>
+        <w:t xml:space="preserve">&gt;</w:t>
+      </w:r>
+    </w:p>
+    <w:p>
+      <w:pPr>
+        <w:spacing w:before="100" w:after="100"/>
+      </w:pPr>
+      <w:r>
+        <w:rPr>
+          <w:rFonts w:ascii="BIZ UDPGothic" w:cs="BIZ UDPGothic" w:eastAsia="BIZ UDPGothic" w:hAnsi="BIZ UDPGothic"/>
+          <w:color w:val="404040"/>
+          <w:sz w:val="18"/>
+          <w:szCs w:val="18"/>
+        </w:rPr>
+        <w:t xml:space="preserve">&gt; ② 全開放ルール（タイプ: すべてのトラフィック / ソース:</w:t>
+      </w:r>
+    </w:p>
+    <w:p>
+      <w:pPr>
+        <w:spacing w:before="100" w:after="100"/>
+      </w:pPr>
+      <w:r>
+        <w:rPr>
+          <w:rFonts w:ascii="BIZ UDPGothic" w:cs="BIZ UDPGothic" w:eastAsia="BIZ UDPGothic" w:hAnsi="BIZ UDPGothic"/>
+          <w:color w:val="404040"/>
+          <w:sz w:val="18"/>
+          <w:szCs w:val="18"/>
+        </w:rPr>
+        <w:t xml:space="preserve">&gt; 0.0.0.0/0）を削除</w:t>
+      </w:r>
+    </w:p>
+    <w:p>
+      <w:pPr>
+        <w:spacing w:before="100" w:after="100"/>
+      </w:pPr>
+      <w:r>
+        <w:rPr>
+          <w:rFonts w:ascii="BIZ UDPGothic" w:cs="BIZ UDPGothic" w:eastAsia="BIZ UDPGothic" w:hAnsi="BIZ UDPGothic"/>
+          <w:color w:val="404040"/>
+          <w:sz w:val="18"/>
+          <w:szCs w:val="18"/>
+        </w:rPr>
+        <w:t xml:space="preserve">&gt;</w:t>
+      </w:r>
+    </w:p>
+    <w:p>
+      <w:pPr>
+        <w:spacing w:before="100" w:after="100"/>
+      </w:pPr>
+      <w:r>
+        <w:rPr>
+          <w:rFonts w:ascii="BIZ UDPGothic" w:cs="BIZ UDPGothic" w:eastAsia="BIZ UDPGothic" w:hAnsi="BIZ UDPGothic"/>
+          <w:color w:val="404040"/>
+          <w:sz w:val="18"/>
+          <w:szCs w:val="18"/>
+        </w:rPr>
+        <w:t xml:space="preserve">&gt; ③ ALBのSG（ksm-posstg-alb-api-be</w:t>
+      </w:r>
+    </w:p>
+    <w:p>
+      <w:pPr>
+        <w:spacing w:before="100" w:after="100"/>
+      </w:pPr>
+      <w:r>
+        <w:rPr>
+          <w:rFonts w:ascii="BIZ UDPGothic" w:cs="BIZ UDPGothic" w:eastAsia="BIZ UDPGothic" w:hAnsi="BIZ UDPGothic"/>
+          <w:color w:val="404040"/>
+          <w:sz w:val="18"/>
+          <w:szCs w:val="18"/>
+        </w:rPr>
+        <w:t xml:space="preserve">&gt; のSG）をソースとして、ポート80・8080・8081を許可するルールを追加</w:t>
       </w:r>
     </w:p>
     <w:p>
@@ -1694,342 +1996,7 @@
           <w:sz w:val="24"/>
           <w:szCs w:val="24"/>
         </w:rPr>
-        <w:t xml:space="preserve">■ ④ 改修内容</w:t>
-      </w:r>
-      <w:r>
-        <w:br/>
-      </w:r>
-      <w:r>
-        <w:rPr>
-          <w:rFonts w:ascii="BIZ UDPGothic" w:cs="BIZ UDPGothic" w:eastAsia="BIZ UDPGothic" w:hAnsi="BIZ UDPGothic"/>
-          <w:i/>
-          <w:iCs/>
-          <w:color w:val="AA3344"/>
-          <w:sz w:val="17"/>
-          <w:szCs w:val="17"/>
-        </w:rPr>
-        <w:t xml:space="preserve">　Nội Dung Sửa Đổi</w:t>
-      </w:r>
-    </w:p>
-    <w:p>
-      <w:pPr>
-        <w:spacing w:before="100" w:after="100"/>
-      </w:pPr>
-      <w:r>
-        <w:rPr>
-          <w:rFonts w:ascii="BIZ UDPGothic" w:cs="BIZ UDPGothic" w:eastAsia="BIZ UDPGothic" w:hAnsi="BIZ UDPGothic"/>
-          <w:b/>
-          <w:bCs/>
-          <w:color w:val="C8102E"/>
-          <w:sz w:val="20"/>
-          <w:szCs w:val="20"/>
-        </w:rPr>
-        <w:t xml:space="preserve">■ No.1 ALB internal化</w:t>
-      </w:r>
-    </w:p>
-    <w:p>
-      <w:pPr>
-        <w:spacing w:before="100" w:after="100"/>
-      </w:pPr>
-      <w:r>
-        <w:rPr>
-          <w:rFonts w:ascii="BIZ UDPGothic" w:cs="BIZ UDPGothic" w:eastAsia="BIZ UDPGothic" w:hAnsi="BIZ UDPGothic"/>
-          <w:b/>
-          <w:bCs/>
-          <w:color w:val="C8102E"/>
-          <w:sz w:val="20"/>
-          <w:szCs w:val="20"/>
-        </w:rPr>
-        <w:t xml:space="preserve">■ 改修内容</w:t>
-      </w:r>
-    </w:p>
-    <w:p>
-      <w:pPr>
-        <w:spacing w:before="100" w:after="100"/>
-      </w:pPr>
-      <w:r>
-        <w:rPr>
-          <w:rFonts w:ascii="BIZ UDPGothic" w:cs="BIZ UDPGothic" w:eastAsia="BIZ UDPGothic" w:hAnsi="BIZ UDPGothic"/>
-          <w:color w:val="404040"/>
-          <w:sz w:val="18"/>
-          <w:szCs w:val="18"/>
-        </w:rPr>
-        <w:t xml:space="preserve">【手順】AWSコンソール \&gt; EC2 \&gt; ロードバランサー にて以下を実施する。</w:t>
-      </w:r>
-    </w:p>
-    <w:p>
-      <w:pPr>
-        <w:spacing w:before="100" w:after="100"/>
-      </w:pPr>
-      <w:r>
-        <w:rPr>
-          <w:rFonts w:ascii="BIZ UDPGothic" w:cs="BIZ UDPGothic" w:eastAsia="BIZ UDPGothic" w:hAnsi="BIZ UDPGothic"/>
-          <w:color w:val="404040"/>
-          <w:sz w:val="18"/>
-          <w:szCs w:val="18"/>
-        </w:rPr>
-        <w:t xml:space="preserve">&gt; ① ksm-posstg-alb-api-be を選択 \&gt; アクション \&gt; ロードバランサーの編集</w:t>
-      </w:r>
-    </w:p>
-    <w:p>
-      <w:pPr>
-        <w:spacing w:before="100" w:after="100"/>
-      </w:pPr>
-      <w:r>
-        <w:rPr>
-          <w:rFonts w:ascii="BIZ UDPGothic" w:cs="BIZ UDPGothic" w:eastAsia="BIZ UDPGothic" w:hAnsi="BIZ UDPGothic"/>
-          <w:color w:val="404040"/>
-          <w:sz w:val="18"/>
-          <w:szCs w:val="18"/>
-        </w:rPr>
-        <w:t xml:space="preserve">&gt;</w:t>
-      </w:r>
-    </w:p>
-    <w:p>
-      <w:pPr>
-        <w:spacing w:before="100" w:after="100"/>
-      </w:pPr>
-      <w:r>
-        <w:rPr>
-          <w:rFonts w:ascii="BIZ UDPGothic" w:cs="BIZ UDPGothic" w:eastAsia="BIZ UDPGothic" w:hAnsi="BIZ UDPGothic"/>
-          <w:color w:val="404040"/>
-          <w:sz w:val="18"/>
-          <w:szCs w:val="18"/>
-        </w:rPr>
-        <w:t xml:space="preserve">&gt; ② スキームを「内部」(internal) に変更して保存</w:t>
-      </w:r>
-    </w:p>
-    <w:p>
-      <w:pPr>
-        <w:spacing w:before="100" w:after="100"/>
-      </w:pPr>
-      <w:r>
-        <w:rPr>
-          <w:rFonts w:ascii="BIZ UDPGothic" w:cs="BIZ UDPGothic" w:eastAsia="BIZ UDPGothic" w:hAnsi="BIZ UDPGothic"/>
-          <w:color w:val="404040"/>
-          <w:sz w:val="18"/>
-          <w:szCs w:val="18"/>
-        </w:rPr>
-        <w:t xml:space="preserve">&gt;</w:t>
-      </w:r>
-    </w:p>
-    <w:p>
-      <w:pPr>
-        <w:spacing w:before="100" w:after="100"/>
-      </w:pPr>
-      <w:r>
-        <w:rPr>
-          <w:rFonts w:ascii="BIZ UDPGothic" w:cs="BIZ UDPGothic" w:eastAsia="BIZ UDPGothic" w:hAnsi="BIZ UDPGothic"/>
-          <w:color w:val="404040"/>
-          <w:sz w:val="18"/>
-          <w:szCs w:val="18"/>
-        </w:rPr>
-        <w:t xml:space="preserve">&gt; ③ ksm-posstg-alb-web-fe についても同様に実施</w:t>
-      </w:r>
-    </w:p>
-    <w:p>
-      <w:pPr>
-        <w:spacing w:before="100" w:after="100"/>
-      </w:pPr>
-      <w:r>
-        <w:rPr>
-          <w:rFonts w:ascii="BIZ UDPGothic" w:cs="BIZ UDPGothic" w:eastAsia="BIZ UDPGothic" w:hAnsi="BIZ UDPGothic"/>
-          <w:color w:val="404040"/>
-          <w:sz w:val="18"/>
-          <w:szCs w:val="18"/>
-        </w:rPr>
-        <w:t xml:space="preserve">*※</w:t>
-      </w:r>
-    </w:p>
-    <w:p>
-      <w:pPr>
-        <w:spacing w:before="100" w:after="100"/>
-      </w:pPr>
-      <w:r>
-        <w:rPr>
-          <w:rFonts w:ascii="BIZ UDPGothic" w:cs="BIZ UDPGothic" w:eastAsia="BIZ UDPGothic" w:hAnsi="BIZ UDPGothic"/>
-          <w:color w:val="404040"/>
-          <w:sz w:val="18"/>
-          <w:szCs w:val="18"/>
-        </w:rPr>
-        <w:t xml:space="preserve">internalに変更後は、VPN接続（Bastion経由）からのみアクセス可能になる。*</w:t>
-      </w:r>
-    </w:p>
-    <w:p>
-      <w:pPr>
-        <w:spacing w:before="100" w:after="100"/>
-      </w:pPr>
-      <w:r>
-        <w:rPr>
-          <w:rFonts w:ascii="BIZ UDPGothic" w:cs="BIZ UDPGothic" w:eastAsia="BIZ UDPGothic" w:hAnsi="BIZ UDPGothic"/>
-          <w:b/>
-          <w:bCs/>
-          <w:color w:val="C8102E"/>
-          <w:sz w:val="20"/>
-          <w:szCs w:val="20"/>
-        </w:rPr>
-        <w:t xml:space="preserve">■ No.2 web-be セキュリティグループ 全開放ルール削除</w:t>
-      </w:r>
-    </w:p>
-    <w:p>
-      <w:pPr>
-        <w:spacing w:before="100" w:after="100"/>
-      </w:pPr>
-      <w:r>
-        <w:rPr>
-          <w:rFonts w:ascii="BIZ UDPGothic" w:cs="BIZ UDPGothic" w:eastAsia="BIZ UDPGothic" w:hAnsi="BIZ UDPGothic"/>
-          <w:b/>
-          <w:bCs/>
-          <w:color w:val="C8102E"/>
-          <w:sz w:val="20"/>
-          <w:szCs w:val="20"/>
-        </w:rPr>
-        <w:t xml:space="preserve">■ 改修内容</w:t>
-      </w:r>
-    </w:p>
-    <w:p>
-      <w:pPr>
-        <w:spacing w:before="100" w:after="100"/>
-      </w:pPr>
-      <w:r>
-        <w:rPr>
-          <w:rFonts w:ascii="BIZ UDPGothic" w:cs="BIZ UDPGothic" w:eastAsia="BIZ UDPGothic" w:hAnsi="BIZ UDPGothic"/>
-          <w:color w:val="404040"/>
-          <w:sz w:val="18"/>
-          <w:szCs w:val="18"/>
-        </w:rPr>
-        <w:t xml:space="preserve">【手順】AWSコンソール \&gt; EC2 \&gt; セキュリティグループ</w:t>
-      </w:r>
-    </w:p>
-    <w:p>
-      <w:pPr>
-        <w:spacing w:before="100" w:after="100"/>
-      </w:pPr>
-      <w:r>
-        <w:rPr>
-          <w:rFonts w:ascii="BIZ UDPGothic" w:cs="BIZ UDPGothic" w:eastAsia="BIZ UDPGothic" w:hAnsi="BIZ UDPGothic"/>
-          <w:color w:val="404040"/>
-          <w:sz w:val="18"/>
-          <w:szCs w:val="18"/>
-        </w:rPr>
-        <w:t xml:space="preserve">にて以下を実施する。</w:t>
-      </w:r>
-    </w:p>
-    <w:p>
-      <w:pPr>
-        <w:spacing w:before="100" w:after="100"/>
-      </w:pPr>
-      <w:r>
-        <w:rPr>
-          <w:rFonts w:ascii="BIZ UDPGothic" w:cs="BIZ UDPGothic" w:eastAsia="BIZ UDPGothic" w:hAnsi="BIZ UDPGothic"/>
-          <w:color w:val="404040"/>
-          <w:sz w:val="18"/>
-          <w:szCs w:val="18"/>
-        </w:rPr>
-        <w:t xml:space="preserve">&gt; ① web-beのSGを選択 \&gt; インバウンドルールを編集</w:t>
-      </w:r>
-    </w:p>
-    <w:p>
-      <w:pPr>
-        <w:spacing w:before="100" w:after="100"/>
-      </w:pPr>
-      <w:r>
-        <w:rPr>
-          <w:rFonts w:ascii="BIZ UDPGothic" w:cs="BIZ UDPGothic" w:eastAsia="BIZ UDPGothic" w:hAnsi="BIZ UDPGothic"/>
-          <w:color w:val="404040"/>
-          <w:sz w:val="18"/>
-          <w:szCs w:val="18"/>
-        </w:rPr>
-        <w:t xml:space="preserve">&gt;</w:t>
-      </w:r>
-    </w:p>
-    <w:p>
-      <w:pPr>
-        <w:spacing w:before="100" w:after="100"/>
-      </w:pPr>
-      <w:r>
-        <w:rPr>
-          <w:rFonts w:ascii="BIZ UDPGothic" w:cs="BIZ UDPGothic" w:eastAsia="BIZ UDPGothic" w:hAnsi="BIZ UDPGothic"/>
-          <w:color w:val="404040"/>
-          <w:sz w:val="18"/>
-          <w:szCs w:val="18"/>
-        </w:rPr>
-        <w:t xml:space="preserve">&gt; ② 全開放ルール（タイプ: すべてのトラフィック / ソース:</w:t>
-      </w:r>
-    </w:p>
-    <w:p>
-      <w:pPr>
-        <w:spacing w:before="100" w:after="100"/>
-      </w:pPr>
-      <w:r>
-        <w:rPr>
-          <w:rFonts w:ascii="BIZ UDPGothic" w:cs="BIZ UDPGothic" w:eastAsia="BIZ UDPGothic" w:hAnsi="BIZ UDPGothic"/>
-          <w:color w:val="404040"/>
-          <w:sz w:val="18"/>
-          <w:szCs w:val="18"/>
-        </w:rPr>
-        <w:t xml:space="preserve">&gt; 0.0.0.0/0）を削除</w:t>
-      </w:r>
-    </w:p>
-    <w:p>
-      <w:pPr>
-        <w:spacing w:before="100" w:after="100"/>
-      </w:pPr>
-      <w:r>
-        <w:rPr>
-          <w:rFonts w:ascii="BIZ UDPGothic" w:cs="BIZ UDPGothic" w:eastAsia="BIZ UDPGothic" w:hAnsi="BIZ UDPGothic"/>
-          <w:color w:val="404040"/>
-          <w:sz w:val="18"/>
-          <w:szCs w:val="18"/>
-        </w:rPr>
-        <w:t xml:space="preserve">&gt;</w:t>
-      </w:r>
-    </w:p>
-    <w:p>
-      <w:pPr>
-        <w:spacing w:before="100" w:after="100"/>
-      </w:pPr>
-      <w:r>
-        <w:rPr>
-          <w:rFonts w:ascii="BIZ UDPGothic" w:cs="BIZ UDPGothic" w:eastAsia="BIZ UDPGothic" w:hAnsi="BIZ UDPGothic"/>
-          <w:color w:val="404040"/>
-          <w:sz w:val="18"/>
-          <w:szCs w:val="18"/>
-        </w:rPr>
-        <w:t xml:space="preserve">&gt; ③ ALBのSG（ksm-posstg-alb-api-be</w:t>
-      </w:r>
-    </w:p>
-    <w:p>
-      <w:pPr>
-        <w:spacing w:before="100" w:after="100"/>
-      </w:pPr>
-      <w:r>
-        <w:rPr>
-          <w:rFonts w:ascii="BIZ UDPGothic" w:cs="BIZ UDPGothic" w:eastAsia="BIZ UDPGothic" w:hAnsi="BIZ UDPGothic"/>
-          <w:color w:val="404040"/>
-          <w:sz w:val="18"/>
-          <w:szCs w:val="18"/>
-        </w:rPr>
-        <w:t xml:space="preserve">&gt; のSG）をソースとして、ポート80・8080・8081を許可するルールを追加</w:t>
-      </w:r>
-    </w:p>
-    <w:p>
-      <w:pPr>
-        <w:pBdr>
-          <w:left w:val="thick" w:color="C8102E" w:sz="20" w:space="6"/>
-        </w:pBdr>
-        <w:spacing w:before="280" w:after="100"/>
-      </w:pPr>
-      <w:r>
-        <w:rPr>
-          <w:rFonts w:ascii="BIZ UDPGothic" w:cs="BIZ UDPGothic" w:eastAsia="BIZ UDPGothic" w:hAnsi="BIZ UDPGothic"/>
-          <w:b/>
-          <w:bCs/>
-          <w:color w:val="C8102E"/>
-          <w:sz w:val="24"/>
-          <w:szCs w:val="24"/>
-        </w:rPr>
-        <w:t xml:space="preserve">■ ⑧ テスト手順・結果</w:t>
+        <w:t xml:space="preserve">■ テスト手順・結果</w:t>
       </w:r>
       <w:r>
         <w:br/>
@@ -2570,7 +2537,7 @@
           <w:sz w:val="24"/>
           <w:szCs w:val="24"/>
         </w:rPr>
-        <w:t xml:space="preserve">■ ⑨ 改廃履歴</w:t>
+        <w:t xml:space="preserve">■ 改廃履歴</w:t>
       </w:r>
       <w:r>
         <w:br/>

--- a/40_AWS/05_改修資料/KSM_AWS_MOD_018_改修指示書_STG_APIインターネット公開対応_ja.docx
+++ b/40_AWS/05_改修資料/KSM_AWS_MOD_018_改修指示書_STG_APIインターネット公開対応_ja.docx
@@ -1310,7 +1310,7 @@
           <w:sz w:val="24"/>
           <w:szCs w:val="24"/>
         </w:rPr>
-        <w:t xml:space="preserve">■ 改修概要</w:t>
+        <w:t xml:space="preserve">■ 概要</w:t>
       </w:r>
       <w:r>
         <w:br/>
@@ -1324,177 +1324,556 @@
           <w:sz w:val="17"/>
           <w:szCs w:val="17"/>
         </w:rPr>
-        <w:t xml:space="preserve">　Tổng Quan Sửa Đổi</w:t>
+        <w:t xml:space="preserve">　Tổng quan</w:t>
       </w:r>
     </w:p>
+    <w:tbl>
+      <w:tblPr>
+        <w:tblW w:type="dxa" w:w="9506"/>
+        <w:tblBorders>
+          <w:top w:val="single" w:color="CCCCCC" w:sz="4"/>
+          <w:left w:val="single" w:color="CCCCCC" w:sz="4"/>
+          <w:bottom w:val="single" w:color="CCCCCC" w:sz="4"/>
+          <w:right w:val="single" w:color="CCCCCC" w:sz="4"/>
+          <w:insideH w:val="single" w:color="auto" w:sz="4"/>
+          <w:insideV w:val="single" w:color="auto" w:sz="4"/>
+        </w:tblBorders>
+      </w:tblPr>
+      <w:tblGrid>
+        <w:gridCol w:w="1901"/>
+        <w:gridCol w:w="1901"/>
+        <w:gridCol w:w="1901"/>
+        <w:gridCol w:w="1901"/>
+        <w:gridCol w:w="1902"/>
+      </w:tblGrid>
+      <w:tr>
+        <w:trPr>
+          <w:cantSplit/>
+          <w:tblHeader/>
+        </w:trPr>
+        <w:tc>
+          <w:tcPr>
+            <w:tcW w:type="dxa" w:w="1901"/>
+            <w:tcBorders>
+              <w:top w:val="single" w:color="CCCCCC" w:sz="4"/>
+              <w:left w:val="single" w:color="CCCCCC" w:sz="4"/>
+              <w:bottom w:val="single" w:color="CCCCCC" w:sz="4"/>
+              <w:right w:val="single" w:color="CCCCCC" w:sz="4"/>
+            </w:tcBorders>
+            <w:shd w:fill="E8E8E8" w:val="clear"/>
+            <w:tcMar>
+              <w:top w:type="dxa" w:w="80"/>
+              <w:left w:type="dxa" w:w="120"/>
+              <w:bottom w:type="dxa" w:w="80"/>
+              <w:right w:type="dxa" w:w="120"/>
+            </w:tcMar>
+          </w:tcPr>
+          <w:p>
+            <w:pPr>
+              <w:spacing w:before="0" w:after="0"/>
+            </w:pPr>
+            <w:r>
+              <w:rPr>
+                <w:rFonts w:ascii="BIZ UDPGothic" w:cs="BIZ UDPGothic" w:eastAsia="BIZ UDPGothic" w:hAnsi="BIZ UDPGothic"/>
+                <w:color w:val="404040"/>
+                <w:sz w:val="18"/>
+                <w:szCs w:val="18"/>
+              </w:rPr>
+              <w:t xml:space="preserve">No.</w:t>
+            </w:r>
+          </w:p>
+        </w:tc>
+        <w:tc>
+          <w:tcPr>
+            <w:tcW w:type="dxa" w:w="1901"/>
+            <w:tcBorders>
+              <w:top w:val="single" w:color="CCCCCC" w:sz="4"/>
+              <w:left w:val="single" w:color="CCCCCC" w:sz="4"/>
+              <w:bottom w:val="single" w:color="CCCCCC" w:sz="4"/>
+              <w:right w:val="single" w:color="CCCCCC" w:sz="4"/>
+            </w:tcBorders>
+            <w:shd w:fill="E8E8E8" w:val="clear"/>
+            <w:tcMar>
+              <w:top w:type="dxa" w:w="80"/>
+              <w:left w:type="dxa" w:w="120"/>
+              <w:bottom w:type="dxa" w:w="80"/>
+              <w:right w:type="dxa" w:w="120"/>
+            </w:tcMar>
+          </w:tcPr>
+          <w:p>
+            <w:pPr>
+              <w:spacing w:before="0" w:after="0"/>
+            </w:pPr>
+            <w:r>
+              <w:rPr>
+                <w:rFonts w:ascii="BIZ UDPGothic" w:cs="BIZ UDPGothic" w:eastAsia="BIZ UDPGothic" w:hAnsi="BIZ UDPGothic"/>
+                <w:color w:val="404040"/>
+                <w:sz w:val="18"/>
+                <w:szCs w:val="18"/>
+              </w:rPr>
+              <w:t xml:space="preserve">改修タイトル / Tiêu đề</w:t>
+            </w:r>
+          </w:p>
+        </w:tc>
+        <w:tc>
+          <w:tcPr>
+            <w:tcW w:type="dxa" w:w="1901"/>
+            <w:tcBorders>
+              <w:top w:val="single" w:color="CCCCCC" w:sz="4"/>
+              <w:left w:val="single" w:color="CCCCCC" w:sz="4"/>
+              <w:bottom w:val="single" w:color="CCCCCC" w:sz="4"/>
+              <w:right w:val="single" w:color="CCCCCC" w:sz="4"/>
+            </w:tcBorders>
+            <w:shd w:fill="E8E8E8" w:val="clear"/>
+            <w:tcMar>
+              <w:top w:type="dxa" w:w="80"/>
+              <w:left w:type="dxa" w:w="120"/>
+              <w:bottom w:type="dxa" w:w="80"/>
+              <w:right w:type="dxa" w:w="120"/>
+            </w:tcMar>
+          </w:tcPr>
+          <w:p>
+            <w:pPr>
+              <w:spacing w:before="0" w:after="0"/>
+            </w:pPr>
+            <w:r>
+              <w:rPr>
+                <w:rFonts w:ascii="BIZ UDPGothic" w:cs="BIZ UDPGothic" w:eastAsia="BIZ UDPGothic" w:hAnsi="BIZ UDPGothic"/>
+                <w:color w:val="404040"/>
+                <w:sz w:val="18"/>
+                <w:szCs w:val="18"/>
+              </w:rPr>
+              <w:t xml:space="preserve">概要 / Tổng quan</w:t>
+            </w:r>
+          </w:p>
+        </w:tc>
+        <w:tc>
+          <w:tcPr>
+            <w:tcW w:type="dxa" w:w="1901"/>
+            <w:tcBorders>
+              <w:top w:val="single" w:color="CCCCCC" w:sz="4"/>
+              <w:left w:val="single" w:color="CCCCCC" w:sz="4"/>
+              <w:bottom w:val="single" w:color="CCCCCC" w:sz="4"/>
+              <w:right w:val="single" w:color="CCCCCC" w:sz="4"/>
+            </w:tcBorders>
+            <w:shd w:fill="E8E8E8" w:val="clear"/>
+            <w:tcMar>
+              <w:top w:type="dxa" w:w="80"/>
+              <w:left w:type="dxa" w:w="120"/>
+              <w:bottom w:type="dxa" w:w="80"/>
+              <w:right w:type="dxa" w:w="120"/>
+            </w:tcMar>
+          </w:tcPr>
+          <w:p>
+            <w:pPr>
+              <w:spacing w:before="0" w:after="0"/>
+            </w:pPr>
+            <w:r>
+              <w:rPr>
+                <w:rFonts w:ascii="BIZ UDPGothic" w:cs="BIZ UDPGothic" w:eastAsia="BIZ UDPGothic" w:hAnsi="BIZ UDPGothic"/>
+                <w:color w:val="404040"/>
+                <w:sz w:val="18"/>
+                <w:szCs w:val="18"/>
+              </w:rPr>
+              <w:t xml:space="preserve">工数 / Khối lượng</w:t>
+            </w:r>
+          </w:p>
+        </w:tc>
+        <w:tc>
+          <w:tcPr>
+            <w:tcW w:type="dxa" w:w="1902"/>
+            <w:tcBorders>
+              <w:top w:val="single" w:color="CCCCCC" w:sz="4"/>
+              <w:left w:val="single" w:color="CCCCCC" w:sz="4"/>
+              <w:bottom w:val="single" w:color="CCCCCC" w:sz="4"/>
+              <w:right w:val="single" w:color="CCCCCC" w:sz="4"/>
+            </w:tcBorders>
+            <w:shd w:fill="E8E8E8" w:val="clear"/>
+            <w:tcMar>
+              <w:top w:type="dxa" w:w="80"/>
+              <w:left w:type="dxa" w:w="120"/>
+              <w:bottom w:type="dxa" w:w="80"/>
+              <w:right w:type="dxa" w:w="120"/>
+            </w:tcMar>
+          </w:tcPr>
+          <w:p>
+            <w:pPr>
+              <w:spacing w:before="0" w:after="0"/>
+            </w:pPr>
+            <w:r>
+              <w:rPr>
+                <w:rFonts w:ascii="BIZ UDPGothic" w:cs="BIZ UDPGothic" w:eastAsia="BIZ UDPGothic" w:hAnsi="BIZ UDPGothic"/>
+                <w:color w:val="404040"/>
+                <w:sz w:val="18"/>
+                <w:szCs w:val="18"/>
+              </w:rPr>
+              <w:t xml:space="preserve">リスク / Rủi ro</w:t>
+            </w:r>
+          </w:p>
+        </w:tc>
+      </w:tr>
+      <w:tr>
+        <w:trPr>
+          <w:cantSplit/>
+        </w:trPr>
+        <w:tc>
+          <w:tcPr>
+            <w:tcW w:type="dxa" w:w="1901"/>
+            <w:tcBorders>
+              <w:top w:val="single" w:color="CCCCCC" w:sz="4"/>
+              <w:left w:val="single" w:color="CCCCCC" w:sz="4"/>
+              <w:bottom w:val="single" w:color="CCCCCC" w:sz="4"/>
+              <w:right w:val="single" w:color="CCCCCC" w:sz="4"/>
+            </w:tcBorders>
+            <w:shd w:fill="FFFFFF" w:val="clear"/>
+            <w:tcMar>
+              <w:top w:type="dxa" w:w="80"/>
+              <w:left w:type="dxa" w:w="120"/>
+              <w:bottom w:type="dxa" w:w="80"/>
+              <w:right w:type="dxa" w:w="120"/>
+            </w:tcMar>
+          </w:tcPr>
+          <w:p>
+            <w:pPr>
+              <w:spacing w:before="0" w:after="0"/>
+            </w:pPr>
+            <w:r>
+              <w:rPr>
+                <w:rFonts w:ascii="BIZ UDPGothic" w:cs="BIZ UDPGothic" w:eastAsia="BIZ UDPGothic" w:hAnsi="BIZ UDPGothic"/>
+                <w:color w:val="404040"/>
+                <w:sz w:val="18"/>
+                <w:szCs w:val="18"/>
+              </w:rPr>
+              <w:t xml:space="preserve">1</w:t>
+            </w:r>
+          </w:p>
+        </w:tc>
+        <w:tc>
+          <w:tcPr>
+            <w:tcW w:type="dxa" w:w="1901"/>
+            <w:tcBorders>
+              <w:top w:val="single" w:color="CCCCCC" w:sz="4"/>
+              <w:left w:val="single" w:color="CCCCCC" w:sz="4"/>
+              <w:bottom w:val="single" w:color="CCCCCC" w:sz="4"/>
+              <w:right w:val="single" w:color="CCCCCC" w:sz="4"/>
+            </w:tcBorders>
+            <w:shd w:fill="FFFFFF" w:val="clear"/>
+            <w:tcMar>
+              <w:top w:type="dxa" w:w="80"/>
+              <w:left w:type="dxa" w:w="120"/>
+              <w:bottom w:type="dxa" w:w="80"/>
+              <w:right w:type="dxa" w:w="120"/>
+            </w:tcMar>
+          </w:tcPr>
+          <w:p>
+            <w:pPr>
+              <w:spacing w:before="0" w:after="0"/>
+            </w:pPr>
+            <w:r>
+              <w:rPr>
+                <w:rFonts w:ascii="BIZ UDPGothic" w:cs="BIZ UDPGothic" w:eastAsia="BIZ UDPGothic" w:hAnsi="BIZ UDPGothic"/>
+                <w:color w:val="404040"/>
+                <w:sz w:val="18"/>
+                <w:szCs w:val="18"/>
+              </w:rPr>
+              <w:t xml:space="preserve">ALB internal化</w:t>
+            </w:r>
+          </w:p>
+        </w:tc>
+        <w:tc>
+          <w:tcPr>
+            <w:tcW w:type="dxa" w:w="1901"/>
+            <w:tcBorders>
+              <w:top w:val="single" w:color="CCCCCC" w:sz="4"/>
+              <w:left w:val="single" w:color="CCCCCC" w:sz="4"/>
+              <w:bottom w:val="single" w:color="CCCCCC" w:sz="4"/>
+              <w:right w:val="single" w:color="CCCCCC" w:sz="4"/>
+            </w:tcBorders>
+            <w:shd w:fill="FFFFFF" w:val="clear"/>
+            <w:tcMar>
+              <w:top w:type="dxa" w:w="80"/>
+              <w:left w:type="dxa" w:w="120"/>
+              <w:bottom w:type="dxa" w:w="80"/>
+              <w:right w:type="dxa" w:w="120"/>
+            </w:tcMar>
+          </w:tcPr>
+          <w:p>
+            <w:pPr>
+              <w:spacing w:before="0" w:after="0"/>
+            </w:pPr>
+            <w:r>
+              <w:rPr>
+                <w:rFonts w:ascii="BIZ UDPGothic" w:cs="BIZ UDPGothic" w:eastAsia="BIZ UDPGothic" w:hAnsi="BIZ UDPGothic"/>
+                <w:color w:val="404040"/>
+                <w:sz w:val="18"/>
+                <w:szCs w:val="18"/>
+              </w:rPr>
+              <w:t xml:space="preserve">STG ALB×2をinternet-facingからinternalに変更し、外部からのAPIアクセスを遮断する</w:t>
+            </w:r>
+          </w:p>
+        </w:tc>
+        <w:tc>
+          <w:tcPr>
+            <w:tcW w:type="dxa" w:w="1901"/>
+            <w:tcBorders>
+              <w:top w:val="single" w:color="CCCCCC" w:sz="4"/>
+              <w:left w:val="single" w:color="CCCCCC" w:sz="4"/>
+              <w:bottom w:val="single" w:color="CCCCCC" w:sz="4"/>
+              <w:right w:val="single" w:color="CCCCCC" w:sz="4"/>
+            </w:tcBorders>
+            <w:shd w:fill="FFFFFF" w:val="clear"/>
+            <w:tcMar>
+              <w:top w:type="dxa" w:w="80"/>
+              <w:left w:type="dxa" w:w="120"/>
+              <w:bottom w:type="dxa" w:w="80"/>
+              <w:right w:type="dxa" w:w="120"/>
+            </w:tcMar>
+          </w:tcPr>
+          <w:p>
+            <w:pPr>
+              <w:spacing w:before="0" w:after="0"/>
+            </w:pPr>
+            <w:r>
+              <w:rPr>
+                <w:rFonts w:ascii="BIZ UDPGothic" w:cs="BIZ UDPGothic" w:eastAsia="BIZ UDPGothic" w:hAnsi="BIZ UDPGothic"/>
+                <w:color w:val="404040"/>
+                <w:sz w:val="18"/>
+                <w:szCs w:val="18"/>
+              </w:rPr>
+              <w:t xml:space="preserve">0.5h</w:t>
+            </w:r>
+          </w:p>
+        </w:tc>
+        <w:tc>
+          <w:tcPr>
+            <w:tcW w:type="dxa" w:w="1902"/>
+            <w:tcBorders>
+              <w:top w:val="single" w:color="CCCCCC" w:sz="4"/>
+              <w:left w:val="single" w:color="CCCCCC" w:sz="4"/>
+              <w:bottom w:val="single" w:color="CCCCCC" w:sz="4"/>
+              <w:right w:val="single" w:color="CCCCCC" w:sz="4"/>
+            </w:tcBorders>
+            <w:shd w:fill="FFFFFF" w:val="clear"/>
+            <w:tcMar>
+              <w:top w:type="dxa" w:w="80"/>
+              <w:left w:type="dxa" w:w="120"/>
+              <w:bottom w:type="dxa" w:w="80"/>
+              <w:right w:type="dxa" w:w="120"/>
+            </w:tcMar>
+          </w:tcPr>
+          <w:p>
+            <w:pPr>
+              <w:spacing w:before="0" w:after="0"/>
+            </w:pPr>
+            <w:r>
+              <w:rPr>
+                <w:rFonts w:ascii="BIZ UDPGothic" w:cs="BIZ UDPGothic" w:eastAsia="BIZ UDPGothic" w:hAnsi="BIZ UDPGothic"/>
+                <w:color w:val="404040"/>
+                <w:sz w:val="18"/>
+                <w:szCs w:val="18"/>
+              </w:rPr>
+              <w:t xml:space="preserve">低</w:t>
+            </w:r>
+          </w:p>
+        </w:tc>
+      </w:tr>
+      <w:tr>
+        <w:trPr>
+          <w:cantSplit/>
+        </w:trPr>
+        <w:tc>
+          <w:tcPr>
+            <w:tcW w:type="dxa" w:w="1901"/>
+            <w:tcBorders>
+              <w:top w:val="single" w:color="CCCCCC" w:sz="4"/>
+              <w:left w:val="single" w:color="CCCCCC" w:sz="4"/>
+              <w:bottom w:val="single" w:color="CCCCCC" w:sz="4"/>
+              <w:right w:val="single" w:color="CCCCCC" w:sz="4"/>
+            </w:tcBorders>
+            <w:shd w:fill="FFFFFF" w:val="clear"/>
+            <w:tcMar>
+              <w:top w:type="dxa" w:w="80"/>
+              <w:left w:type="dxa" w:w="120"/>
+              <w:bottom w:type="dxa" w:w="80"/>
+              <w:right w:type="dxa" w:w="120"/>
+            </w:tcMar>
+          </w:tcPr>
+          <w:p>
+            <w:pPr>
+              <w:spacing w:before="0" w:after="0"/>
+            </w:pPr>
+            <w:r>
+              <w:rPr>
+                <w:rFonts w:ascii="BIZ UDPGothic" w:cs="BIZ UDPGothic" w:eastAsia="BIZ UDPGothic" w:hAnsi="BIZ UDPGothic"/>
+                <w:color w:val="404040"/>
+                <w:sz w:val="18"/>
+                <w:szCs w:val="18"/>
+              </w:rPr>
+              <w:t xml:space="preserve">2</w:t>
+            </w:r>
+          </w:p>
+        </w:tc>
+        <w:tc>
+          <w:tcPr>
+            <w:tcW w:type="dxa" w:w="1901"/>
+            <w:tcBorders>
+              <w:top w:val="single" w:color="CCCCCC" w:sz="4"/>
+              <w:left w:val="single" w:color="CCCCCC" w:sz="4"/>
+              <w:bottom w:val="single" w:color="CCCCCC" w:sz="4"/>
+              <w:right w:val="single" w:color="CCCCCC" w:sz="4"/>
+            </w:tcBorders>
+            <w:shd w:fill="FFFFFF" w:val="clear"/>
+            <w:tcMar>
+              <w:top w:type="dxa" w:w="80"/>
+              <w:left w:type="dxa" w:w="120"/>
+              <w:bottom w:type="dxa" w:w="80"/>
+              <w:right w:type="dxa" w:w="120"/>
+            </w:tcMar>
+          </w:tcPr>
+          <w:p>
+            <w:pPr>
+              <w:spacing w:before="0" w:after="0"/>
+            </w:pPr>
+            <w:r>
+              <w:rPr>
+                <w:rFonts w:ascii="BIZ UDPGothic" w:cs="BIZ UDPGothic" w:eastAsia="BIZ UDPGothic" w:hAnsi="BIZ UDPGothic"/>
+                <w:color w:val="404040"/>
+                <w:sz w:val="18"/>
+                <w:szCs w:val="18"/>
+              </w:rPr>
+              <w:t xml:space="preserve">web-be SGの全開放ルール削除</w:t>
+            </w:r>
+          </w:p>
+        </w:tc>
+        <w:tc>
+          <w:tcPr>
+            <w:tcW w:type="dxa" w:w="1901"/>
+            <w:tcBorders>
+              <w:top w:val="single" w:color="CCCCCC" w:sz="4"/>
+              <w:left w:val="single" w:color="CCCCCC" w:sz="4"/>
+              <w:bottom w:val="single" w:color="CCCCCC" w:sz="4"/>
+              <w:right w:val="single" w:color="CCCCCC" w:sz="4"/>
+            </w:tcBorders>
+            <w:shd w:fill="FFFFFF" w:val="clear"/>
+            <w:tcMar>
+              <w:top w:type="dxa" w:w="80"/>
+              <w:left w:type="dxa" w:w="120"/>
+              <w:bottom w:type="dxa" w:w="80"/>
+              <w:right w:type="dxa" w:w="120"/>
+            </w:tcMar>
+          </w:tcPr>
+          <w:p>
+            <w:pPr>
+              <w:spacing w:before="0" w:after="0"/>
+            </w:pPr>
+            <w:r>
+              <w:rPr>
+                <w:rFonts w:ascii="BIZ UDPGothic" w:cs="BIZ UDPGothic" w:eastAsia="BIZ UDPGothic" w:hAnsi="BIZ UDPGothic"/>
+                <w:color w:val="404040"/>
+                <w:sz w:val="18"/>
+                <w:szCs w:val="18"/>
+              </w:rPr>
+              <w:t xml:space="preserve">web-beセキュリティグループの全通信許可ルール（-1/0.0.0.0/0）を削除し、必要なポートのみ許可する</w:t>
+            </w:r>
+          </w:p>
+        </w:tc>
+        <w:tc>
+          <w:tcPr>
+            <w:tcW w:type="dxa" w:w="1901"/>
+            <w:tcBorders>
+              <w:top w:val="single" w:color="CCCCCC" w:sz="4"/>
+              <w:left w:val="single" w:color="CCCCCC" w:sz="4"/>
+              <w:bottom w:val="single" w:color="CCCCCC" w:sz="4"/>
+              <w:right w:val="single" w:color="CCCCCC" w:sz="4"/>
+            </w:tcBorders>
+            <w:shd w:fill="FFFFFF" w:val="clear"/>
+            <w:tcMar>
+              <w:top w:type="dxa" w:w="80"/>
+              <w:left w:type="dxa" w:w="120"/>
+              <w:bottom w:type="dxa" w:w="80"/>
+              <w:right w:type="dxa" w:w="120"/>
+            </w:tcMar>
+          </w:tcPr>
+          <w:p>
+            <w:pPr>
+              <w:spacing w:before="0" w:after="0"/>
+            </w:pPr>
+            <w:r>
+              <w:rPr>
+                <w:rFonts w:ascii="BIZ UDPGothic" w:cs="BIZ UDPGothic" w:eastAsia="BIZ UDPGothic" w:hAnsi="BIZ UDPGothic"/>
+                <w:color w:val="404040"/>
+                <w:sz w:val="18"/>
+                <w:szCs w:val="18"/>
+              </w:rPr>
+              <w:t xml:space="preserve">0.5h</w:t>
+            </w:r>
+          </w:p>
+        </w:tc>
+        <w:tc>
+          <w:tcPr>
+            <w:tcW w:type="dxa" w:w="1902"/>
+            <w:tcBorders>
+              <w:top w:val="single" w:color="CCCCCC" w:sz="4"/>
+              <w:left w:val="single" w:color="CCCCCC" w:sz="4"/>
+              <w:bottom w:val="single" w:color="CCCCCC" w:sz="4"/>
+              <w:right w:val="single" w:color="CCCCCC" w:sz="4"/>
+            </w:tcBorders>
+            <w:shd w:fill="FFFFFF" w:val="clear"/>
+            <w:tcMar>
+              <w:top w:type="dxa" w:w="80"/>
+              <w:left w:type="dxa" w:w="120"/>
+              <w:bottom w:type="dxa" w:w="80"/>
+              <w:right w:type="dxa" w:w="120"/>
+            </w:tcMar>
+          </w:tcPr>
+          <w:p>
+            <w:pPr>
+              <w:spacing w:before="0" w:after="0"/>
+            </w:pPr>
+            <w:r>
+              <w:rPr>
+                <w:rFonts w:ascii="BIZ UDPGothic" w:cs="BIZ UDPGothic" w:eastAsia="BIZ UDPGothic" w:hAnsi="BIZ UDPGothic"/>
+                <w:color w:val="404040"/>
+                <w:sz w:val="18"/>
+                <w:szCs w:val="18"/>
+              </w:rPr>
+              <w:t xml:space="preserve">低</w:t>
+            </w:r>
+          </w:p>
+        </w:tc>
+      </w:tr>
+    </w:tbl>
     <w:p>
       <w:pPr>
-        <w:spacing w:before="100" w:after="100"/>
+        <w:pBdr>
+          <w:left w:val="thick" w:color="C8102E" w:sz="20" w:space="6"/>
+        </w:pBdr>
+        <w:spacing w:before="280" w:after="100"/>
       </w:pPr>
       <w:r>
         <w:rPr>
           <w:rFonts w:ascii="BIZ UDPGothic" w:cs="BIZ UDPGothic" w:eastAsia="BIZ UDPGothic" w:hAnsi="BIZ UDPGothic"/>
           <w:b/>
           <w:bCs/>
-          <w:color w:val="404040"/>
-          <w:sz w:val="18"/>
-          <w:szCs w:val="18"/>
+          <w:color w:val="C8102E"/>
+          <w:sz w:val="24"/>
+          <w:szCs w:val="24"/>
         </w:rPr>
-        <w:t xml:space="preserve">No.   改修タイトル */    概要 */ Tổng quan*                                                                           工数   リスク</w:t>
-      </w:r>
-    </w:p>
-    <w:p>
-      <w:pPr>
-        <w:spacing w:before="100" w:after="100"/>
-      </w:pPr>
+        <w:t xml:space="preserve">■ No.1 ALB internal化</w:t>
+      </w:r>
+      <w:r>
+        <w:br/>
+      </w:r>
       <w:r>
         <w:rPr>
           <w:rFonts w:ascii="BIZ UDPGothic" w:cs="BIZ UDPGothic" w:eastAsia="BIZ UDPGothic" w:hAnsi="BIZ UDPGothic"/>
-          <w:color w:val="404040"/>
-          <w:sz w:val="18"/>
-          <w:szCs w:val="18"/>
+          <w:i/>
+          <w:iCs/>
+          <w:color w:val="AA3344"/>
+          <w:sz w:val="17"/>
+          <w:szCs w:val="17"/>
         </w:rPr>
-        <w:t xml:space="preserve">Tiêu đề*                                                                                                                */ Khối    */ Rủi ro*</w:t>
-      </w:r>
-    </w:p>
-    <w:p>
-      <w:pPr>
-        <w:spacing w:before="100" w:after="100"/>
-      </w:pPr>
-      <w:r>
-        <w:rPr>
-          <w:rFonts w:ascii="BIZ UDPGothic" w:cs="BIZ UDPGothic" w:eastAsia="BIZ UDPGothic" w:hAnsi="BIZ UDPGothic"/>
-          <w:color w:val="404040"/>
-          <w:sz w:val="18"/>
-          <w:szCs w:val="18"/>
-        </w:rPr>
-        <w:t xml:space="preserve">lượng*</w:t>
-      </w:r>
-    </w:p>
-    <w:p>
-      <w:pPr>
-        <w:spacing w:before="100" w:after="100"/>
-      </w:pPr>
-      <w:r>
-        <w:rPr>
-          <w:rFonts w:ascii="BIZ UDPGothic" w:cs="BIZ UDPGothic" w:eastAsia="BIZ UDPGothic" w:hAnsi="BIZ UDPGothic"/>
-          <w:color w:val="404040"/>
-          <w:sz w:val="18"/>
-          <w:szCs w:val="18"/>
-        </w:rPr>
-        <w:t xml:space="preserve">1         ALB internal化         STG ALB×2をinternet-facingからinternalに変更し、外部からのAPIアクセスを遮断する                  0.5h       低</w:t>
-      </w:r>
-    </w:p>
-    <w:p>
-      <w:pPr>
-        <w:spacing w:before="100" w:after="100"/>
-      </w:pPr>
-      <w:r>
-        <w:rPr>
-          <w:rFonts w:ascii="BIZ UDPGothic" w:cs="BIZ UDPGothic" w:eastAsia="BIZ UDPGothic" w:hAnsi="BIZ UDPGothic"/>
-          <w:color w:val="404040"/>
-          <w:sz w:val="18"/>
-          <w:szCs w:val="18"/>
-        </w:rPr>
-        <w:t xml:space="preserve">2         web-be                 web-beセキュリティグループの全通信許可ルール（-1/0.0.0.0/0）を削除し、必要なポートのみ許可する   0.5h       低</w:t>
-      </w:r>
-    </w:p>
-    <w:p>
-      <w:pPr>
-        <w:spacing w:before="100" w:after="100"/>
-      </w:pPr>
-      <w:r>
-        <w:rPr>
-          <w:rFonts w:ascii="BIZ UDPGothic" w:cs="BIZ UDPGothic" w:eastAsia="BIZ UDPGothic" w:hAnsi="BIZ UDPGothic"/>
-          <w:color w:val="404040"/>
-          <w:sz w:val="18"/>
-          <w:szCs w:val="18"/>
-        </w:rPr>
-        <w:t xml:space="preserve">SGの全開放ルール削除</w:t>
-      </w:r>
-    </w:p>
-    <w:p>
-      <w:pPr>
-        <w:spacing w:before="100" w:after="100"/>
-      </w:pPr>
-      <w:r>
-        <w:rPr>
-          <w:rFonts w:ascii="BIZ UDPGothic" w:cs="BIZ UDPGothic" w:eastAsia="BIZ UDPGothic" w:hAnsi="BIZ UDPGothic"/>
-          <w:color w:val="404040"/>
-          <w:sz w:val="18"/>
-          <w:szCs w:val="18"/>
-        </w:rPr>
-        <w:t xml:space="preserve">2026年3月10日の調査にて、STG</w:t>
-      </w:r>
-    </w:p>
-    <w:p>
-      <w:pPr>
-        <w:spacing w:before="100" w:after="100"/>
-      </w:pPr>
-      <w:r>
-        <w:rPr>
-          <w:rFonts w:ascii="BIZ UDPGothic" w:cs="BIZ UDPGothic" w:eastAsia="BIZ UDPGothic" w:hAnsi="BIZ UDPGothic"/>
-          <w:color w:val="404040"/>
-          <w:sz w:val="18"/>
-          <w:szCs w:val="18"/>
-        </w:rPr>
-        <w:t xml:space="preserve">ALB（ksm-posstg-alb-web-fe・ksm-posstg-alb-api-be）がinternet-facingで稼働しており、インターネットから直接APIが呼び出せる状態を確認した。</w:t>
-      </w:r>
-    </w:p>
-    <w:p>
-      <w:pPr>
-        <w:spacing w:before="100" w:after="100"/>
-      </w:pPr>
-      <w:r>
-        <w:rPr>
-          <w:rFonts w:ascii="BIZ UDPGothic" w:cs="BIZ UDPGothic" w:eastAsia="BIZ UDPGothic" w:hAnsi="BIZ UDPGothic"/>
-          <w:color w:val="404040"/>
-          <w:sz w:val="18"/>
-          <w:szCs w:val="18"/>
-        </w:rPr>
-        <w:t xml:space="preserve">実際にcurlコマンドで確認したところ、/api/v1/app が HTTP</w:t>
-      </w:r>
-    </w:p>
-    <w:p>
-      <w:pPr>
-        <w:spacing w:before="100" w:after="100"/>
-      </w:pPr>
-      <w:r>
-        <w:rPr>
-          <w:rFonts w:ascii="BIZ UDPGothic" w:cs="BIZ UDPGothic" w:eastAsia="BIZ UDPGothic" w:hAnsi="BIZ UDPGothic"/>
-          <w:color w:val="404040"/>
-          <w:sz w:val="18"/>
-          <w:szCs w:val="18"/>
-        </w:rPr>
-        <w:t xml:space="preserve">401（認証まで到達）、/pos/v1/pos-token が HTTP 500</w:t>
-      </w:r>
-    </w:p>
-    <w:p>
-      <w:pPr>
-        <w:spacing w:before="100" w:after="100"/>
-      </w:pPr>
-      <w:r>
-        <w:rPr>
-          <w:rFonts w:ascii="BIZ UDPGothic" w:cs="BIZ UDPGothic" w:eastAsia="BIZ UDPGothic" w:hAnsi="BIZ UDPGothic"/>
-          <w:color w:val="404040"/>
-          <w:sz w:val="18"/>
-          <w:szCs w:val="18"/>
-        </w:rPr>
-        <w:t xml:space="preserve">を返しており、APIが外部から疎通可能な状態である。</w:t>
-      </w:r>
-    </w:p>
-    <w:p>
-      <w:pPr>
-        <w:spacing w:before="100" w:after="100"/>
-      </w:pPr>
-      <w:r>
-        <w:rPr>
-          <w:rFonts w:ascii="BIZ UDPGothic" w:cs="BIZ UDPGothic" w:eastAsia="BIZ UDPGothic" w:hAnsi="BIZ UDPGothic"/>
-          <w:color w:val="404040"/>
-          <w:sz w:val="18"/>
-          <w:szCs w:val="18"/>
-        </w:rPr>
-        <w:t xml:space="preserve">STGのweb-beセキュリティグループに「全プロトコル・全ポート・全IPを許可」するルール（-1/0.0.0.0/0）が設定されており、web-beへの通信が全て無制限に許可されている状態である。</w:t>
+        <w:t xml:space="preserve">　Chuyển ALB sang internal</w:t>
       </w:r>
     </w:p>
     <w:p>
@@ -1513,7 +1892,7 @@
           <w:sz w:val="24"/>
           <w:szCs w:val="24"/>
         </w:rPr>
-        <w:t xml:space="preserve">■ 改修内容</w:t>
+        <w:t xml:space="preserve">■ 背景・経緯 / Bối cảnh</w:t>
       </w:r>
       <w:r>
         <w:br/>
@@ -1527,39 +1906,7 @@
           <w:sz w:val="17"/>
           <w:szCs w:val="17"/>
         </w:rPr>
-        <w:t xml:space="preserve">　Nội Dung Sửa Đổi</w:t>
-      </w:r>
-    </w:p>
-    <w:p>
-      <w:pPr>
-        <w:spacing w:before="100" w:after="100"/>
-      </w:pPr>
-      <w:r>
-        <w:rPr>
-          <w:rFonts w:ascii="BIZ UDPGothic" w:cs="BIZ UDPGothic" w:eastAsia="BIZ UDPGothic" w:hAnsi="BIZ UDPGothic"/>
-          <w:b/>
-          <w:bCs/>
-          <w:color w:val="C8102E"/>
-          <w:sz w:val="20"/>
-          <w:szCs w:val="20"/>
-        </w:rPr>
-        <w:t xml:space="preserve">■ No.1 ALB internal化</w:t>
-      </w:r>
-    </w:p>
-    <w:p>
-      <w:pPr>
-        <w:spacing w:before="100" w:after="100"/>
-      </w:pPr>
-      <w:r>
-        <w:rPr>
-          <w:rFonts w:ascii="BIZ UDPGothic" w:cs="BIZ UDPGothic" w:eastAsia="BIZ UDPGothic" w:hAnsi="BIZ UDPGothic"/>
-          <w:b/>
-          <w:bCs/>
-          <w:color w:val="C8102E"/>
-          <w:sz w:val="20"/>
-          <w:szCs w:val="20"/>
-        </w:rPr>
-        <w:t xml:space="preserve">■ 対象環境</w:t>
+        <w:t xml:space="preserve">　</w:t>
       </w:r>
     </w:p>
     <w:p>
@@ -1573,23 +1920,7 @@
           <w:sz w:val="18"/>
           <w:szCs w:val="18"/>
         </w:rPr>
-        <w:t xml:space="preserve">STG（AWSアカウント: 750735758916 / ap-northeast-1）</w:t>
-      </w:r>
-    </w:p>
-    <w:p>
-      <w:pPr>
-        <w:spacing w:before="100" w:after="100"/>
-      </w:pPr>
-      <w:r>
-        <w:rPr>
-          <w:rFonts w:ascii="BIZ UDPGothic" w:cs="BIZ UDPGothic" w:eastAsia="BIZ UDPGothic" w:hAnsi="BIZ UDPGothic"/>
-          <w:b/>
-          <w:bCs/>
-          <w:color w:val="C8102E"/>
-          <w:sz w:val="20"/>
-          <w:szCs w:val="20"/>
-        </w:rPr>
-        <w:t xml:space="preserve">■ 対象リソース</w:t>
+        <w:t xml:space="preserve">2026年3月10日の調査にて、STG ALB（ksm-posstg-alb-web-fe・ksm-posstg-alb-api-be）がinternet-facingで稼働しており、インターネットから直接APIが呼び出せる状態を確認した。</w:t>
       </w:r>
     </w:p>
     <w:p>
@@ -1603,381 +1934,7 @@
           <w:sz w:val="18"/>
           <w:szCs w:val="18"/>
         </w:rPr>
-        <w:t xml:space="preserve">リソース名 */ Tên   変更内容 */ Nội dung thay đổi*</w:t>
-      </w:r>
-    </w:p>
-    <w:p>
-      <w:pPr>
-        <w:spacing w:before="100" w:after="100"/>
-      </w:pPr>
-      <w:r>
-        <w:rPr>
-          <w:rFonts w:ascii="BIZ UDPGothic" w:cs="BIZ UDPGothic" w:eastAsia="BIZ UDPGothic" w:hAnsi="BIZ UDPGothic"/>
-          <w:color w:val="404040"/>
-          <w:sz w:val="18"/>
-          <w:szCs w:val="18"/>
-        </w:rPr>
-        <w:t xml:space="preserve">tài nguyên*</w:t>
-      </w:r>
-    </w:p>
-    <w:p>
-      <w:pPr>
-        <w:spacing w:before="100" w:after="100"/>
-      </w:pPr>
-      <w:r>
-        <w:rPr>
-          <w:rFonts w:ascii="BIZ UDPGothic" w:cs="BIZ UDPGothic" w:eastAsia="BIZ UDPGothic" w:hAnsi="BIZ UDPGothic"/>
-          <w:color w:val="404040"/>
-          <w:sz w:val="18"/>
-          <w:szCs w:val="18"/>
-        </w:rPr>
-        <w:t xml:space="preserve">ksm-posstg-alb-web-fe   Scheme: internet-facing → internal に変更</w:t>
-      </w:r>
-    </w:p>
-    <w:p>
-      <w:pPr>
-        <w:spacing w:before="100" w:after="100"/>
-      </w:pPr>
-      <w:r>
-        <w:rPr>
-          <w:rFonts w:ascii="BIZ UDPGothic" w:cs="BIZ UDPGothic" w:eastAsia="BIZ UDPGothic" w:hAnsi="BIZ UDPGothic"/>
-          <w:color w:val="404040"/>
-          <w:sz w:val="18"/>
-          <w:szCs w:val="18"/>
-        </w:rPr>
-        <w:t xml:space="preserve">ksm-posstg-alb-api-be   Scheme: internet-facing → internal に変更</w:t>
-      </w:r>
-    </w:p>
-    <w:p>
-      <w:pPr>
-        <w:spacing w:before="100" w:after="100"/>
-      </w:pPr>
-      <w:r>
-        <w:rPr>
-          <w:rFonts w:ascii="BIZ UDPGothic" w:cs="BIZ UDPGothic" w:eastAsia="BIZ UDPGothic" w:hAnsi="BIZ UDPGothic"/>
-          <w:b/>
-          <w:bCs/>
-          <w:color w:val="C8102E"/>
-          <w:sz w:val="20"/>
-          <w:szCs w:val="20"/>
-        </w:rPr>
-        <w:t xml:space="preserve">■ 改修内容</w:t>
-      </w:r>
-    </w:p>
-    <w:p>
-      <w:pPr>
-        <w:spacing w:before="100" w:after="100"/>
-      </w:pPr>
-      <w:r>
-        <w:rPr>
-          <w:rFonts w:ascii="BIZ UDPGothic" w:cs="BIZ UDPGothic" w:eastAsia="BIZ UDPGothic" w:hAnsi="BIZ UDPGothic"/>
-          <w:color w:val="404040"/>
-          <w:sz w:val="18"/>
-          <w:szCs w:val="18"/>
-        </w:rPr>
-        <w:t xml:space="preserve">【手順】AWSコンソール \&gt; EC2 \&gt; ロードバランサー にて以下を実施する。</w:t>
-      </w:r>
-    </w:p>
-    <w:p>
-      <w:pPr>
-        <w:spacing w:before="100" w:after="100"/>
-      </w:pPr>
-      <w:r>
-        <w:rPr>
-          <w:rFonts w:ascii="BIZ UDPGothic" w:cs="BIZ UDPGothic" w:eastAsia="BIZ UDPGothic" w:hAnsi="BIZ UDPGothic"/>
-          <w:color w:val="404040"/>
-          <w:sz w:val="18"/>
-          <w:szCs w:val="18"/>
-        </w:rPr>
-        <w:t xml:space="preserve">&gt; ① ksm-posstg-alb-api-be を選択 \&gt; アクション \&gt; ロードバランサーの編集</w:t>
-      </w:r>
-    </w:p>
-    <w:p>
-      <w:pPr>
-        <w:spacing w:before="100" w:after="100"/>
-      </w:pPr>
-      <w:r>
-        <w:rPr>
-          <w:rFonts w:ascii="BIZ UDPGothic" w:cs="BIZ UDPGothic" w:eastAsia="BIZ UDPGothic" w:hAnsi="BIZ UDPGothic"/>
-          <w:color w:val="404040"/>
-          <w:sz w:val="18"/>
-          <w:szCs w:val="18"/>
-        </w:rPr>
-        <w:t xml:space="preserve">&gt;</w:t>
-      </w:r>
-    </w:p>
-    <w:p>
-      <w:pPr>
-        <w:spacing w:before="100" w:after="100"/>
-      </w:pPr>
-      <w:r>
-        <w:rPr>
-          <w:rFonts w:ascii="BIZ UDPGothic" w:cs="BIZ UDPGothic" w:eastAsia="BIZ UDPGothic" w:hAnsi="BIZ UDPGothic"/>
-          <w:color w:val="404040"/>
-          <w:sz w:val="18"/>
-          <w:szCs w:val="18"/>
-        </w:rPr>
-        <w:t xml:space="preserve">&gt; ② スキームを「内部」(internal) に変更して保存</w:t>
-      </w:r>
-    </w:p>
-    <w:p>
-      <w:pPr>
-        <w:spacing w:before="100" w:after="100"/>
-      </w:pPr>
-      <w:r>
-        <w:rPr>
-          <w:rFonts w:ascii="BIZ UDPGothic" w:cs="BIZ UDPGothic" w:eastAsia="BIZ UDPGothic" w:hAnsi="BIZ UDPGothic"/>
-          <w:color w:val="404040"/>
-          <w:sz w:val="18"/>
-          <w:szCs w:val="18"/>
-        </w:rPr>
-        <w:t xml:space="preserve">&gt;</w:t>
-      </w:r>
-    </w:p>
-    <w:p>
-      <w:pPr>
-        <w:spacing w:before="100" w:after="100"/>
-      </w:pPr>
-      <w:r>
-        <w:rPr>
-          <w:rFonts w:ascii="BIZ UDPGothic" w:cs="BIZ UDPGothic" w:eastAsia="BIZ UDPGothic" w:hAnsi="BIZ UDPGothic"/>
-          <w:color w:val="404040"/>
-          <w:sz w:val="18"/>
-          <w:szCs w:val="18"/>
-        </w:rPr>
-        <w:t xml:space="preserve">&gt; ③ ksm-posstg-alb-web-fe についても同様に実施</w:t>
-      </w:r>
-    </w:p>
-    <w:p>
-      <w:pPr>
-        <w:spacing w:before="100" w:after="100"/>
-      </w:pPr>
-      <w:r>
-        <w:rPr>
-          <w:rFonts w:ascii="BIZ UDPGothic" w:cs="BIZ UDPGothic" w:eastAsia="BIZ UDPGothic" w:hAnsi="BIZ UDPGothic"/>
-          <w:color w:val="404040"/>
-          <w:sz w:val="18"/>
-          <w:szCs w:val="18"/>
-        </w:rPr>
-        <w:t xml:space="preserve">*※</w:t>
-      </w:r>
-    </w:p>
-    <w:p>
-      <w:pPr>
-        <w:spacing w:before="100" w:after="100"/>
-      </w:pPr>
-      <w:r>
-        <w:rPr>
-          <w:rFonts w:ascii="BIZ UDPGothic" w:cs="BIZ UDPGothic" w:eastAsia="BIZ UDPGothic" w:hAnsi="BIZ UDPGothic"/>
-          <w:color w:val="404040"/>
-          <w:sz w:val="18"/>
-          <w:szCs w:val="18"/>
-        </w:rPr>
-        <w:t xml:space="preserve">internalに変更後は、VPN接続（Bastion経由）からのみアクセス可能になる。*</w:t>
-      </w:r>
-    </w:p>
-    <w:p>
-      <w:pPr>
-        <w:spacing w:before="100" w:after="100"/>
-      </w:pPr>
-      <w:r>
-        <w:rPr>
-          <w:rFonts w:ascii="BIZ UDPGothic" w:cs="BIZ UDPGothic" w:eastAsia="BIZ UDPGothic" w:hAnsi="BIZ UDPGothic"/>
-          <w:b/>
-          <w:bCs/>
-          <w:color w:val="C8102E"/>
-          <w:sz w:val="20"/>
-          <w:szCs w:val="20"/>
-        </w:rPr>
-        <w:t xml:space="preserve">■ No.2 web-be セキュリティグループ 全開放ルール削除</w:t>
-      </w:r>
-    </w:p>
-    <w:p>
-      <w:pPr>
-        <w:spacing w:before="100" w:after="100"/>
-      </w:pPr>
-      <w:r>
-        <w:rPr>
-          <w:rFonts w:ascii="BIZ UDPGothic" w:cs="BIZ UDPGothic" w:eastAsia="BIZ UDPGothic" w:hAnsi="BIZ UDPGothic"/>
-          <w:b/>
-          <w:bCs/>
-          <w:color w:val="C8102E"/>
-          <w:sz w:val="20"/>
-          <w:szCs w:val="20"/>
-        </w:rPr>
-        <w:t xml:space="preserve">■ 対象環境</w:t>
-      </w:r>
-    </w:p>
-    <w:p>
-      <w:pPr>
-        <w:spacing w:before="100" w:after="100"/>
-      </w:pPr>
-      <w:r>
-        <w:rPr>
-          <w:rFonts w:ascii="BIZ UDPGothic" w:cs="BIZ UDPGothic" w:eastAsia="BIZ UDPGothic" w:hAnsi="BIZ UDPGothic"/>
-          <w:color w:val="404040"/>
-          <w:sz w:val="18"/>
-          <w:szCs w:val="18"/>
-        </w:rPr>
-        <w:t xml:space="preserve">STG（AWSアカウント: 750735758916 / ap-northeast-1）</w:t>
-      </w:r>
-    </w:p>
-    <w:p>
-      <w:pPr>
-        <w:spacing w:before="100" w:after="100"/>
-      </w:pPr>
-      <w:r>
-        <w:rPr>
-          <w:rFonts w:ascii="BIZ UDPGothic" w:cs="BIZ UDPGothic" w:eastAsia="BIZ UDPGothic" w:hAnsi="BIZ UDPGothic"/>
-          <w:b/>
-          <w:bCs/>
-          <w:color w:val="C8102E"/>
-          <w:sz w:val="20"/>
-          <w:szCs w:val="20"/>
-        </w:rPr>
-        <w:t xml:space="preserve">■ 対象リソース</w:t>
-      </w:r>
-    </w:p>
-    <w:p>
-      <w:pPr>
-        <w:spacing w:before="100" w:after="100"/>
-      </w:pPr>
-      <w:r>
-        <w:rPr>
-          <w:rFonts w:ascii="BIZ UDPGothic" w:cs="BIZ UDPGothic" w:eastAsia="BIZ UDPGothic" w:hAnsi="BIZ UDPGothic"/>
-          <w:b/>
-          <w:bCs/>
-          <w:color w:val="C8102E"/>
-          <w:sz w:val="20"/>
-          <w:szCs w:val="20"/>
-        </w:rPr>
-        <w:t xml:space="preserve">■ 改修内容</w:t>
-      </w:r>
-    </w:p>
-    <w:p>
-      <w:pPr>
-        <w:spacing w:before="100" w:after="100"/>
-      </w:pPr>
-      <w:r>
-        <w:rPr>
-          <w:rFonts w:ascii="BIZ UDPGothic" w:cs="BIZ UDPGothic" w:eastAsia="BIZ UDPGothic" w:hAnsi="BIZ UDPGothic"/>
-          <w:color w:val="404040"/>
-          <w:sz w:val="18"/>
-          <w:szCs w:val="18"/>
-        </w:rPr>
-        <w:t xml:space="preserve">【手順】AWSコンソール \&gt; EC2 \&gt; セキュリティグループ</w:t>
-      </w:r>
-    </w:p>
-    <w:p>
-      <w:pPr>
-        <w:spacing w:before="100" w:after="100"/>
-      </w:pPr>
-      <w:r>
-        <w:rPr>
-          <w:rFonts w:ascii="BIZ UDPGothic" w:cs="BIZ UDPGothic" w:eastAsia="BIZ UDPGothic" w:hAnsi="BIZ UDPGothic"/>
-          <w:color w:val="404040"/>
-          <w:sz w:val="18"/>
-          <w:szCs w:val="18"/>
-        </w:rPr>
-        <w:t xml:space="preserve">にて以下を実施する。</w:t>
-      </w:r>
-    </w:p>
-    <w:p>
-      <w:pPr>
-        <w:spacing w:before="100" w:after="100"/>
-      </w:pPr>
-      <w:r>
-        <w:rPr>
-          <w:rFonts w:ascii="BIZ UDPGothic" w:cs="BIZ UDPGothic" w:eastAsia="BIZ UDPGothic" w:hAnsi="BIZ UDPGothic"/>
-          <w:color w:val="404040"/>
-          <w:sz w:val="18"/>
-          <w:szCs w:val="18"/>
-        </w:rPr>
-        <w:t xml:space="preserve">&gt; ① web-beのSGを選択 \&gt; インバウンドルールを編集</w:t>
-      </w:r>
-    </w:p>
-    <w:p>
-      <w:pPr>
-        <w:spacing w:before="100" w:after="100"/>
-      </w:pPr>
-      <w:r>
-        <w:rPr>
-          <w:rFonts w:ascii="BIZ UDPGothic" w:cs="BIZ UDPGothic" w:eastAsia="BIZ UDPGothic" w:hAnsi="BIZ UDPGothic"/>
-          <w:color w:val="404040"/>
-          <w:sz w:val="18"/>
-          <w:szCs w:val="18"/>
-        </w:rPr>
-        <w:t xml:space="preserve">&gt;</w:t>
-      </w:r>
-    </w:p>
-    <w:p>
-      <w:pPr>
-        <w:spacing w:before="100" w:after="100"/>
-      </w:pPr>
-      <w:r>
-        <w:rPr>
-          <w:rFonts w:ascii="BIZ UDPGothic" w:cs="BIZ UDPGothic" w:eastAsia="BIZ UDPGothic" w:hAnsi="BIZ UDPGothic"/>
-          <w:color w:val="404040"/>
-          <w:sz w:val="18"/>
-          <w:szCs w:val="18"/>
-        </w:rPr>
-        <w:t xml:space="preserve">&gt; ② 全開放ルール（タイプ: すべてのトラフィック / ソース:</w:t>
-      </w:r>
-    </w:p>
-    <w:p>
-      <w:pPr>
-        <w:spacing w:before="100" w:after="100"/>
-      </w:pPr>
-      <w:r>
-        <w:rPr>
-          <w:rFonts w:ascii="BIZ UDPGothic" w:cs="BIZ UDPGothic" w:eastAsia="BIZ UDPGothic" w:hAnsi="BIZ UDPGothic"/>
-          <w:color w:val="404040"/>
-          <w:sz w:val="18"/>
-          <w:szCs w:val="18"/>
-        </w:rPr>
-        <w:t xml:space="preserve">&gt; 0.0.0.0/0）を削除</w:t>
-      </w:r>
-    </w:p>
-    <w:p>
-      <w:pPr>
-        <w:spacing w:before="100" w:after="100"/>
-      </w:pPr>
-      <w:r>
-        <w:rPr>
-          <w:rFonts w:ascii="BIZ UDPGothic" w:cs="BIZ UDPGothic" w:eastAsia="BIZ UDPGothic" w:hAnsi="BIZ UDPGothic"/>
-          <w:color w:val="404040"/>
-          <w:sz w:val="18"/>
-          <w:szCs w:val="18"/>
-        </w:rPr>
-        <w:t xml:space="preserve">&gt;</w:t>
-      </w:r>
-    </w:p>
-    <w:p>
-      <w:pPr>
-        <w:spacing w:before="100" w:after="100"/>
-      </w:pPr>
-      <w:r>
-        <w:rPr>
-          <w:rFonts w:ascii="BIZ UDPGothic" w:cs="BIZ UDPGothic" w:eastAsia="BIZ UDPGothic" w:hAnsi="BIZ UDPGothic"/>
-          <w:color w:val="404040"/>
-          <w:sz w:val="18"/>
-          <w:szCs w:val="18"/>
-        </w:rPr>
-        <w:t xml:space="preserve">&gt; ③ ALBのSG（ksm-posstg-alb-api-be</w:t>
-      </w:r>
-    </w:p>
-    <w:p>
-      <w:pPr>
-        <w:spacing w:before="100" w:after="100"/>
-      </w:pPr>
-      <w:r>
-        <w:rPr>
-          <w:rFonts w:ascii="BIZ UDPGothic" w:cs="BIZ UDPGothic" w:eastAsia="BIZ UDPGothic" w:hAnsi="BIZ UDPGothic"/>
-          <w:color w:val="404040"/>
-          <w:sz w:val="18"/>
-          <w:szCs w:val="18"/>
-        </w:rPr>
-        <w:t xml:space="preserve">&gt; のSG）をソースとして、ポート80・8080・8081を許可するルールを追加</w:t>
+        <w:t xml:space="preserve">実際にcurlコマンドで確認したところ、/api/v1/app が HTTP 401（認証まで到達）、/pos/v1/pos-token が HTTP 500 を返しており、APIが外部から疎通可能な状態である。</w:t>
       </w:r>
     </w:p>
     <w:p>
@@ -1996,7 +1953,7 @@
           <w:sz w:val="24"/>
           <w:szCs w:val="24"/>
         </w:rPr>
-        <w:t xml:space="preserve">■ テスト手順・結果</w:t>
+        <w:t xml:space="preserve">■ 対象環境 / Môi trường mục tiêu</w:t>
       </w:r>
       <w:r>
         <w:br/>
@@ -2010,7 +1967,1946 @@
           <w:sz w:val="17"/>
           <w:szCs w:val="17"/>
         </w:rPr>
-        <w:t xml:space="preserve">　Quy Trình &amp; Kết Quả Kiểm Thử</w:t>
+        <w:t xml:space="preserve">　</w:t>
+      </w:r>
+    </w:p>
+    <w:p>
+      <w:pPr>
+        <w:spacing w:before="100" w:after="100"/>
+      </w:pPr>
+      <w:r>
+        <w:rPr>
+          <w:rFonts w:ascii="BIZ UDPGothic" w:cs="BIZ UDPGothic" w:eastAsia="BIZ UDPGothic" w:hAnsi="BIZ UDPGothic"/>
+          <w:color w:val="404040"/>
+          <w:sz w:val="18"/>
+          <w:szCs w:val="18"/>
+        </w:rPr>
+        <w:t xml:space="preserve">STG（AWSアカウント: 750735758916 / ap-northeast-1）</w:t>
+      </w:r>
+    </w:p>
+    <w:p>
+      <w:pPr>
+        <w:pBdr>
+          <w:left w:val="thick" w:color="C8102E" w:sz="20" w:space="6"/>
+        </w:pBdr>
+        <w:spacing w:before="280" w:after="100"/>
+      </w:pPr>
+      <w:r>
+        <w:rPr>
+          <w:rFonts w:ascii="BIZ UDPGothic" w:cs="BIZ UDPGothic" w:eastAsia="BIZ UDPGothic" w:hAnsi="BIZ UDPGothic"/>
+          <w:b/>
+          <w:bCs/>
+          <w:color w:val="C8102E"/>
+          <w:sz w:val="24"/>
+          <w:szCs w:val="24"/>
+        </w:rPr>
+        <w:t xml:space="preserve">■ 対象リソース / Tài nguyên mục tiêu</w:t>
+      </w:r>
+      <w:r>
+        <w:br/>
+      </w:r>
+      <w:r>
+        <w:rPr>
+          <w:rFonts w:ascii="BIZ UDPGothic" w:cs="BIZ UDPGothic" w:eastAsia="BIZ UDPGothic" w:hAnsi="BIZ UDPGothic"/>
+          <w:i/>
+          <w:iCs/>
+          <w:color w:val="AA3344"/>
+          <w:sz w:val="17"/>
+          <w:szCs w:val="17"/>
+        </w:rPr>
+        <w:t xml:space="preserve">　</w:t>
+      </w:r>
+    </w:p>
+    <w:tbl>
+      <w:tblPr>
+        <w:tblW w:type="dxa" w:w="9506"/>
+        <w:tblBorders>
+          <w:top w:val="single" w:color="CCCCCC" w:sz="4"/>
+          <w:left w:val="single" w:color="CCCCCC" w:sz="4"/>
+          <w:bottom w:val="single" w:color="CCCCCC" w:sz="4"/>
+          <w:right w:val="single" w:color="CCCCCC" w:sz="4"/>
+          <w:insideH w:val="single" w:color="auto" w:sz="4"/>
+          <w:insideV w:val="single" w:color="auto" w:sz="4"/>
+        </w:tblBorders>
+      </w:tblPr>
+      <w:tblGrid>
+        <w:gridCol w:w="4753"/>
+        <w:gridCol w:w="4753"/>
+      </w:tblGrid>
+      <w:tr>
+        <w:trPr>
+          <w:cantSplit/>
+          <w:tblHeader/>
+        </w:trPr>
+        <w:tc>
+          <w:tcPr>
+            <w:tcW w:type="dxa" w:w="4753"/>
+            <w:tcBorders>
+              <w:top w:val="single" w:color="CCCCCC" w:sz="4"/>
+              <w:left w:val="single" w:color="CCCCCC" w:sz="4"/>
+              <w:bottom w:val="single" w:color="CCCCCC" w:sz="4"/>
+              <w:right w:val="single" w:color="CCCCCC" w:sz="4"/>
+            </w:tcBorders>
+            <w:shd w:fill="E8E8E8" w:val="clear"/>
+            <w:tcMar>
+              <w:top w:type="dxa" w:w="80"/>
+              <w:left w:type="dxa" w:w="120"/>
+              <w:bottom w:type="dxa" w:w="80"/>
+              <w:right w:type="dxa" w:w="120"/>
+            </w:tcMar>
+          </w:tcPr>
+          <w:p>
+            <w:pPr>
+              <w:spacing w:before="0" w:after="0"/>
+            </w:pPr>
+            <w:r>
+              <w:rPr>
+                <w:rFonts w:ascii="BIZ UDPGothic" w:cs="BIZ UDPGothic" w:eastAsia="BIZ UDPGothic" w:hAnsi="BIZ UDPGothic"/>
+                <w:color w:val="404040"/>
+                <w:sz w:val="18"/>
+                <w:szCs w:val="18"/>
+              </w:rPr>
+              <w:t xml:space="preserve">リソース名 / Tên tài nguyên</w:t>
+            </w:r>
+          </w:p>
+        </w:tc>
+        <w:tc>
+          <w:tcPr>
+            <w:tcW w:type="dxa" w:w="4753"/>
+            <w:tcBorders>
+              <w:top w:val="single" w:color="CCCCCC" w:sz="4"/>
+              <w:left w:val="single" w:color="CCCCCC" w:sz="4"/>
+              <w:bottom w:val="single" w:color="CCCCCC" w:sz="4"/>
+              <w:right w:val="single" w:color="CCCCCC" w:sz="4"/>
+            </w:tcBorders>
+            <w:shd w:fill="E8E8E8" w:val="clear"/>
+            <w:tcMar>
+              <w:top w:type="dxa" w:w="80"/>
+              <w:left w:type="dxa" w:w="120"/>
+              <w:bottom w:type="dxa" w:w="80"/>
+              <w:right w:type="dxa" w:w="120"/>
+            </w:tcMar>
+          </w:tcPr>
+          <w:p>
+            <w:pPr>
+              <w:spacing w:before="0" w:after="0"/>
+            </w:pPr>
+            <w:r>
+              <w:rPr>
+                <w:rFonts w:ascii="BIZ UDPGothic" w:cs="BIZ UDPGothic" w:eastAsia="BIZ UDPGothic" w:hAnsi="BIZ UDPGothic"/>
+                <w:color w:val="404040"/>
+                <w:sz w:val="18"/>
+                <w:szCs w:val="18"/>
+              </w:rPr>
+              <w:t xml:space="preserve">変更内容 / Nội dung thay đổi</w:t>
+            </w:r>
+          </w:p>
+        </w:tc>
+      </w:tr>
+      <w:tr>
+        <w:trPr>
+          <w:cantSplit/>
+        </w:trPr>
+        <w:tc>
+          <w:tcPr>
+            <w:tcW w:type="dxa" w:w="4753"/>
+            <w:tcBorders>
+              <w:top w:val="single" w:color="CCCCCC" w:sz="4"/>
+              <w:left w:val="single" w:color="CCCCCC" w:sz="4"/>
+              <w:bottom w:val="single" w:color="CCCCCC" w:sz="4"/>
+              <w:right w:val="single" w:color="CCCCCC" w:sz="4"/>
+            </w:tcBorders>
+            <w:shd w:fill="FFFFFF" w:val="clear"/>
+            <w:tcMar>
+              <w:top w:type="dxa" w:w="80"/>
+              <w:left w:type="dxa" w:w="120"/>
+              <w:bottom w:type="dxa" w:w="80"/>
+              <w:right w:type="dxa" w:w="120"/>
+            </w:tcMar>
+          </w:tcPr>
+          <w:p>
+            <w:pPr>
+              <w:spacing w:before="0" w:after="0"/>
+            </w:pPr>
+            <w:r>
+              <w:rPr>
+                <w:rFonts w:ascii="BIZ UDPGothic" w:cs="BIZ UDPGothic" w:eastAsia="BIZ UDPGothic" w:hAnsi="BIZ UDPGothic"/>
+                <w:color w:val="404040"/>
+                <w:sz w:val="18"/>
+                <w:szCs w:val="18"/>
+              </w:rPr>
+              <w:t xml:space="preserve">ksm-posstg-alb-web-fe</w:t>
+            </w:r>
+          </w:p>
+        </w:tc>
+        <w:tc>
+          <w:tcPr>
+            <w:tcW w:type="dxa" w:w="4753"/>
+            <w:tcBorders>
+              <w:top w:val="single" w:color="CCCCCC" w:sz="4"/>
+              <w:left w:val="single" w:color="CCCCCC" w:sz="4"/>
+              <w:bottom w:val="single" w:color="CCCCCC" w:sz="4"/>
+              <w:right w:val="single" w:color="CCCCCC" w:sz="4"/>
+            </w:tcBorders>
+            <w:shd w:fill="FFFFFF" w:val="clear"/>
+            <w:tcMar>
+              <w:top w:type="dxa" w:w="80"/>
+              <w:left w:type="dxa" w:w="120"/>
+              <w:bottom w:type="dxa" w:w="80"/>
+              <w:right w:type="dxa" w:w="120"/>
+            </w:tcMar>
+          </w:tcPr>
+          <w:p>
+            <w:pPr>
+              <w:spacing w:before="0" w:after="0"/>
+            </w:pPr>
+            <w:r>
+              <w:rPr>
+                <w:rFonts w:ascii="BIZ UDPGothic" w:cs="BIZ UDPGothic" w:eastAsia="BIZ UDPGothic" w:hAnsi="BIZ UDPGothic"/>
+                <w:color w:val="404040"/>
+                <w:sz w:val="18"/>
+                <w:szCs w:val="18"/>
+              </w:rPr>
+              <w:t xml:space="preserve">Scheme: internet-facing → internal に変更</w:t>
+            </w:r>
+          </w:p>
+        </w:tc>
+      </w:tr>
+      <w:tr>
+        <w:trPr>
+          <w:cantSplit/>
+        </w:trPr>
+        <w:tc>
+          <w:tcPr>
+            <w:tcW w:type="dxa" w:w="4753"/>
+            <w:tcBorders>
+              <w:top w:val="single" w:color="CCCCCC" w:sz="4"/>
+              <w:left w:val="single" w:color="CCCCCC" w:sz="4"/>
+              <w:bottom w:val="single" w:color="CCCCCC" w:sz="4"/>
+              <w:right w:val="single" w:color="CCCCCC" w:sz="4"/>
+            </w:tcBorders>
+            <w:shd w:fill="FFFFFF" w:val="clear"/>
+            <w:tcMar>
+              <w:top w:type="dxa" w:w="80"/>
+              <w:left w:type="dxa" w:w="120"/>
+              <w:bottom w:type="dxa" w:w="80"/>
+              <w:right w:type="dxa" w:w="120"/>
+            </w:tcMar>
+          </w:tcPr>
+          <w:p>
+            <w:pPr>
+              <w:spacing w:before="0" w:after="0"/>
+            </w:pPr>
+            <w:r>
+              <w:rPr>
+                <w:rFonts w:ascii="BIZ UDPGothic" w:cs="BIZ UDPGothic" w:eastAsia="BIZ UDPGothic" w:hAnsi="BIZ UDPGothic"/>
+                <w:color w:val="404040"/>
+                <w:sz w:val="18"/>
+                <w:szCs w:val="18"/>
+              </w:rPr>
+              <w:t xml:space="preserve">ksm-posstg-alb-api-be</w:t>
+            </w:r>
+          </w:p>
+        </w:tc>
+        <w:tc>
+          <w:tcPr>
+            <w:tcW w:type="dxa" w:w="4753"/>
+            <w:tcBorders>
+              <w:top w:val="single" w:color="CCCCCC" w:sz="4"/>
+              <w:left w:val="single" w:color="CCCCCC" w:sz="4"/>
+              <w:bottom w:val="single" w:color="CCCCCC" w:sz="4"/>
+              <w:right w:val="single" w:color="CCCCCC" w:sz="4"/>
+            </w:tcBorders>
+            <w:shd w:fill="FFFFFF" w:val="clear"/>
+            <w:tcMar>
+              <w:top w:type="dxa" w:w="80"/>
+              <w:left w:type="dxa" w:w="120"/>
+              <w:bottom w:type="dxa" w:w="80"/>
+              <w:right w:type="dxa" w:w="120"/>
+            </w:tcMar>
+          </w:tcPr>
+          <w:p>
+            <w:pPr>
+              <w:spacing w:before="0" w:after="0"/>
+            </w:pPr>
+            <w:r>
+              <w:rPr>
+                <w:rFonts w:ascii="BIZ UDPGothic" w:cs="BIZ UDPGothic" w:eastAsia="BIZ UDPGothic" w:hAnsi="BIZ UDPGothic"/>
+                <w:color w:val="404040"/>
+                <w:sz w:val="18"/>
+                <w:szCs w:val="18"/>
+              </w:rPr>
+              <w:t xml:space="preserve">Scheme: internet-facing → internal に変更</w:t>
+            </w:r>
+          </w:p>
+        </w:tc>
+      </w:tr>
+    </w:tbl>
+    <w:p>
+      <w:pPr>
+        <w:pBdr>
+          <w:left w:val="thick" w:color="C8102E" w:sz="20" w:space="6"/>
+        </w:pBdr>
+        <w:spacing w:before="280" w:after="100"/>
+      </w:pPr>
+      <w:r>
+        <w:rPr>
+          <w:rFonts w:ascii="BIZ UDPGothic" w:cs="BIZ UDPGothic" w:eastAsia="BIZ UDPGothic" w:hAnsi="BIZ UDPGothic"/>
+          <w:b/>
+          <w:bCs/>
+          <w:color w:val="C8102E"/>
+          <w:sz w:val="24"/>
+          <w:szCs w:val="24"/>
+        </w:rPr>
+        <w:t xml:space="preserve">■ 改修内容 / Nội dung sửa đổi</w:t>
+      </w:r>
+      <w:r>
+        <w:br/>
+      </w:r>
+      <w:r>
+        <w:rPr>
+          <w:rFonts w:ascii="BIZ UDPGothic" w:cs="BIZ UDPGothic" w:eastAsia="BIZ UDPGothic" w:hAnsi="BIZ UDPGothic"/>
+          <w:i/>
+          <w:iCs/>
+          <w:color w:val="AA3344"/>
+          <w:sz w:val="17"/>
+          <w:szCs w:val="17"/>
+        </w:rPr>
+        <w:t xml:space="preserve">　</w:t>
+      </w:r>
+    </w:p>
+    <w:p>
+      <w:pPr>
+        <w:spacing w:before="100" w:after="100"/>
+      </w:pPr>
+      <w:r>
+        <w:rPr>
+          <w:rFonts w:ascii="BIZ UDPGothic" w:cs="BIZ UDPGothic" w:eastAsia="BIZ UDPGothic" w:hAnsi="BIZ UDPGothic"/>
+          <w:color w:val="404040"/>
+          <w:sz w:val="18"/>
+          <w:szCs w:val="18"/>
+        </w:rPr>
+        <w:t xml:space="preserve">【手順】AWSコンソール &gt; EC2 &gt; ロードバランサー にて以下を実施する。</w:t>
+      </w:r>
+    </w:p>
+    <w:p>
+      <w:pPr>
+        <w:spacing w:before="100" w:after="100"/>
+      </w:pPr>
+      <w:r>
+        <w:rPr>
+          <w:rFonts w:ascii="BIZ UDPGothic" w:cs="BIZ UDPGothic" w:eastAsia="BIZ UDPGothic" w:hAnsi="BIZ UDPGothic"/>
+          <w:color w:val="404040"/>
+          <w:sz w:val="18"/>
+          <w:szCs w:val="18"/>
+        </w:rPr>
+        <w:t xml:space="preserve">※ internalに変更後は、VPN接続（Bastion経由）からのみアクセス可能になる。</w:t>
+      </w:r>
+    </w:p>
+    <w:p>
+      <w:pPr>
+        <w:pBdr>
+          <w:left w:val="thick" w:color="C8102E" w:sz="20" w:space="6"/>
+        </w:pBdr>
+        <w:spacing w:before="280" w:after="100"/>
+      </w:pPr>
+      <w:r>
+        <w:rPr>
+          <w:rFonts w:ascii="BIZ UDPGothic" w:cs="BIZ UDPGothic" w:eastAsia="BIZ UDPGothic" w:hAnsi="BIZ UDPGothic"/>
+          <w:b/>
+          <w:bCs/>
+          <w:color w:val="C8102E"/>
+          <w:sz w:val="24"/>
+          <w:szCs w:val="24"/>
+        </w:rPr>
+        <w:t xml:space="preserve">■ テスト手順・報告 / Quy trình kiểm thử / Báo cáo</w:t>
+      </w:r>
+      <w:r>
+        <w:br/>
+      </w:r>
+      <w:r>
+        <w:rPr>
+          <w:rFonts w:ascii="BIZ UDPGothic" w:cs="BIZ UDPGothic" w:eastAsia="BIZ UDPGothic" w:hAnsi="BIZ UDPGothic"/>
+          <w:i/>
+          <w:iCs/>
+          <w:color w:val="AA3344"/>
+          <w:sz w:val="17"/>
+          <w:szCs w:val="17"/>
+        </w:rPr>
+        <w:t xml:space="preserve">　</w:t>
+      </w:r>
+    </w:p>
+    <w:tbl>
+      <w:tblPr>
+        <w:tblW w:type="dxa" w:w="9506"/>
+        <w:tblBorders>
+          <w:top w:val="single" w:color="CCCCCC" w:sz="4"/>
+          <w:left w:val="single" w:color="CCCCCC" w:sz="4"/>
+          <w:bottom w:val="single" w:color="CCCCCC" w:sz="4"/>
+          <w:right w:val="single" w:color="CCCCCC" w:sz="4"/>
+          <w:insideH w:val="single" w:color="auto" w:sz="4"/>
+          <w:insideV w:val="single" w:color="auto" w:sz="4"/>
+        </w:tblBorders>
+      </w:tblPr>
+      <w:tblGrid>
+        <w:gridCol w:w="1901"/>
+        <w:gridCol w:w="1901"/>
+        <w:gridCol w:w="1901"/>
+        <w:gridCol w:w="1901"/>
+        <w:gridCol w:w="1902"/>
+      </w:tblGrid>
+      <w:tr>
+        <w:trPr>
+          <w:cantSplit/>
+          <w:tblHeader/>
+        </w:trPr>
+        <w:tc>
+          <w:tcPr>
+            <w:tcW w:type="dxa" w:w="1901"/>
+            <w:tcBorders>
+              <w:top w:val="single" w:color="CCCCCC" w:sz="4"/>
+              <w:left w:val="single" w:color="CCCCCC" w:sz="4"/>
+              <w:bottom w:val="single" w:color="CCCCCC" w:sz="4"/>
+              <w:right w:val="single" w:color="CCCCCC" w:sz="4"/>
+            </w:tcBorders>
+            <w:shd w:fill="E8E8E8" w:val="clear"/>
+            <w:tcMar>
+              <w:top w:type="dxa" w:w="80"/>
+              <w:left w:type="dxa" w:w="120"/>
+              <w:bottom w:type="dxa" w:w="80"/>
+              <w:right w:type="dxa" w:w="120"/>
+            </w:tcMar>
+          </w:tcPr>
+          <w:p>
+            <w:pPr>
+              <w:spacing w:before="0" w:after="0"/>
+            </w:pPr>
+            <w:r>
+              <w:rPr>
+                <w:rFonts w:ascii="BIZ UDPGothic" w:cs="BIZ UDPGothic" w:eastAsia="BIZ UDPGothic" w:hAnsi="BIZ UDPGothic"/>
+                <w:color w:val="404040"/>
+                <w:sz w:val="18"/>
+                <w:szCs w:val="18"/>
+              </w:rPr>
+              <w:t xml:space="preserve">No.</w:t>
+            </w:r>
+          </w:p>
+        </w:tc>
+        <w:tc>
+          <w:tcPr>
+            <w:tcW w:type="dxa" w:w="1901"/>
+            <w:tcBorders>
+              <w:top w:val="single" w:color="CCCCCC" w:sz="4"/>
+              <w:left w:val="single" w:color="CCCCCC" w:sz="4"/>
+              <w:bottom w:val="single" w:color="CCCCCC" w:sz="4"/>
+              <w:right w:val="single" w:color="CCCCCC" w:sz="4"/>
+            </w:tcBorders>
+            <w:shd w:fill="E8E8E8" w:val="clear"/>
+            <w:tcMar>
+              <w:top w:type="dxa" w:w="80"/>
+              <w:left w:type="dxa" w:w="120"/>
+              <w:bottom w:type="dxa" w:w="80"/>
+              <w:right w:type="dxa" w:w="120"/>
+            </w:tcMar>
+          </w:tcPr>
+          <w:p>
+            <w:pPr>
+              <w:spacing w:before="0" w:after="0"/>
+            </w:pPr>
+            <w:r>
+              <w:rPr>
+                <w:rFonts w:ascii="BIZ UDPGothic" w:cs="BIZ UDPGothic" w:eastAsia="BIZ UDPGothic" w:hAnsi="BIZ UDPGothic"/>
+                <w:color w:val="404040"/>
+                <w:sz w:val="18"/>
+                <w:szCs w:val="18"/>
+              </w:rPr>
+              <w:t xml:space="preserve">テスト手順・確認内容 / Nội dung xác nhận</w:t>
+            </w:r>
+          </w:p>
+        </w:tc>
+        <w:tc>
+          <w:tcPr>
+            <w:tcW w:type="dxa" w:w="1901"/>
+            <w:tcBorders>
+              <w:top w:val="single" w:color="CCCCCC" w:sz="4"/>
+              <w:left w:val="single" w:color="CCCCCC" w:sz="4"/>
+              <w:bottom w:val="single" w:color="CCCCCC" w:sz="4"/>
+              <w:right w:val="single" w:color="CCCCCC" w:sz="4"/>
+            </w:tcBorders>
+            <w:shd w:fill="E8E8E8" w:val="clear"/>
+            <w:tcMar>
+              <w:top w:type="dxa" w:w="80"/>
+              <w:left w:type="dxa" w:w="120"/>
+              <w:bottom w:type="dxa" w:w="80"/>
+              <w:right w:type="dxa" w:w="120"/>
+            </w:tcMar>
+          </w:tcPr>
+          <w:p>
+            <w:pPr>
+              <w:spacing w:before="0" w:after="0"/>
+            </w:pPr>
+            <w:r>
+              <w:rPr>
+                <w:rFonts w:ascii="BIZ UDPGothic" w:cs="BIZ UDPGothic" w:eastAsia="BIZ UDPGothic" w:hAnsi="BIZ UDPGothic"/>
+                <w:color w:val="404040"/>
+                <w:sz w:val="18"/>
+                <w:szCs w:val="18"/>
+              </w:rPr>
+              <w:t xml:space="preserve">期待結果 / Kết quả mong đợi</w:t>
+            </w:r>
+          </w:p>
+        </w:tc>
+        <w:tc>
+          <w:tcPr>
+            <w:tcW w:type="dxa" w:w="1901"/>
+            <w:tcBorders>
+              <w:top w:val="single" w:color="CCCCCC" w:sz="4"/>
+              <w:left w:val="single" w:color="CCCCCC" w:sz="4"/>
+              <w:bottom w:val="single" w:color="CCCCCC" w:sz="4"/>
+              <w:right w:val="single" w:color="CCCCCC" w:sz="4"/>
+            </w:tcBorders>
+            <w:shd w:fill="E8E8E8" w:val="clear"/>
+            <w:tcMar>
+              <w:top w:type="dxa" w:w="80"/>
+              <w:left w:type="dxa" w:w="120"/>
+              <w:bottom w:type="dxa" w:w="80"/>
+              <w:right w:type="dxa" w:w="120"/>
+            </w:tcMar>
+          </w:tcPr>
+          <w:p>
+            <w:pPr>
+              <w:spacing w:before="0" w:after="0"/>
+            </w:pPr>
+            <w:r>
+              <w:rPr>
+                <w:rFonts w:ascii="BIZ UDPGothic" w:cs="BIZ UDPGothic" w:eastAsia="BIZ UDPGothic" w:hAnsi="BIZ UDPGothic"/>
+                <w:color w:val="404040"/>
+                <w:sz w:val="18"/>
+                <w:szCs w:val="18"/>
+              </w:rPr>
+              <w:t xml:space="preserve">結果 / KQ</w:t>
+            </w:r>
+          </w:p>
+        </w:tc>
+        <w:tc>
+          <w:tcPr>
+            <w:tcW w:type="dxa" w:w="1902"/>
+            <w:tcBorders>
+              <w:top w:val="single" w:color="CCCCCC" w:sz="4"/>
+              <w:left w:val="single" w:color="CCCCCC" w:sz="4"/>
+              <w:bottom w:val="single" w:color="CCCCCC" w:sz="4"/>
+              <w:right w:val="single" w:color="CCCCCC" w:sz="4"/>
+            </w:tcBorders>
+            <w:shd w:fill="E8E8E8" w:val="clear"/>
+            <w:tcMar>
+              <w:top w:type="dxa" w:w="80"/>
+              <w:left w:type="dxa" w:w="120"/>
+              <w:bottom w:type="dxa" w:w="80"/>
+              <w:right w:type="dxa" w:w="120"/>
+            </w:tcMar>
+          </w:tcPr>
+          <w:p>
+            <w:pPr>
+              <w:spacing w:before="0" w:after="0"/>
+            </w:pPr>
+            <w:r>
+              <w:rPr>
+                <w:rFonts w:ascii="BIZ UDPGothic" w:cs="BIZ UDPGothic" w:eastAsia="BIZ UDPGothic" w:hAnsi="BIZ UDPGothic"/>
+                <w:color w:val="404040"/>
+                <w:sz w:val="18"/>
+                <w:szCs w:val="18"/>
+              </w:rPr>
+              <w:t xml:space="preserve">備考 / Ghi chú</w:t>
+            </w:r>
+          </w:p>
+        </w:tc>
+      </w:tr>
+      <w:tr>
+        <w:trPr>
+          <w:cantSplit/>
+        </w:trPr>
+        <w:tc>
+          <w:tcPr>
+            <w:tcW w:type="dxa" w:w="1901"/>
+            <w:tcBorders>
+              <w:top w:val="single" w:color="CCCCCC" w:sz="4"/>
+              <w:left w:val="single" w:color="CCCCCC" w:sz="4"/>
+              <w:bottom w:val="single" w:color="CCCCCC" w:sz="4"/>
+              <w:right w:val="single" w:color="CCCCCC" w:sz="4"/>
+            </w:tcBorders>
+            <w:shd w:fill="FFFFFF" w:val="clear"/>
+            <w:tcMar>
+              <w:top w:type="dxa" w:w="80"/>
+              <w:left w:type="dxa" w:w="120"/>
+              <w:bottom w:type="dxa" w:w="80"/>
+              <w:right w:type="dxa" w:w="120"/>
+            </w:tcMar>
+          </w:tcPr>
+          <w:p>
+            <w:pPr>
+              <w:spacing w:before="0" w:after="0"/>
+            </w:pPr>
+            <w:r>
+              <w:rPr>
+                <w:rFonts w:ascii="BIZ UDPGothic" w:cs="BIZ UDPGothic" w:eastAsia="BIZ UDPGothic" w:hAnsi="BIZ UDPGothic"/>
+                <w:color w:val="404040"/>
+                <w:sz w:val="18"/>
+                <w:szCs w:val="18"/>
+              </w:rPr>
+              <w:t xml:space="preserve">1</w:t>
+            </w:r>
+          </w:p>
+        </w:tc>
+        <w:tc>
+          <w:tcPr>
+            <w:tcW w:type="dxa" w:w="1901"/>
+            <w:tcBorders>
+              <w:top w:val="single" w:color="CCCCCC" w:sz="4"/>
+              <w:left w:val="single" w:color="CCCCCC" w:sz="4"/>
+              <w:bottom w:val="single" w:color="CCCCCC" w:sz="4"/>
+              <w:right w:val="single" w:color="CCCCCC" w:sz="4"/>
+            </w:tcBorders>
+            <w:shd w:fill="FFFFFF" w:val="clear"/>
+            <w:tcMar>
+              <w:top w:type="dxa" w:w="80"/>
+              <w:left w:type="dxa" w:w="120"/>
+              <w:bottom w:type="dxa" w:w="80"/>
+              <w:right w:type="dxa" w:w="120"/>
+            </w:tcMar>
+          </w:tcPr>
+          <w:p>
+            <w:pPr>
+              <w:spacing w:before="0" w:after="0"/>
+            </w:pPr>
+            <w:r>
+              <w:rPr>
+                <w:rFonts w:ascii="BIZ UDPGothic" w:cs="BIZ UDPGothic" w:eastAsia="BIZ UDPGothic" w:hAnsi="BIZ UDPGothic"/>
+                <w:color w:val="404040"/>
+                <w:sz w:val="18"/>
+                <w:szCs w:val="18"/>
+              </w:rPr>
+              <w:t xml:space="preserve">任意のPC（社外ネットワーク）から以下を実行する。</w:t>
+            </w:r>
+          </w:p>
+          <w:p>
+            <w:pPr>
+              <w:spacing w:before="0" w:after="0"/>
+            </w:pPr>
+            <w:r>
+              <w:rPr>
+                <w:rFonts w:ascii="BIZ UDPGothic" w:cs="BIZ UDPGothic" w:eastAsia="BIZ UDPGothic" w:hAnsi="BIZ UDPGothic"/>
+                <w:color w:val="404040"/>
+                <w:sz w:val="18"/>
+                <w:szCs w:val="18"/>
+              </w:rPr>
+              <w:t xml:space="preserve">curl -s -o /dev/null -w '%{http_code}' -k \</w:t>
+            </w:r>
+          </w:p>
+          <w:p>
+            <w:pPr>
+              <w:spacing w:before="0" w:after="0"/>
+            </w:pPr>
+            <w:r>
+              <w:rPr>
+                <w:rFonts w:ascii="BIZ UDPGothic" w:cs="BIZ UDPGothic" w:eastAsia="BIZ UDPGothic" w:hAnsi="BIZ UDPGothic"/>
+                <w:color w:val="404040"/>
+                <w:sz w:val="18"/>
+                <w:szCs w:val="18"/>
+              </w:rPr>
+              <w:t xml:space="preserve">https://ksm-posstg-alb-api-be-1968385482.ap-northeast-1.elb.amazonaws.com/api/v1/app</w:t>
+            </w:r>
+          </w:p>
+        </w:tc>
+        <w:tc>
+          <w:tcPr>
+            <w:tcW w:type="dxa" w:w="1901"/>
+            <w:tcBorders>
+              <w:top w:val="single" w:color="CCCCCC" w:sz="4"/>
+              <w:left w:val="single" w:color="CCCCCC" w:sz="4"/>
+              <w:bottom w:val="single" w:color="CCCCCC" w:sz="4"/>
+              <w:right w:val="single" w:color="CCCCCC" w:sz="4"/>
+            </w:tcBorders>
+            <w:shd w:fill="FFFFFF" w:val="clear"/>
+            <w:tcMar>
+              <w:top w:type="dxa" w:w="80"/>
+              <w:left w:type="dxa" w:w="120"/>
+              <w:bottom w:type="dxa" w:w="80"/>
+              <w:right w:type="dxa" w:w="120"/>
+            </w:tcMar>
+          </w:tcPr>
+          <w:p>
+            <w:pPr>
+              <w:spacing w:before="0" w:after="0"/>
+            </w:pPr>
+            <w:r>
+              <w:rPr>
+                <w:rFonts w:ascii="BIZ UDPGothic" w:cs="BIZ UDPGothic" w:eastAsia="BIZ UDPGothic" w:hAnsi="BIZ UDPGothic"/>
+                <w:color w:val="404040"/>
+                <w:sz w:val="18"/>
+                <w:szCs w:val="18"/>
+              </w:rPr>
+              <w:t xml:space="preserve">タイムアウトまたは接続不可</w:t>
+            </w:r>
+          </w:p>
+          <w:p>
+            <w:pPr>
+              <w:spacing w:before="0" w:after="0"/>
+            </w:pPr>
+            <w:r>
+              <w:rPr>
+                <w:rFonts w:ascii="BIZ UDPGothic" w:cs="BIZ UDPGothic" w:eastAsia="BIZ UDPGothic" w:hAnsi="BIZ UDPGothic"/>
+                <w:color w:val="404040"/>
+                <w:sz w:val="18"/>
+                <w:szCs w:val="18"/>
+              </w:rPr>
+              <w:t xml:space="preserve">※401が返る場合は未対応</w:t>
+            </w:r>
+          </w:p>
+        </w:tc>
+        <w:tc>
+          <w:tcPr>
+            <w:tcW w:type="dxa" w:w="1901"/>
+            <w:tcBorders>
+              <w:top w:val="single" w:color="CCCCCC" w:sz="4"/>
+              <w:left w:val="single" w:color="CCCCCC" w:sz="4"/>
+              <w:bottom w:val="single" w:color="CCCCCC" w:sz="4"/>
+              <w:right w:val="single" w:color="CCCCCC" w:sz="4"/>
+            </w:tcBorders>
+            <w:shd w:fill="FFFFFF" w:val="clear"/>
+            <w:tcMar>
+              <w:top w:type="dxa" w:w="80"/>
+              <w:left w:type="dxa" w:w="120"/>
+              <w:bottom w:type="dxa" w:w="80"/>
+              <w:right w:type="dxa" w:w="120"/>
+            </w:tcMar>
+          </w:tcPr>
+          <w:p>
+            <w:pPr>
+              <w:spacing w:before="0" w:after="0"/>
+            </w:pPr>
+            <w:r>
+              <w:rPr>
+                <w:rFonts w:ascii="BIZ UDPGothic" w:cs="BIZ UDPGothic" w:eastAsia="BIZ UDPGothic" w:hAnsi="BIZ UDPGothic"/>
+                <w:color w:val="404040"/>
+                <w:sz w:val="18"/>
+                <w:szCs w:val="18"/>
+              </w:rPr>
+              <w:t xml:space="preserve"/>
+            </w:r>
+          </w:p>
+        </w:tc>
+        <w:tc>
+          <w:tcPr>
+            <w:tcW w:type="dxa" w:w="1902"/>
+            <w:tcBorders>
+              <w:top w:val="single" w:color="CCCCCC" w:sz="4"/>
+              <w:left w:val="single" w:color="CCCCCC" w:sz="4"/>
+              <w:bottom w:val="single" w:color="CCCCCC" w:sz="4"/>
+              <w:right w:val="single" w:color="CCCCCC" w:sz="4"/>
+            </w:tcBorders>
+            <w:shd w:fill="FFFFFF" w:val="clear"/>
+            <w:tcMar>
+              <w:top w:type="dxa" w:w="80"/>
+              <w:left w:type="dxa" w:w="120"/>
+              <w:bottom w:type="dxa" w:w="80"/>
+              <w:right w:type="dxa" w:w="120"/>
+            </w:tcMar>
+          </w:tcPr>
+          <w:p>
+            <w:pPr>
+              <w:spacing w:before="0" w:after="0"/>
+            </w:pPr>
+            <w:r>
+              <w:rPr>
+                <w:rFonts w:ascii="BIZ UDPGothic" w:cs="BIZ UDPGothic" w:eastAsia="BIZ UDPGothic" w:hAnsi="BIZ UDPGothic"/>
+                <w:color w:val="404040"/>
+                <w:sz w:val="18"/>
+                <w:szCs w:val="18"/>
+              </w:rPr>
+              <w:t xml:space="preserve"/>
+            </w:r>
+          </w:p>
+        </w:tc>
+      </w:tr>
+      <w:tr>
+        <w:trPr>
+          <w:cantSplit/>
+        </w:trPr>
+        <w:tc>
+          <w:tcPr>
+            <w:tcW w:type="dxa" w:w="1901"/>
+            <w:tcBorders>
+              <w:top w:val="single" w:color="CCCCCC" w:sz="4"/>
+              <w:left w:val="single" w:color="CCCCCC" w:sz="4"/>
+              <w:bottom w:val="single" w:color="CCCCCC" w:sz="4"/>
+              <w:right w:val="single" w:color="CCCCCC" w:sz="4"/>
+            </w:tcBorders>
+            <w:shd w:fill="FFFFFF" w:val="clear"/>
+            <w:tcMar>
+              <w:top w:type="dxa" w:w="80"/>
+              <w:left w:type="dxa" w:w="120"/>
+              <w:bottom w:type="dxa" w:w="80"/>
+              <w:right w:type="dxa" w:w="120"/>
+            </w:tcMar>
+          </w:tcPr>
+          <w:p>
+            <w:pPr>
+              <w:spacing w:before="0" w:after="0"/>
+            </w:pPr>
+            <w:r>
+              <w:rPr>
+                <w:rFonts w:ascii="BIZ UDPGothic" w:cs="BIZ UDPGothic" w:eastAsia="BIZ UDPGothic" w:hAnsi="BIZ UDPGothic"/>
+                <w:color w:val="404040"/>
+                <w:sz w:val="18"/>
+                <w:szCs w:val="18"/>
+              </w:rPr>
+              <w:t xml:space="preserve">2</w:t>
+            </w:r>
+          </w:p>
+        </w:tc>
+        <w:tc>
+          <w:tcPr>
+            <w:tcW w:type="dxa" w:w="1901"/>
+            <w:tcBorders>
+              <w:top w:val="single" w:color="CCCCCC" w:sz="4"/>
+              <w:left w:val="single" w:color="CCCCCC" w:sz="4"/>
+              <w:bottom w:val="single" w:color="CCCCCC" w:sz="4"/>
+              <w:right w:val="single" w:color="CCCCCC" w:sz="4"/>
+            </w:tcBorders>
+            <w:shd w:fill="FFFFFF" w:val="clear"/>
+            <w:tcMar>
+              <w:top w:type="dxa" w:w="80"/>
+              <w:left w:type="dxa" w:w="120"/>
+              <w:bottom w:type="dxa" w:w="80"/>
+              <w:right w:type="dxa" w:w="120"/>
+            </w:tcMar>
+          </w:tcPr>
+          <w:p>
+            <w:pPr>
+              <w:spacing w:before="0" w:after="0"/>
+            </w:pPr>
+            <w:r>
+              <w:rPr>
+                <w:rFonts w:ascii="BIZ UDPGothic" w:cs="BIZ UDPGothic" w:eastAsia="BIZ UDPGothic" w:hAnsi="BIZ UDPGothic"/>
+                <w:color w:val="404040"/>
+                <w:sz w:val="18"/>
+                <w:szCs w:val="18"/>
+              </w:rPr>
+              <w:t xml:space="preserve">VPN接続後、Bastion経由で内部から同URLにアクセスできることを確認する。</w:t>
+            </w:r>
+          </w:p>
+        </w:tc>
+        <w:tc>
+          <w:tcPr>
+            <w:tcW w:type="dxa" w:w="1901"/>
+            <w:tcBorders>
+              <w:top w:val="single" w:color="CCCCCC" w:sz="4"/>
+              <w:left w:val="single" w:color="CCCCCC" w:sz="4"/>
+              <w:bottom w:val="single" w:color="CCCCCC" w:sz="4"/>
+              <w:right w:val="single" w:color="CCCCCC" w:sz="4"/>
+            </w:tcBorders>
+            <w:shd w:fill="FFFFFF" w:val="clear"/>
+            <w:tcMar>
+              <w:top w:type="dxa" w:w="80"/>
+              <w:left w:type="dxa" w:w="120"/>
+              <w:bottom w:type="dxa" w:w="80"/>
+              <w:right w:type="dxa" w:w="120"/>
+            </w:tcMar>
+          </w:tcPr>
+          <w:p>
+            <w:pPr>
+              <w:spacing w:before="0" w:after="0"/>
+            </w:pPr>
+            <w:r>
+              <w:rPr>
+                <w:rFonts w:ascii="BIZ UDPGothic" w:cs="BIZ UDPGothic" w:eastAsia="BIZ UDPGothic" w:hAnsi="BIZ UDPGothic"/>
+                <w:color w:val="404040"/>
+                <w:sz w:val="18"/>
+                <w:szCs w:val="18"/>
+              </w:rPr>
+              <w:t xml:space="preserve">401が返ること（内部からは到達可能）</w:t>
+            </w:r>
+          </w:p>
+        </w:tc>
+        <w:tc>
+          <w:tcPr>
+            <w:tcW w:type="dxa" w:w="1901"/>
+            <w:tcBorders>
+              <w:top w:val="single" w:color="CCCCCC" w:sz="4"/>
+              <w:left w:val="single" w:color="CCCCCC" w:sz="4"/>
+              <w:bottom w:val="single" w:color="CCCCCC" w:sz="4"/>
+              <w:right w:val="single" w:color="CCCCCC" w:sz="4"/>
+            </w:tcBorders>
+            <w:shd w:fill="FFFFFF" w:val="clear"/>
+            <w:tcMar>
+              <w:top w:type="dxa" w:w="80"/>
+              <w:left w:type="dxa" w:w="120"/>
+              <w:bottom w:type="dxa" w:w="80"/>
+              <w:right w:type="dxa" w:w="120"/>
+            </w:tcMar>
+          </w:tcPr>
+          <w:p>
+            <w:pPr>
+              <w:spacing w:before="0" w:after="0"/>
+            </w:pPr>
+            <w:r>
+              <w:rPr>
+                <w:rFonts w:ascii="BIZ UDPGothic" w:cs="BIZ UDPGothic" w:eastAsia="BIZ UDPGothic" w:hAnsi="BIZ UDPGothic"/>
+                <w:color w:val="404040"/>
+                <w:sz w:val="18"/>
+                <w:szCs w:val="18"/>
+              </w:rPr>
+              <w:t xml:space="preserve"/>
+            </w:r>
+          </w:p>
+        </w:tc>
+        <w:tc>
+          <w:tcPr>
+            <w:tcW w:type="dxa" w:w="1902"/>
+            <w:tcBorders>
+              <w:top w:val="single" w:color="CCCCCC" w:sz="4"/>
+              <w:left w:val="single" w:color="CCCCCC" w:sz="4"/>
+              <w:bottom w:val="single" w:color="CCCCCC" w:sz="4"/>
+              <w:right w:val="single" w:color="CCCCCC" w:sz="4"/>
+            </w:tcBorders>
+            <w:shd w:fill="FFFFFF" w:val="clear"/>
+            <w:tcMar>
+              <w:top w:type="dxa" w:w="80"/>
+              <w:left w:type="dxa" w:w="120"/>
+              <w:bottom w:type="dxa" w:w="80"/>
+              <w:right w:type="dxa" w:w="120"/>
+            </w:tcMar>
+          </w:tcPr>
+          <w:p>
+            <w:pPr>
+              <w:spacing w:before="0" w:after="0"/>
+            </w:pPr>
+            <w:r>
+              <w:rPr>
+                <w:rFonts w:ascii="BIZ UDPGothic" w:cs="BIZ UDPGothic" w:eastAsia="BIZ UDPGothic" w:hAnsi="BIZ UDPGothic"/>
+                <w:color w:val="404040"/>
+                <w:sz w:val="18"/>
+                <w:szCs w:val="18"/>
+              </w:rPr>
+              <w:t xml:space="preserve"/>
+            </w:r>
+          </w:p>
+        </w:tc>
+      </w:tr>
+    </w:tbl>
+    <w:p>
+      <w:pPr>
+        <w:pBdr>
+          <w:left w:val="thick" w:color="C8102E" w:sz="20" w:space="6"/>
+        </w:pBdr>
+        <w:spacing w:before="280" w:after="100"/>
+      </w:pPr>
+      <w:r>
+        <w:rPr>
+          <w:rFonts w:ascii="BIZ UDPGothic" w:cs="BIZ UDPGothic" w:eastAsia="BIZ UDPGothic" w:hAnsi="BIZ UDPGothic"/>
+          <w:b/>
+          <w:bCs/>
+          <w:color w:val="C8102E"/>
+          <w:sz w:val="24"/>
+          <w:szCs w:val="24"/>
+        </w:rPr>
+        <w:t xml:space="preserve">■ No.2 web-be セキュリティグループ 全開放ルール削除</w:t>
+      </w:r>
+      <w:r>
+        <w:br/>
+      </w:r>
+      <w:r>
+        <w:rPr>
+          <w:rFonts w:ascii="BIZ UDPGothic" w:cs="BIZ UDPGothic" w:eastAsia="BIZ UDPGothic" w:hAnsi="BIZ UDPGothic"/>
+          <w:i/>
+          <w:iCs/>
+          <w:color w:val="AA3344"/>
+          <w:sz w:val="17"/>
+          <w:szCs w:val="17"/>
+        </w:rPr>
+        <w:t xml:space="preserve">　Xóa rule mở toàn bộ SG web-be</w:t>
+      </w:r>
+    </w:p>
+    <w:p>
+      <w:pPr>
+        <w:pBdr>
+          <w:left w:val="thick" w:color="C8102E" w:sz="20" w:space="6"/>
+        </w:pBdr>
+        <w:spacing w:before="280" w:after="100"/>
+      </w:pPr>
+      <w:r>
+        <w:rPr>
+          <w:rFonts w:ascii="BIZ UDPGothic" w:cs="BIZ UDPGothic" w:eastAsia="BIZ UDPGothic" w:hAnsi="BIZ UDPGothic"/>
+          <w:b/>
+          <w:bCs/>
+          <w:color w:val="C8102E"/>
+          <w:sz w:val="24"/>
+          <w:szCs w:val="24"/>
+        </w:rPr>
+        <w:t xml:space="preserve">■ 背景・経緯 / Bối cảnh</w:t>
+      </w:r>
+      <w:r>
+        <w:br/>
+      </w:r>
+      <w:r>
+        <w:rPr>
+          <w:rFonts w:ascii="BIZ UDPGothic" w:cs="BIZ UDPGothic" w:eastAsia="BIZ UDPGothic" w:hAnsi="BIZ UDPGothic"/>
+          <w:i/>
+          <w:iCs/>
+          <w:color w:val="AA3344"/>
+          <w:sz w:val="17"/>
+          <w:szCs w:val="17"/>
+        </w:rPr>
+        <w:t xml:space="preserve">　</w:t>
+      </w:r>
+    </w:p>
+    <w:p>
+      <w:pPr>
+        <w:spacing w:before="100" w:after="100"/>
+      </w:pPr>
+      <w:r>
+        <w:rPr>
+          <w:rFonts w:ascii="BIZ UDPGothic" w:cs="BIZ UDPGothic" w:eastAsia="BIZ UDPGothic" w:hAnsi="BIZ UDPGothic"/>
+          <w:color w:val="404040"/>
+          <w:sz w:val="18"/>
+          <w:szCs w:val="18"/>
+        </w:rPr>
+        <w:t xml:space="preserve">STGのweb-beセキュリティグループに「全プロトコル・全ポート・全IPを許可」するルール（-1/0.0.0.0/0）が設定されており、web-beへの通信が全て無制限に許可されている状態である。</w:t>
+      </w:r>
+    </w:p>
+    <w:p>
+      <w:pPr>
+        <w:pBdr>
+          <w:left w:val="thick" w:color="C8102E" w:sz="20" w:space="6"/>
+        </w:pBdr>
+        <w:spacing w:before="280" w:after="100"/>
+      </w:pPr>
+      <w:r>
+        <w:rPr>
+          <w:rFonts w:ascii="BIZ UDPGothic" w:cs="BIZ UDPGothic" w:eastAsia="BIZ UDPGothic" w:hAnsi="BIZ UDPGothic"/>
+          <w:b/>
+          <w:bCs/>
+          <w:color w:val="C8102E"/>
+          <w:sz w:val="24"/>
+          <w:szCs w:val="24"/>
+        </w:rPr>
+        <w:t xml:space="preserve">■ 対象環境 / Môi trường mục tiêu</w:t>
+      </w:r>
+      <w:r>
+        <w:br/>
+      </w:r>
+      <w:r>
+        <w:rPr>
+          <w:rFonts w:ascii="BIZ UDPGothic" w:cs="BIZ UDPGothic" w:eastAsia="BIZ UDPGothic" w:hAnsi="BIZ UDPGothic"/>
+          <w:i/>
+          <w:iCs/>
+          <w:color w:val="AA3344"/>
+          <w:sz w:val="17"/>
+          <w:szCs w:val="17"/>
+        </w:rPr>
+        <w:t xml:space="preserve">　</w:t>
+      </w:r>
+    </w:p>
+    <w:p>
+      <w:pPr>
+        <w:spacing w:before="100" w:after="100"/>
+      </w:pPr>
+      <w:r>
+        <w:rPr>
+          <w:rFonts w:ascii="BIZ UDPGothic" w:cs="BIZ UDPGothic" w:eastAsia="BIZ UDPGothic" w:hAnsi="BIZ UDPGothic"/>
+          <w:color w:val="404040"/>
+          <w:sz w:val="18"/>
+          <w:szCs w:val="18"/>
+        </w:rPr>
+        <w:t xml:space="preserve">STG（AWSアカウント: 750735758916 / ap-northeast-1）</w:t>
+      </w:r>
+    </w:p>
+    <w:p>
+      <w:pPr>
+        <w:pBdr>
+          <w:left w:val="thick" w:color="C8102E" w:sz="20" w:space="6"/>
+        </w:pBdr>
+        <w:spacing w:before="280" w:after="100"/>
+      </w:pPr>
+      <w:r>
+        <w:rPr>
+          <w:rFonts w:ascii="BIZ UDPGothic" w:cs="BIZ UDPGothic" w:eastAsia="BIZ UDPGothic" w:hAnsi="BIZ UDPGothic"/>
+          <w:b/>
+          <w:bCs/>
+          <w:color w:val="C8102E"/>
+          <w:sz w:val="24"/>
+          <w:szCs w:val="24"/>
+        </w:rPr>
+        <w:t xml:space="preserve">■ 対象リソース / Tài nguyên mục tiêu</w:t>
+      </w:r>
+      <w:r>
+        <w:br/>
+      </w:r>
+      <w:r>
+        <w:rPr>
+          <w:rFonts w:ascii="BIZ UDPGothic" w:cs="BIZ UDPGothic" w:eastAsia="BIZ UDPGothic" w:hAnsi="BIZ UDPGothic"/>
+          <w:i/>
+          <w:iCs/>
+          <w:color w:val="AA3344"/>
+          <w:sz w:val="17"/>
+          <w:szCs w:val="17"/>
+        </w:rPr>
+        <w:t xml:space="preserve">　</w:t>
+      </w:r>
+    </w:p>
+    <w:tbl>
+      <w:tblPr>
+        <w:tblW w:type="dxa" w:w="9506"/>
+        <w:tblBorders>
+          <w:top w:val="single" w:color="CCCCCC" w:sz="4"/>
+          <w:left w:val="single" w:color="CCCCCC" w:sz="4"/>
+          <w:bottom w:val="single" w:color="CCCCCC" w:sz="4"/>
+          <w:right w:val="single" w:color="CCCCCC" w:sz="4"/>
+          <w:insideH w:val="single" w:color="auto" w:sz="4"/>
+          <w:insideV w:val="single" w:color="auto" w:sz="4"/>
+        </w:tblBorders>
+      </w:tblPr>
+      <w:tblGrid>
+        <w:gridCol w:w="4753"/>
+        <w:gridCol w:w="4753"/>
+      </w:tblGrid>
+      <w:tr>
+        <w:trPr>
+          <w:cantSplit/>
+          <w:tblHeader/>
+        </w:trPr>
+        <w:tc>
+          <w:tcPr>
+            <w:tcW w:type="dxa" w:w="4753"/>
+            <w:tcBorders>
+              <w:top w:val="single" w:color="CCCCCC" w:sz="4"/>
+              <w:left w:val="single" w:color="CCCCCC" w:sz="4"/>
+              <w:bottom w:val="single" w:color="CCCCCC" w:sz="4"/>
+              <w:right w:val="single" w:color="CCCCCC" w:sz="4"/>
+            </w:tcBorders>
+            <w:shd w:fill="E8E8E8" w:val="clear"/>
+            <w:tcMar>
+              <w:top w:type="dxa" w:w="80"/>
+              <w:left w:type="dxa" w:w="120"/>
+              <w:bottom w:type="dxa" w:w="80"/>
+              <w:right w:type="dxa" w:w="120"/>
+            </w:tcMar>
+          </w:tcPr>
+          <w:p>
+            <w:pPr>
+              <w:spacing w:before="0" w:after="0"/>
+            </w:pPr>
+            <w:r>
+              <w:rPr>
+                <w:rFonts w:ascii="BIZ UDPGothic" w:cs="BIZ UDPGothic" w:eastAsia="BIZ UDPGothic" w:hAnsi="BIZ UDPGothic"/>
+                <w:color w:val="404040"/>
+                <w:sz w:val="18"/>
+                <w:szCs w:val="18"/>
+              </w:rPr>
+              <w:t xml:space="preserve">リソース名</w:t>
+            </w:r>
+          </w:p>
+        </w:tc>
+        <w:tc>
+          <w:tcPr>
+            <w:tcW w:type="dxa" w:w="4753"/>
+            <w:tcBorders>
+              <w:top w:val="single" w:color="CCCCCC" w:sz="4"/>
+              <w:left w:val="single" w:color="CCCCCC" w:sz="4"/>
+              <w:bottom w:val="single" w:color="CCCCCC" w:sz="4"/>
+              <w:right w:val="single" w:color="CCCCCC" w:sz="4"/>
+            </w:tcBorders>
+            <w:shd w:fill="E8E8E8" w:val="clear"/>
+            <w:tcMar>
+              <w:top w:type="dxa" w:w="80"/>
+              <w:left w:type="dxa" w:w="120"/>
+              <w:bottom w:type="dxa" w:w="80"/>
+              <w:right w:type="dxa" w:w="120"/>
+            </w:tcMar>
+          </w:tcPr>
+          <w:p>
+            <w:pPr>
+              <w:spacing w:before="0" w:after="0"/>
+            </w:pPr>
+            <w:r>
+              <w:rPr>
+                <w:rFonts w:ascii="BIZ UDPGothic" w:cs="BIZ UDPGothic" w:eastAsia="BIZ UDPGothic" w:hAnsi="BIZ UDPGothic"/>
+                <w:color w:val="404040"/>
+                <w:sz w:val="18"/>
+                <w:szCs w:val="18"/>
+              </w:rPr>
+              <w:t xml:space="preserve">変更内容 / Nội dung thay đổi</w:t>
+            </w:r>
+          </w:p>
+        </w:tc>
+      </w:tr>
+      <w:tr>
+        <w:trPr>
+          <w:cantSplit/>
+        </w:trPr>
+        <w:tc>
+          <w:tcPr>
+            <w:tcW w:type="dxa" w:w="4753"/>
+            <w:tcBorders>
+              <w:top w:val="single" w:color="CCCCCC" w:sz="4"/>
+              <w:left w:val="single" w:color="CCCCCC" w:sz="4"/>
+              <w:bottom w:val="single" w:color="CCCCCC" w:sz="4"/>
+              <w:right w:val="single" w:color="CCCCCC" w:sz="4"/>
+            </w:tcBorders>
+            <w:shd w:fill="FFFFFF" w:val="clear"/>
+            <w:tcMar>
+              <w:top w:type="dxa" w:w="80"/>
+              <w:left w:type="dxa" w:w="120"/>
+              <w:bottom w:type="dxa" w:w="80"/>
+              <w:right w:type="dxa" w:w="120"/>
+            </w:tcMar>
+          </w:tcPr>
+          <w:p>
+            <w:pPr>
+              <w:spacing w:before="0" w:after="0"/>
+            </w:pPr>
+            <w:r>
+              <w:rPr>
+                <w:rFonts w:ascii="BIZ UDPGothic" w:cs="BIZ UDPGothic" w:eastAsia="BIZ UDPGothic" w:hAnsi="BIZ UDPGothic"/>
+                <w:color w:val="404040"/>
+                <w:sz w:val="18"/>
+                <w:szCs w:val="18"/>
+              </w:rPr>
+              <w:t xml:space="preserve">web-be セキュリティグループ</w:t>
+            </w:r>
+          </w:p>
+        </w:tc>
+        <w:tc>
+          <w:tcPr>
+            <w:tcW w:type="dxa" w:w="4753"/>
+            <w:tcBorders>
+              <w:top w:val="single" w:color="CCCCCC" w:sz="4"/>
+              <w:left w:val="single" w:color="CCCCCC" w:sz="4"/>
+              <w:bottom w:val="single" w:color="CCCCCC" w:sz="4"/>
+              <w:right w:val="single" w:color="CCCCCC" w:sz="4"/>
+            </w:tcBorders>
+            <w:shd w:fill="FFFFFF" w:val="clear"/>
+            <w:tcMar>
+              <w:top w:type="dxa" w:w="80"/>
+              <w:left w:type="dxa" w:w="120"/>
+              <w:bottom w:type="dxa" w:w="80"/>
+              <w:right w:type="dxa" w:w="120"/>
+            </w:tcMar>
+          </w:tcPr>
+          <w:p>
+            <w:pPr>
+              <w:spacing w:before="0" w:after="0"/>
+            </w:pPr>
+            <w:r>
+              <w:rPr>
+                <w:rFonts w:ascii="BIZ UDPGothic" w:cs="BIZ UDPGothic" w:eastAsia="BIZ UDPGothic" w:hAnsi="BIZ UDPGothic"/>
+                <w:color w:val="404040"/>
+                <w:sz w:val="18"/>
+                <w:szCs w:val="18"/>
+              </w:rPr>
+              <w:t xml:space="preserve">削除: 全プロトコル(-1) / 全ポート / 0.0.0.0/0 のインバウンドルール</w:t>
+            </w:r>
+          </w:p>
+          <w:p>
+            <w:pPr>
+              <w:spacing w:before="0" w:after="0"/>
+            </w:pPr>
+            <w:r>
+              <w:rPr>
+                <w:rFonts w:ascii="BIZ UDPGothic" w:cs="BIZ UDPGothic" w:eastAsia="BIZ UDPGothic" w:hAnsi="BIZ UDPGothic"/>
+                <w:color w:val="404040"/>
+                <w:sz w:val="18"/>
+                <w:szCs w:val="18"/>
+              </w:rPr>
+              <w:t xml:space="preserve">追加: ALBからのトラフィックのみ許可（ALBのセキュリティグループをソースに指定）</w:t>
+            </w:r>
+          </w:p>
+          <w:p>
+            <w:pPr>
+              <w:spacing w:before="0" w:after="0"/>
+            </w:pPr>
+            <w:r>
+              <w:rPr>
+                <w:rFonts w:ascii="BIZ UDPGothic" w:cs="BIZ UDPGothic" w:eastAsia="BIZ UDPGothic" w:hAnsi="BIZ UDPGothic"/>
+                <w:color w:val="404040"/>
+                <w:sz w:val="18"/>
+                <w:szCs w:val="18"/>
+              </w:rPr>
+              <w:t xml:space="preserve">　　　ポート: 80, 8080, 8081</w:t>
+            </w:r>
+          </w:p>
+        </w:tc>
+      </w:tr>
+    </w:tbl>
+    <w:p>
+      <w:pPr>
+        <w:pBdr>
+          <w:left w:val="thick" w:color="C8102E" w:sz="20" w:space="6"/>
+        </w:pBdr>
+        <w:spacing w:before="280" w:after="100"/>
+      </w:pPr>
+      <w:r>
+        <w:rPr>
+          <w:rFonts w:ascii="BIZ UDPGothic" w:cs="BIZ UDPGothic" w:eastAsia="BIZ UDPGothic" w:hAnsi="BIZ UDPGothic"/>
+          <w:b/>
+          <w:bCs/>
+          <w:color w:val="C8102E"/>
+          <w:sz w:val="24"/>
+          <w:szCs w:val="24"/>
+        </w:rPr>
+        <w:t xml:space="preserve">■ 改修内容 / Nội dung sửa đổi</w:t>
+      </w:r>
+      <w:r>
+        <w:br/>
+      </w:r>
+      <w:r>
+        <w:rPr>
+          <w:rFonts w:ascii="BIZ UDPGothic" w:cs="BIZ UDPGothic" w:eastAsia="BIZ UDPGothic" w:hAnsi="BIZ UDPGothic"/>
+          <w:i/>
+          <w:iCs/>
+          <w:color w:val="AA3344"/>
+          <w:sz w:val="17"/>
+          <w:szCs w:val="17"/>
+        </w:rPr>
+        <w:t xml:space="preserve">　</w:t>
+      </w:r>
+    </w:p>
+    <w:p>
+      <w:pPr>
+        <w:spacing w:before="100" w:after="100"/>
+      </w:pPr>
+      <w:r>
+        <w:rPr>
+          <w:rFonts w:ascii="BIZ UDPGothic" w:cs="BIZ UDPGothic" w:eastAsia="BIZ UDPGothic" w:hAnsi="BIZ UDPGothic"/>
+          <w:color w:val="404040"/>
+          <w:sz w:val="18"/>
+          <w:szCs w:val="18"/>
+        </w:rPr>
+        <w:t xml:space="preserve">【手順】AWSコンソール &gt; EC2 &gt; セキュリティグループ にて以下を実施する。</w:t>
+      </w:r>
+    </w:p>
+    <w:p>
+      <w:pPr>
+        <w:pBdr>
+          <w:left w:val="thick" w:color="C8102E" w:sz="20" w:space="6"/>
+        </w:pBdr>
+        <w:spacing w:before="280" w:after="100"/>
+      </w:pPr>
+      <w:r>
+        <w:rPr>
+          <w:rFonts w:ascii="BIZ UDPGothic" w:cs="BIZ UDPGothic" w:eastAsia="BIZ UDPGothic" w:hAnsi="BIZ UDPGothic"/>
+          <w:b/>
+          <w:bCs/>
+          <w:color w:val="C8102E"/>
+          <w:sz w:val="24"/>
+          <w:szCs w:val="24"/>
+        </w:rPr>
+        <w:t xml:space="preserve">■ テスト手順・報告 / Quy trình kiểm thử / Báo cáo</w:t>
+      </w:r>
+      <w:r>
+        <w:br/>
+      </w:r>
+      <w:r>
+        <w:rPr>
+          <w:rFonts w:ascii="BIZ UDPGothic" w:cs="BIZ UDPGothic" w:eastAsia="BIZ UDPGothic" w:hAnsi="BIZ UDPGothic"/>
+          <w:i/>
+          <w:iCs/>
+          <w:color w:val="AA3344"/>
+          <w:sz w:val="17"/>
+          <w:szCs w:val="17"/>
+        </w:rPr>
+        <w:t xml:space="preserve">　</w:t>
+      </w:r>
+    </w:p>
+    <w:tbl>
+      <w:tblPr>
+        <w:tblW w:type="dxa" w:w="9506"/>
+        <w:tblBorders>
+          <w:top w:val="single" w:color="CCCCCC" w:sz="4"/>
+          <w:left w:val="single" w:color="CCCCCC" w:sz="4"/>
+          <w:bottom w:val="single" w:color="CCCCCC" w:sz="4"/>
+          <w:right w:val="single" w:color="CCCCCC" w:sz="4"/>
+          <w:insideH w:val="single" w:color="auto" w:sz="4"/>
+          <w:insideV w:val="single" w:color="auto" w:sz="4"/>
+        </w:tblBorders>
+      </w:tblPr>
+      <w:tblGrid>
+        <w:gridCol w:w="1901"/>
+        <w:gridCol w:w="1901"/>
+        <w:gridCol w:w="1901"/>
+        <w:gridCol w:w="1901"/>
+        <w:gridCol w:w="1902"/>
+      </w:tblGrid>
+      <w:tr>
+        <w:trPr>
+          <w:cantSplit/>
+          <w:tblHeader/>
+        </w:trPr>
+        <w:tc>
+          <w:tcPr>
+            <w:tcW w:type="dxa" w:w="1901"/>
+            <w:tcBorders>
+              <w:top w:val="single" w:color="CCCCCC" w:sz="4"/>
+              <w:left w:val="single" w:color="CCCCCC" w:sz="4"/>
+              <w:bottom w:val="single" w:color="CCCCCC" w:sz="4"/>
+              <w:right w:val="single" w:color="CCCCCC" w:sz="4"/>
+            </w:tcBorders>
+            <w:shd w:fill="E8E8E8" w:val="clear"/>
+            <w:tcMar>
+              <w:top w:type="dxa" w:w="80"/>
+              <w:left w:type="dxa" w:w="120"/>
+              <w:bottom w:type="dxa" w:w="80"/>
+              <w:right w:type="dxa" w:w="120"/>
+            </w:tcMar>
+          </w:tcPr>
+          <w:p>
+            <w:pPr>
+              <w:spacing w:before="0" w:after="0"/>
+            </w:pPr>
+            <w:r>
+              <w:rPr>
+                <w:rFonts w:ascii="BIZ UDPGothic" w:cs="BIZ UDPGothic" w:eastAsia="BIZ UDPGothic" w:hAnsi="BIZ UDPGothic"/>
+                <w:color w:val="404040"/>
+                <w:sz w:val="18"/>
+                <w:szCs w:val="18"/>
+              </w:rPr>
+              <w:t xml:space="preserve">No.</w:t>
+            </w:r>
+          </w:p>
+        </w:tc>
+        <w:tc>
+          <w:tcPr>
+            <w:tcW w:type="dxa" w:w="1901"/>
+            <w:tcBorders>
+              <w:top w:val="single" w:color="CCCCCC" w:sz="4"/>
+              <w:left w:val="single" w:color="CCCCCC" w:sz="4"/>
+              <w:bottom w:val="single" w:color="CCCCCC" w:sz="4"/>
+              <w:right w:val="single" w:color="CCCCCC" w:sz="4"/>
+            </w:tcBorders>
+            <w:shd w:fill="E8E8E8" w:val="clear"/>
+            <w:tcMar>
+              <w:top w:type="dxa" w:w="80"/>
+              <w:left w:type="dxa" w:w="120"/>
+              <w:bottom w:type="dxa" w:w="80"/>
+              <w:right w:type="dxa" w:w="120"/>
+            </w:tcMar>
+          </w:tcPr>
+          <w:p>
+            <w:pPr>
+              <w:spacing w:before="0" w:after="0"/>
+            </w:pPr>
+            <w:r>
+              <w:rPr>
+                <w:rFonts w:ascii="BIZ UDPGothic" w:cs="BIZ UDPGothic" w:eastAsia="BIZ UDPGothic" w:hAnsi="BIZ UDPGothic"/>
+                <w:color w:val="404040"/>
+                <w:sz w:val="18"/>
+                <w:szCs w:val="18"/>
+              </w:rPr>
+              <w:t xml:space="preserve">テスト手順・確認内容 / Nội dung xác nhận</w:t>
+            </w:r>
+          </w:p>
+        </w:tc>
+        <w:tc>
+          <w:tcPr>
+            <w:tcW w:type="dxa" w:w="1901"/>
+            <w:tcBorders>
+              <w:top w:val="single" w:color="CCCCCC" w:sz="4"/>
+              <w:left w:val="single" w:color="CCCCCC" w:sz="4"/>
+              <w:bottom w:val="single" w:color="CCCCCC" w:sz="4"/>
+              <w:right w:val="single" w:color="CCCCCC" w:sz="4"/>
+            </w:tcBorders>
+            <w:shd w:fill="E8E8E8" w:val="clear"/>
+            <w:tcMar>
+              <w:top w:type="dxa" w:w="80"/>
+              <w:left w:type="dxa" w:w="120"/>
+              <w:bottom w:type="dxa" w:w="80"/>
+              <w:right w:type="dxa" w:w="120"/>
+            </w:tcMar>
+          </w:tcPr>
+          <w:p>
+            <w:pPr>
+              <w:spacing w:before="0" w:after="0"/>
+            </w:pPr>
+            <w:r>
+              <w:rPr>
+                <w:rFonts w:ascii="BIZ UDPGothic" w:cs="BIZ UDPGothic" w:eastAsia="BIZ UDPGothic" w:hAnsi="BIZ UDPGothic"/>
+                <w:color w:val="404040"/>
+                <w:sz w:val="18"/>
+                <w:szCs w:val="18"/>
+              </w:rPr>
+              <w:t xml:space="preserve">期待結果 / Kết quả mong đợi</w:t>
+            </w:r>
+          </w:p>
+        </w:tc>
+        <w:tc>
+          <w:tcPr>
+            <w:tcW w:type="dxa" w:w="1901"/>
+            <w:tcBorders>
+              <w:top w:val="single" w:color="CCCCCC" w:sz="4"/>
+              <w:left w:val="single" w:color="CCCCCC" w:sz="4"/>
+              <w:bottom w:val="single" w:color="CCCCCC" w:sz="4"/>
+              <w:right w:val="single" w:color="CCCCCC" w:sz="4"/>
+            </w:tcBorders>
+            <w:shd w:fill="E8E8E8" w:val="clear"/>
+            <w:tcMar>
+              <w:top w:type="dxa" w:w="80"/>
+              <w:left w:type="dxa" w:w="120"/>
+              <w:bottom w:type="dxa" w:w="80"/>
+              <w:right w:type="dxa" w:w="120"/>
+            </w:tcMar>
+          </w:tcPr>
+          <w:p>
+            <w:pPr>
+              <w:spacing w:before="0" w:after="0"/>
+            </w:pPr>
+            <w:r>
+              <w:rPr>
+                <w:rFonts w:ascii="BIZ UDPGothic" w:cs="BIZ UDPGothic" w:eastAsia="BIZ UDPGothic" w:hAnsi="BIZ UDPGothic"/>
+                <w:color w:val="404040"/>
+                <w:sz w:val="18"/>
+                <w:szCs w:val="18"/>
+              </w:rPr>
+              <w:t xml:space="preserve">結果 / KQ</w:t>
+            </w:r>
+          </w:p>
+        </w:tc>
+        <w:tc>
+          <w:tcPr>
+            <w:tcW w:type="dxa" w:w="1902"/>
+            <w:tcBorders>
+              <w:top w:val="single" w:color="CCCCCC" w:sz="4"/>
+              <w:left w:val="single" w:color="CCCCCC" w:sz="4"/>
+              <w:bottom w:val="single" w:color="CCCCCC" w:sz="4"/>
+              <w:right w:val="single" w:color="CCCCCC" w:sz="4"/>
+            </w:tcBorders>
+            <w:shd w:fill="E8E8E8" w:val="clear"/>
+            <w:tcMar>
+              <w:top w:type="dxa" w:w="80"/>
+              <w:left w:type="dxa" w:w="120"/>
+              <w:bottom w:type="dxa" w:w="80"/>
+              <w:right w:type="dxa" w:w="120"/>
+            </w:tcMar>
+          </w:tcPr>
+          <w:p>
+            <w:pPr>
+              <w:spacing w:before="0" w:after="0"/>
+            </w:pPr>
+            <w:r>
+              <w:rPr>
+                <w:rFonts w:ascii="BIZ UDPGothic" w:cs="BIZ UDPGothic" w:eastAsia="BIZ UDPGothic" w:hAnsi="BIZ UDPGothic"/>
+                <w:color w:val="404040"/>
+                <w:sz w:val="18"/>
+                <w:szCs w:val="18"/>
+              </w:rPr>
+              <w:t xml:space="preserve">備考 / Ghi chú</w:t>
+            </w:r>
+          </w:p>
+        </w:tc>
+      </w:tr>
+      <w:tr>
+        <w:trPr>
+          <w:cantSplit/>
+        </w:trPr>
+        <w:tc>
+          <w:tcPr>
+            <w:tcW w:type="dxa" w:w="1901"/>
+            <w:tcBorders>
+              <w:top w:val="single" w:color="CCCCCC" w:sz="4"/>
+              <w:left w:val="single" w:color="CCCCCC" w:sz="4"/>
+              <w:bottom w:val="single" w:color="CCCCCC" w:sz="4"/>
+              <w:right w:val="single" w:color="CCCCCC" w:sz="4"/>
+            </w:tcBorders>
+            <w:shd w:fill="FFFFFF" w:val="clear"/>
+            <w:tcMar>
+              <w:top w:type="dxa" w:w="80"/>
+              <w:left w:type="dxa" w:w="120"/>
+              <w:bottom w:type="dxa" w:w="80"/>
+              <w:right w:type="dxa" w:w="120"/>
+            </w:tcMar>
+          </w:tcPr>
+          <w:p>
+            <w:pPr>
+              <w:spacing w:before="0" w:after="0"/>
+            </w:pPr>
+            <w:r>
+              <w:rPr>
+                <w:rFonts w:ascii="BIZ UDPGothic" w:cs="BIZ UDPGothic" w:eastAsia="BIZ UDPGothic" w:hAnsi="BIZ UDPGothic"/>
+                <w:color w:val="404040"/>
+                <w:sz w:val="18"/>
+                <w:szCs w:val="18"/>
+              </w:rPr>
+              <w:t xml:space="preserve">1</w:t>
+            </w:r>
+          </w:p>
+        </w:tc>
+        <w:tc>
+          <w:tcPr>
+            <w:tcW w:type="dxa" w:w="1901"/>
+            <w:tcBorders>
+              <w:top w:val="single" w:color="CCCCCC" w:sz="4"/>
+              <w:left w:val="single" w:color="CCCCCC" w:sz="4"/>
+              <w:bottom w:val="single" w:color="CCCCCC" w:sz="4"/>
+              <w:right w:val="single" w:color="CCCCCC" w:sz="4"/>
+            </w:tcBorders>
+            <w:shd w:fill="FFFFFF" w:val="clear"/>
+            <w:tcMar>
+              <w:top w:type="dxa" w:w="80"/>
+              <w:left w:type="dxa" w:w="120"/>
+              <w:bottom w:type="dxa" w:w="80"/>
+              <w:right w:type="dxa" w:w="120"/>
+            </w:tcMar>
+          </w:tcPr>
+          <w:p>
+            <w:pPr>
+              <w:spacing w:before="0" w:after="0"/>
+            </w:pPr>
+            <w:r>
+              <w:rPr>
+                <w:rFonts w:ascii="BIZ UDPGothic" w:cs="BIZ UDPGothic" w:eastAsia="BIZ UDPGothic" w:hAnsi="BIZ UDPGothic"/>
+                <w:color w:val="404040"/>
+                <w:sz w:val="18"/>
+                <w:szCs w:val="18"/>
+              </w:rPr>
+              <w:t xml:space="preserve">AWSコンソールでweb-beのインバウンドルールを確認する。</w:t>
+            </w:r>
+          </w:p>
+        </w:tc>
+        <w:tc>
+          <w:tcPr>
+            <w:tcW w:type="dxa" w:w="1901"/>
+            <w:tcBorders>
+              <w:top w:val="single" w:color="CCCCCC" w:sz="4"/>
+              <w:left w:val="single" w:color="CCCCCC" w:sz="4"/>
+              <w:bottom w:val="single" w:color="CCCCCC" w:sz="4"/>
+              <w:right w:val="single" w:color="CCCCCC" w:sz="4"/>
+            </w:tcBorders>
+            <w:shd w:fill="FFFFFF" w:val="clear"/>
+            <w:tcMar>
+              <w:top w:type="dxa" w:w="80"/>
+              <w:left w:type="dxa" w:w="120"/>
+              <w:bottom w:type="dxa" w:w="80"/>
+              <w:right w:type="dxa" w:w="120"/>
+            </w:tcMar>
+          </w:tcPr>
+          <w:p>
+            <w:pPr>
+              <w:spacing w:before="0" w:after="0"/>
+            </w:pPr>
+            <w:r>
+              <w:rPr>
+                <w:rFonts w:ascii="BIZ UDPGothic" w:cs="BIZ UDPGothic" w:eastAsia="BIZ UDPGothic" w:hAnsi="BIZ UDPGothic"/>
+                <w:color w:val="404040"/>
+                <w:sz w:val="18"/>
+                <w:szCs w:val="18"/>
+              </w:rPr>
+              <w:t xml:space="preserve">全開放ルール（-1/0.0.0.0/0）が存在しないこと</w:t>
+            </w:r>
+          </w:p>
+        </w:tc>
+        <w:tc>
+          <w:tcPr>
+            <w:tcW w:type="dxa" w:w="1901"/>
+            <w:tcBorders>
+              <w:top w:val="single" w:color="CCCCCC" w:sz="4"/>
+              <w:left w:val="single" w:color="CCCCCC" w:sz="4"/>
+              <w:bottom w:val="single" w:color="CCCCCC" w:sz="4"/>
+              <w:right w:val="single" w:color="CCCCCC" w:sz="4"/>
+            </w:tcBorders>
+            <w:shd w:fill="FFFFFF" w:val="clear"/>
+            <w:tcMar>
+              <w:top w:type="dxa" w:w="80"/>
+              <w:left w:type="dxa" w:w="120"/>
+              <w:bottom w:type="dxa" w:w="80"/>
+              <w:right w:type="dxa" w:w="120"/>
+            </w:tcMar>
+          </w:tcPr>
+          <w:p>
+            <w:pPr>
+              <w:spacing w:before="0" w:after="0"/>
+            </w:pPr>
+            <w:r>
+              <w:rPr>
+                <w:rFonts w:ascii="BIZ UDPGothic" w:cs="BIZ UDPGothic" w:eastAsia="BIZ UDPGothic" w:hAnsi="BIZ UDPGothic"/>
+                <w:color w:val="404040"/>
+                <w:sz w:val="18"/>
+                <w:szCs w:val="18"/>
+              </w:rPr>
+              <w:t xml:space="preserve"/>
+            </w:r>
+          </w:p>
+        </w:tc>
+        <w:tc>
+          <w:tcPr>
+            <w:tcW w:type="dxa" w:w="1902"/>
+            <w:tcBorders>
+              <w:top w:val="single" w:color="CCCCCC" w:sz="4"/>
+              <w:left w:val="single" w:color="CCCCCC" w:sz="4"/>
+              <w:bottom w:val="single" w:color="CCCCCC" w:sz="4"/>
+              <w:right w:val="single" w:color="CCCCCC" w:sz="4"/>
+            </w:tcBorders>
+            <w:shd w:fill="FFFFFF" w:val="clear"/>
+            <w:tcMar>
+              <w:top w:type="dxa" w:w="80"/>
+              <w:left w:type="dxa" w:w="120"/>
+              <w:bottom w:type="dxa" w:w="80"/>
+              <w:right w:type="dxa" w:w="120"/>
+            </w:tcMar>
+          </w:tcPr>
+          <w:p>
+            <w:pPr>
+              <w:spacing w:before="0" w:after="0"/>
+            </w:pPr>
+            <w:r>
+              <w:rPr>
+                <w:rFonts w:ascii="BIZ UDPGothic" w:cs="BIZ UDPGothic" w:eastAsia="BIZ UDPGothic" w:hAnsi="BIZ UDPGothic"/>
+                <w:color w:val="404040"/>
+                <w:sz w:val="18"/>
+                <w:szCs w:val="18"/>
+              </w:rPr>
+              <w:t xml:space="preserve"/>
+            </w:r>
+          </w:p>
+        </w:tc>
+      </w:tr>
+      <w:tr>
+        <w:trPr>
+          <w:cantSplit/>
+        </w:trPr>
+        <w:tc>
+          <w:tcPr>
+            <w:tcW w:type="dxa" w:w="1901"/>
+            <w:tcBorders>
+              <w:top w:val="single" w:color="CCCCCC" w:sz="4"/>
+              <w:left w:val="single" w:color="CCCCCC" w:sz="4"/>
+              <w:bottom w:val="single" w:color="CCCCCC" w:sz="4"/>
+              <w:right w:val="single" w:color="CCCCCC" w:sz="4"/>
+            </w:tcBorders>
+            <w:shd w:fill="FFFFFF" w:val="clear"/>
+            <w:tcMar>
+              <w:top w:type="dxa" w:w="80"/>
+              <w:left w:type="dxa" w:w="120"/>
+              <w:bottom w:type="dxa" w:w="80"/>
+              <w:right w:type="dxa" w:w="120"/>
+            </w:tcMar>
+          </w:tcPr>
+          <w:p>
+            <w:pPr>
+              <w:spacing w:before="0" w:after="0"/>
+            </w:pPr>
+            <w:r>
+              <w:rPr>
+                <w:rFonts w:ascii="BIZ UDPGothic" w:cs="BIZ UDPGothic" w:eastAsia="BIZ UDPGothic" w:hAnsi="BIZ UDPGothic"/>
+                <w:color w:val="404040"/>
+                <w:sz w:val="18"/>
+                <w:szCs w:val="18"/>
+              </w:rPr>
+              <w:t xml:space="preserve">2</w:t>
+            </w:r>
+          </w:p>
+        </w:tc>
+        <w:tc>
+          <w:tcPr>
+            <w:tcW w:type="dxa" w:w="1901"/>
+            <w:tcBorders>
+              <w:top w:val="single" w:color="CCCCCC" w:sz="4"/>
+              <w:left w:val="single" w:color="CCCCCC" w:sz="4"/>
+              <w:bottom w:val="single" w:color="CCCCCC" w:sz="4"/>
+              <w:right w:val="single" w:color="CCCCCC" w:sz="4"/>
+            </w:tcBorders>
+            <w:shd w:fill="FFFFFF" w:val="clear"/>
+            <w:tcMar>
+              <w:top w:type="dxa" w:w="80"/>
+              <w:left w:type="dxa" w:w="120"/>
+              <w:bottom w:type="dxa" w:w="80"/>
+              <w:right w:type="dxa" w:w="120"/>
+            </w:tcMar>
+          </w:tcPr>
+          <w:p>
+            <w:pPr>
+              <w:spacing w:before="0" w:after="0"/>
+            </w:pPr>
+            <w:r>
+              <w:rPr>
+                <w:rFonts w:ascii="BIZ UDPGothic" w:cs="BIZ UDPGothic" w:eastAsia="BIZ UDPGothic" w:hAnsi="BIZ UDPGothic"/>
+                <w:color w:val="404040"/>
+                <w:sz w:val="18"/>
+                <w:szCs w:val="18"/>
+              </w:rPr>
+              <w:t xml:space="preserve">VPN接続後、Bastion経由でSTG APIが正常に応答することを確認する。</w:t>
+            </w:r>
+          </w:p>
+          <w:p>
+            <w:pPr>
+              <w:spacing w:before="0" w:after="0"/>
+            </w:pPr>
+            <w:r>
+              <w:rPr>
+                <w:rFonts w:ascii="BIZ UDPGothic" w:cs="BIZ UDPGothic" w:eastAsia="BIZ UDPGothic" w:hAnsi="BIZ UDPGothic"/>
+                <w:color w:val="404040"/>
+                <w:sz w:val="18"/>
+                <w:szCs w:val="18"/>
+              </w:rPr>
+              <w:t xml:space="preserve">curl -s -o /dev/null -w '%{http_code}' -k \</w:t>
+            </w:r>
+          </w:p>
+          <w:p>
+            <w:pPr>
+              <w:spacing w:before="0" w:after="0"/>
+            </w:pPr>
+            <w:r>
+              <w:rPr>
+                <w:rFonts w:ascii="BIZ UDPGothic" w:cs="BIZ UDPGothic" w:eastAsia="BIZ UDPGothic" w:hAnsi="BIZ UDPGothic"/>
+                <w:color w:val="404040"/>
+                <w:sz w:val="18"/>
+                <w:szCs w:val="18"/>
+              </w:rPr>
+              <w:t xml:space="preserve">https://ksm-posstg-alb-api-be-1968385482.ap-northeast-1.elb.amazonaws.com/api/v1/app</w:t>
+            </w:r>
+          </w:p>
+        </w:tc>
+        <w:tc>
+          <w:tcPr>
+            <w:tcW w:type="dxa" w:w="1901"/>
+            <w:tcBorders>
+              <w:top w:val="single" w:color="CCCCCC" w:sz="4"/>
+              <w:left w:val="single" w:color="CCCCCC" w:sz="4"/>
+              <w:bottom w:val="single" w:color="CCCCCC" w:sz="4"/>
+              <w:right w:val="single" w:color="CCCCCC" w:sz="4"/>
+            </w:tcBorders>
+            <w:shd w:fill="FFFFFF" w:val="clear"/>
+            <w:tcMar>
+              <w:top w:type="dxa" w:w="80"/>
+              <w:left w:type="dxa" w:w="120"/>
+              <w:bottom w:type="dxa" w:w="80"/>
+              <w:right w:type="dxa" w:w="120"/>
+            </w:tcMar>
+          </w:tcPr>
+          <w:p>
+            <w:pPr>
+              <w:spacing w:before="0" w:after="0"/>
+            </w:pPr>
+            <w:r>
+              <w:rPr>
+                <w:rFonts w:ascii="BIZ UDPGothic" w:cs="BIZ UDPGothic" w:eastAsia="BIZ UDPGothic" w:hAnsi="BIZ UDPGothic"/>
+                <w:color w:val="404040"/>
+                <w:sz w:val="18"/>
+                <w:szCs w:val="18"/>
+              </w:rPr>
+              <w:t xml:space="preserve">401が返ること</w:t>
+            </w:r>
+          </w:p>
+        </w:tc>
+        <w:tc>
+          <w:tcPr>
+            <w:tcW w:type="dxa" w:w="1901"/>
+            <w:tcBorders>
+              <w:top w:val="single" w:color="CCCCCC" w:sz="4"/>
+              <w:left w:val="single" w:color="CCCCCC" w:sz="4"/>
+              <w:bottom w:val="single" w:color="CCCCCC" w:sz="4"/>
+              <w:right w:val="single" w:color="CCCCCC" w:sz="4"/>
+            </w:tcBorders>
+            <w:shd w:fill="FFFFFF" w:val="clear"/>
+            <w:tcMar>
+              <w:top w:type="dxa" w:w="80"/>
+              <w:left w:type="dxa" w:w="120"/>
+              <w:bottom w:type="dxa" w:w="80"/>
+              <w:right w:type="dxa" w:w="120"/>
+            </w:tcMar>
+          </w:tcPr>
+          <w:p>
+            <w:pPr>
+              <w:spacing w:before="0" w:after="0"/>
+            </w:pPr>
+            <w:r>
+              <w:rPr>
+                <w:rFonts w:ascii="BIZ UDPGothic" w:cs="BIZ UDPGothic" w:eastAsia="BIZ UDPGothic" w:hAnsi="BIZ UDPGothic"/>
+                <w:color w:val="404040"/>
+                <w:sz w:val="18"/>
+                <w:szCs w:val="18"/>
+              </w:rPr>
+              <w:t xml:space="preserve"/>
+            </w:r>
+          </w:p>
+        </w:tc>
+        <w:tc>
+          <w:tcPr>
+            <w:tcW w:type="dxa" w:w="1902"/>
+            <w:tcBorders>
+              <w:top w:val="single" w:color="CCCCCC" w:sz="4"/>
+              <w:left w:val="single" w:color="CCCCCC" w:sz="4"/>
+              <w:bottom w:val="single" w:color="CCCCCC" w:sz="4"/>
+              <w:right w:val="single" w:color="CCCCCC" w:sz="4"/>
+            </w:tcBorders>
+            <w:shd w:fill="FFFFFF" w:val="clear"/>
+            <w:tcMar>
+              <w:top w:type="dxa" w:w="80"/>
+              <w:left w:type="dxa" w:w="120"/>
+              <w:bottom w:type="dxa" w:w="80"/>
+              <w:right w:type="dxa" w:w="120"/>
+            </w:tcMar>
+          </w:tcPr>
+          <w:p>
+            <w:pPr>
+              <w:spacing w:before="0" w:after="0"/>
+            </w:pPr>
+            <w:r>
+              <w:rPr>
+                <w:rFonts w:ascii="BIZ UDPGothic" w:cs="BIZ UDPGothic" w:eastAsia="BIZ UDPGothic" w:hAnsi="BIZ UDPGothic"/>
+                <w:color w:val="404040"/>
+                <w:sz w:val="18"/>
+                <w:szCs w:val="18"/>
+              </w:rPr>
+              <w:t xml:space="preserve"/>
+            </w:r>
+          </w:p>
+        </w:tc>
+      </w:tr>
+    </w:tbl>
+    <w:p>
+      <w:pPr>
+        <w:pBdr>
+          <w:left w:val="thick" w:color="C8102E" w:sz="20" w:space="6"/>
+        </w:pBdr>
+        <w:spacing w:before="280" w:after="100"/>
+      </w:pPr>
+      <w:r>
+        <w:rPr>
+          <w:rFonts w:ascii="BIZ UDPGothic" w:cs="BIZ UDPGothic" w:eastAsia="BIZ UDPGothic" w:hAnsi="BIZ UDPGothic"/>
+          <w:b/>
+          <w:bCs/>
+          <w:color w:val="C8102E"/>
+          <w:sz w:val="24"/>
+          <w:szCs w:val="24"/>
+        </w:rPr>
+        <w:t xml:space="preserve">■ 報告方法</w:t>
+      </w:r>
+      <w:r>
+        <w:br/>
+      </w:r>
+      <w:r>
+        <w:rPr>
+          <w:rFonts w:ascii="BIZ UDPGothic" w:cs="BIZ UDPGothic" w:eastAsia="BIZ UDPGothic" w:hAnsi="BIZ UDPGothic"/>
+          <w:i/>
+          <w:iCs/>
+          <w:color w:val="AA3344"/>
+          <w:sz w:val="17"/>
+          <w:szCs w:val="17"/>
+        </w:rPr>
+        <w:t xml:space="preserve">　Phương thức báo cáo</w:t>
+      </w:r>
+    </w:p>
+    <w:p>
+      <w:pPr>
+        <w:spacing w:before="100" w:after="100"/>
+      </w:pPr>
+      <w:r>
+        <w:rPr>
+          <w:rFonts w:ascii="BIZ UDPGothic" w:cs="BIZ UDPGothic" w:eastAsia="BIZ UDPGothic" w:hAnsi="BIZ UDPGothic"/>
+          <w:color w:val="404040"/>
+          <w:sz w:val="18"/>
+          <w:szCs w:val="18"/>
+        </w:rPr>
+        <w:t xml:space="preserve">本改修実施後、上記テスト手順の結果欄を記入し、Luvinaプロジェクト担当者に報告すること。</w:t>
       </w:r>
     </w:p>
     <w:p>

--- a/40_AWS/05_改修資料/KSM_AWS_MOD_018_改修指示書_STG_APIインターネット公開対応_ja.docx
+++ b/40_AWS/05_改修資料/KSM_AWS_MOD_018_改修指示書_STG_APIインターネット公開対応_ja.docx
@@ -3909,6 +3909,1422 @@
         <w:t xml:space="preserve">本改修実施後、上記テスト手順の結果欄を記入し、Luvinaプロジェクト担当者に報告すること。</w:t>
       </w:r>
     </w:p>
+    <w:p>
+      <w:pPr>
+        <w:pBdr>
+          <w:left w:val="thick" w:color="C8102E" w:sz="20" w:space="6"/>
+        </w:pBdr>
+        <w:spacing w:before="280" w:after="100"/>
+      </w:pPr>
+      <w:r>
+        <w:rPr>
+          <w:rFonts w:ascii="BIZ UDPGothic" w:cs="BIZ UDPGothic" w:eastAsia="BIZ UDPGothic" w:hAnsi="BIZ UDPGothic"/>
+          <w:b/>
+          <w:bCs/>
+          <w:color w:val="C8102E"/>
+          <w:sz w:val="24"/>
+          <w:szCs w:val="24"/>
+        </w:rPr>
+        <w:t xml:space="preserve">■ デプロイ時確認・注意事項</w:t>
+      </w:r>
+      <w:r>
+        <w:br/>
+      </w:r>
+      <w:r>
+        <w:rPr>
+          <w:rFonts w:ascii="BIZ UDPGothic" w:cs="BIZ UDPGothic" w:eastAsia="BIZ UDPGothic" w:hAnsi="BIZ UDPGothic"/>
+          <w:i/>
+          <w:iCs/>
+          <w:color w:val="AA3344"/>
+          <w:sz w:val="17"/>
+          <w:szCs w:val="17"/>
+        </w:rPr>
+        <w:t xml:space="preserve">　Lưu Ý &amp; Xác Nhận Khi Triển Khai</w:t>
+      </w:r>
+    </w:p>
+    <w:p>
+      <w:pPr>
+        <w:spacing w:before="100" w:after="100"/>
+      </w:pPr>
+      <w:r>
+        <w:rPr>
+          <w:rFonts w:ascii="BIZ UDPGothic" w:cs="BIZ UDPGothic" w:eastAsia="BIZ UDPGothic" w:hAnsi="BIZ UDPGothic"/>
+          <w:color w:val="404040"/>
+          <w:sz w:val="18"/>
+          <w:szCs w:val="18"/>
+        </w:rPr>
+        <w:t xml:space="preserve">本改修のデプロイにあたり、以下の8項目を事前・事後に確認すること。</w:t>
+      </w:r>
+      <w:r>
+        <w:br/>
+      </w:r>
+      <w:r>
+        <w:rPr>
+          <w:rFonts w:ascii="BIZ UDPGothic" w:cs="BIZ UDPGothic" w:eastAsia="BIZ UDPGothic" w:hAnsi="BIZ UDPGothic"/>
+          <w:i/>
+          <w:iCs/>
+          <w:color w:val="777777"/>
+          <w:sz w:val="16"/>
+          <w:szCs w:val="16"/>
+        </w:rPr>
+        <w:t xml:space="preserve">/ Khi triển khai sửa đổi này, cần xác nhận 8 hạng mục dưới đây trước và sau khi deploy.</w:t>
+      </w:r>
+    </w:p>
+    <w:tbl>
+      <w:tblPr>
+        <w:tblW w:type="dxa" w:w="9506"/>
+        <w:tblBorders>
+          <w:top w:val="single" w:color="CCCCCC" w:sz="4"/>
+          <w:left w:val="single" w:color="CCCCCC" w:sz="4"/>
+          <w:bottom w:val="single" w:color="CCCCCC" w:sz="4"/>
+          <w:right w:val="single" w:color="CCCCCC" w:sz="4"/>
+          <w:insideH w:val="single" w:color="auto" w:sz="4"/>
+          <w:insideV w:val="single" w:color="auto" w:sz="4"/>
+        </w:tblBorders>
+      </w:tblPr>
+      <w:tblGrid>
+        <w:gridCol w:w="400"/>
+        <w:gridCol w:w="2200"/>
+        <w:gridCol w:w="6906"/>
+      </w:tblGrid>
+      <w:tr>
+        <w:trPr>
+          <w:cantSplit/>
+          <w:tblHeader/>
+        </w:trPr>
+        <w:tc>
+          <w:tcPr>
+            <w:tcW w:type="dxa" w:w="400"/>
+            <w:tcBorders>
+              <w:top w:val="single" w:color="CCCCCC" w:sz="4"/>
+              <w:left w:val="single" w:color="CCCCCC" w:sz="4"/>
+              <w:bottom w:val="single" w:color="CCCCCC" w:sz="4"/>
+              <w:right w:val="single" w:color="CCCCCC" w:sz="4"/>
+            </w:tcBorders>
+            <w:shd w:fill="E8E8E8" w:val="clear"/>
+            <w:tcMar>
+              <w:top w:type="dxa" w:w="80"/>
+              <w:left w:type="dxa" w:w="120"/>
+              <w:bottom w:type="dxa" w:w="80"/>
+              <w:right w:type="dxa" w:w="120"/>
+            </w:tcMar>
+            <w:vAlign w:val="center"/>
+          </w:tcPr>
+          <w:p>
+            <w:pPr>
+              <w:jc w:val="center"/>
+            </w:pPr>
+            <w:r>
+              <w:rPr>
+                <w:rFonts w:ascii="BIZ UDPGothic" w:cs="BIZ UDPGothic" w:eastAsia="BIZ UDPGothic" w:hAnsi="BIZ UDPGothic"/>
+                <w:b/>
+                <w:bCs/>
+                <w:color w:val="000000"/>
+                <w:sz w:val="18"/>
+                <w:szCs w:val="18"/>
+              </w:rPr>
+              <w:t xml:space="preserve">No.</w:t>
+            </w:r>
+          </w:p>
+        </w:tc>
+        <w:tc>
+          <w:tcPr>
+            <w:tcW w:type="dxa" w:w="2200"/>
+            <w:tcBorders>
+              <w:top w:val="single" w:color="CCCCCC" w:sz="4"/>
+              <w:left w:val="single" w:color="CCCCCC" w:sz="4"/>
+              <w:bottom w:val="single" w:color="CCCCCC" w:sz="4"/>
+              <w:right w:val="single" w:color="CCCCCC" w:sz="4"/>
+            </w:tcBorders>
+            <w:shd w:fill="E8E8E8" w:val="clear"/>
+            <w:tcMar>
+              <w:top w:type="dxa" w:w="80"/>
+              <w:left w:type="dxa" w:w="120"/>
+              <w:bottom w:type="dxa" w:w="80"/>
+              <w:right w:type="dxa" w:w="120"/>
+            </w:tcMar>
+            <w:vAlign w:val="center"/>
+          </w:tcPr>
+          <w:p>
+            <w:pPr>
+              <w:jc w:val="left"/>
+            </w:pPr>
+            <w:r>
+              <w:rPr>
+                <w:rFonts w:ascii="BIZ UDPGothic" w:cs="BIZ UDPGothic" w:eastAsia="BIZ UDPGothic" w:hAnsi="BIZ UDPGothic"/>
+                <w:b/>
+                <w:bCs/>
+                <w:color w:val="000000"/>
+                <w:sz w:val="18"/>
+                <w:szCs w:val="18"/>
+              </w:rPr>
+              <w:t xml:space="preserve">項目</w:t>
+            </w:r>
+            <w:r>
+              <w:rPr>
+                <w:rFonts w:ascii="BIZ UDPGothic" w:cs="BIZ UDPGothic" w:eastAsia="BIZ UDPGothic" w:hAnsi="BIZ UDPGothic"/>
+                <w:i/>
+                <w:iCs/>
+                <w:color w:val="888888"/>
+                <w:sz w:val="16"/>
+                <w:szCs w:val="16"/>
+              </w:rPr>
+              <w:t xml:space="preserve"> / </w:t>
+            </w:r>
+            <w:r>
+              <w:rPr>
+                <w:rFonts w:ascii="BIZ UDPGothic" w:cs="BIZ UDPGothic" w:eastAsia="BIZ UDPGothic" w:hAnsi="BIZ UDPGothic"/>
+                <w:i/>
+                <w:iCs/>
+                <w:color w:val="888888"/>
+                <w:sz w:val="16"/>
+                <w:szCs w:val="16"/>
+              </w:rPr>
+              <w:t xml:space="preserve">Hạng mục</w:t>
+            </w:r>
+          </w:p>
+        </w:tc>
+        <w:tc>
+          <w:tcPr>
+            <w:tcW w:type="dxa" w:w="6906"/>
+            <w:tcBorders>
+              <w:top w:val="single" w:color="CCCCCC" w:sz="4"/>
+              <w:left w:val="single" w:color="CCCCCC" w:sz="4"/>
+              <w:bottom w:val="single" w:color="CCCCCC" w:sz="4"/>
+              <w:right w:val="single" w:color="CCCCCC" w:sz="4"/>
+            </w:tcBorders>
+            <w:shd w:fill="E8E8E8" w:val="clear"/>
+            <w:tcMar>
+              <w:top w:type="dxa" w:w="80"/>
+              <w:left w:type="dxa" w:w="120"/>
+              <w:bottom w:type="dxa" w:w="80"/>
+              <w:right w:type="dxa" w:w="120"/>
+            </w:tcMar>
+            <w:vAlign w:val="center"/>
+          </w:tcPr>
+          <w:p>
+            <w:pPr>
+              <w:jc w:val="left"/>
+            </w:pPr>
+            <w:r>
+              <w:rPr>
+                <w:rFonts w:ascii="BIZ UDPGothic" w:cs="BIZ UDPGothic" w:eastAsia="BIZ UDPGothic" w:hAnsi="BIZ UDPGothic"/>
+                <w:b/>
+                <w:bCs/>
+                <w:color w:val="000000"/>
+                <w:sz w:val="18"/>
+                <w:szCs w:val="18"/>
+              </w:rPr>
+              <w:t xml:space="preserve">確認・注意事項</w:t>
+            </w:r>
+            <w:r>
+              <w:rPr>
+                <w:rFonts w:ascii="BIZ UDPGothic" w:cs="BIZ UDPGothic" w:eastAsia="BIZ UDPGothic" w:hAnsi="BIZ UDPGothic"/>
+                <w:i/>
+                <w:iCs/>
+                <w:color w:val="888888"/>
+                <w:sz w:val="16"/>
+                <w:szCs w:val="16"/>
+              </w:rPr>
+              <w:t xml:space="preserve"> / </w:t>
+            </w:r>
+            <w:r>
+              <w:rPr>
+                <w:rFonts w:ascii="BIZ UDPGothic" w:cs="BIZ UDPGothic" w:eastAsia="BIZ UDPGothic" w:hAnsi="BIZ UDPGothic"/>
+                <w:i/>
+                <w:iCs/>
+                <w:color w:val="888888"/>
+                <w:sz w:val="16"/>
+                <w:szCs w:val="16"/>
+              </w:rPr>
+              <w:t xml:space="preserve">Xác nhận &amp; Lưu ý</w:t>
+            </w:r>
+          </w:p>
+        </w:tc>
+      </w:tr>
+      <w:tr>
+        <w:trPr>
+          <w:cantSplit/>
+        </w:trPr>
+        <w:tc>
+          <w:tcPr>
+            <w:tcW w:type="dxa" w:w="400"/>
+            <w:tcBorders>
+              <w:top w:val="single" w:color="CCCCCC" w:sz="4"/>
+              <w:left w:val="single" w:color="CCCCCC" w:sz="4"/>
+              <w:bottom w:val="single" w:color="CCCCCC" w:sz="4"/>
+              <w:right w:val="single" w:color="CCCCCC" w:sz="4"/>
+            </w:tcBorders>
+            <w:shd w:fill="FFFFFF" w:val="clear"/>
+            <w:tcMar>
+              <w:top w:type="dxa" w:w="80"/>
+              <w:left w:type="dxa" w:w="120"/>
+              <w:bottom w:type="dxa" w:w="80"/>
+              <w:right w:type="dxa" w:w="120"/>
+            </w:tcMar>
+            <w:vAlign w:val="center"/>
+          </w:tcPr>
+          <w:p>
+            <w:pPr>
+              <w:jc w:val="center"/>
+            </w:pPr>
+            <w:r>
+              <w:rPr>
+                <w:rFonts w:ascii="BIZ UDPGothic" w:cs="BIZ UDPGothic" w:eastAsia="BIZ UDPGothic" w:hAnsi="BIZ UDPGothic"/>
+                <w:b w:val="false"/>
+                <w:bCs w:val="false"/>
+                <w:color w:val="404040"/>
+                <w:sz w:val="18"/>
+                <w:szCs w:val="18"/>
+              </w:rPr>
+              <w:t xml:space="preserve">1</w:t>
+            </w:r>
+          </w:p>
+        </w:tc>
+        <w:tc>
+          <w:tcPr>
+            <w:tcW w:type="dxa" w:w="2200"/>
+            <w:tcBorders>
+              <w:top w:val="single" w:color="CCCCCC" w:sz="4"/>
+              <w:left w:val="single" w:color="CCCCCC" w:sz="4"/>
+              <w:bottom w:val="single" w:color="CCCCCC" w:sz="4"/>
+              <w:right w:val="single" w:color="CCCCCC" w:sz="4"/>
+            </w:tcBorders>
+            <w:shd w:fill="FFFFFF" w:val="clear"/>
+            <w:tcMar>
+              <w:top w:type="dxa" w:w="80"/>
+              <w:left w:type="dxa" w:w="120"/>
+              <w:bottom w:type="dxa" w:w="80"/>
+              <w:right w:type="dxa" w:w="120"/>
+            </w:tcMar>
+          </w:tcPr>
+          <w:p>
+            <w:pPr>
+              <w:spacing w:before="0" w:after="0"/>
+            </w:pPr>
+            <w:r>
+              <w:rPr>
+                <w:rFonts w:ascii="BIZ UDPGothic" w:cs="BIZ UDPGothic" w:eastAsia="BIZ UDPGothic" w:hAnsi="BIZ UDPGothic"/>
+                <w:color w:val="404040"/>
+                <w:sz w:val="18"/>
+                <w:szCs w:val="18"/>
+              </w:rPr>
+              <w:t xml:space="preserve">[事前] ロールバック計画</w:t>
+            </w:r>
+          </w:p>
+          <w:p>
+            <w:pPr>
+              <w:spacing w:before="0" w:after="0"/>
+            </w:pPr>
+            <w:r>
+              <w:rPr>
+                <w:rFonts w:ascii="BIZ UDPGothic" w:cs="BIZ UDPGothic" w:eastAsia="BIZ UDPGothic" w:hAnsi="BIZ UDPGothic"/>
+                <w:color w:val="404040"/>
+                <w:sz w:val="18"/>
+                <w:szCs w:val="18"/>
+              </w:rPr>
+              <w:t xml:space="preserve">/ Kế hoạch rollback</w:t>
+            </w:r>
+          </w:p>
+        </w:tc>
+        <w:tc>
+          <w:tcPr>
+            <w:tcW w:type="dxa" w:w="6906"/>
+            <w:tcBorders>
+              <w:top w:val="single" w:color="CCCCCC" w:sz="4"/>
+              <w:left w:val="single" w:color="CCCCCC" w:sz="4"/>
+              <w:bottom w:val="single" w:color="CCCCCC" w:sz="4"/>
+              <w:right w:val="single" w:color="CCCCCC" w:sz="4"/>
+            </w:tcBorders>
+            <w:shd w:fill="FFFFFF" w:val="clear"/>
+            <w:tcMar>
+              <w:top w:type="dxa" w:w="80"/>
+              <w:left w:type="dxa" w:w="120"/>
+              <w:bottom w:type="dxa" w:w="80"/>
+              <w:right w:type="dxa" w:w="120"/>
+            </w:tcMar>
+          </w:tcPr>
+          <w:p>
+            <w:pPr>
+              <w:spacing w:before="0" w:after="0"/>
+            </w:pPr>
+            <w:r>
+              <w:rPr>
+                <w:rFonts w:ascii="BIZ UDPGothic" w:cs="BIZ UDPGothic" w:eastAsia="BIZ UDPGothic" w:hAnsi="BIZ UDPGothic"/>
+                <w:color w:val="404040"/>
+                <w:sz w:val="18"/>
+                <w:szCs w:val="18"/>
+              </w:rPr>
+              <w:t xml:space="preserve">ALBをinternet-facingに戻す / SGルールを再追加</w:t>
+            </w:r>
+          </w:p>
+          <w:p>
+            <w:pPr>
+              <w:spacing w:before="0" w:after="0"/>
+            </w:pPr>
+            <w:r>
+              <w:rPr>
+                <w:rFonts w:ascii="BIZ UDPGothic" w:cs="BIZ UDPGothic" w:eastAsia="BIZ UDPGothic" w:hAnsi="BIZ UDPGothic"/>
+                <w:color w:val="404040"/>
+                <w:sz w:val="18"/>
+                <w:szCs w:val="18"/>
+              </w:rPr>
+              <w:t xml:space="preserve">aws elbv2 set-scheme で internet-facing に変更</w:t>
+            </w:r>
+          </w:p>
+          <w:p>
+            <w:pPr>
+              <w:spacing w:before="0" w:after="0"/>
+            </w:pPr>
+            <w:r>
+              <w:rPr>
+                <w:rFonts w:ascii="BIZ UDPGothic" w:cs="BIZ UDPGothic" w:eastAsia="BIZ UDPGothic" w:hAnsi="BIZ UDPGothic"/>
+                <w:color w:val="404040"/>
+                <w:sz w:val="18"/>
+                <w:szCs w:val="18"/>
+              </w:rPr>
+              <w:t xml:space="preserve">aws ec2 authorize-security-group-ingress でルール再追加</w:t>
+            </w:r>
+          </w:p>
+        </w:tc>
+      </w:tr>
+      <w:tr>
+        <w:trPr>
+          <w:cantSplit/>
+        </w:trPr>
+        <w:tc>
+          <w:tcPr>
+            <w:tcW w:type="dxa" w:w="400"/>
+            <w:tcBorders>
+              <w:top w:val="single" w:color="CCCCCC" w:sz="4"/>
+              <w:left w:val="single" w:color="CCCCCC" w:sz="4"/>
+              <w:bottom w:val="single" w:color="CCCCCC" w:sz="4"/>
+              <w:right w:val="single" w:color="CCCCCC" w:sz="4"/>
+            </w:tcBorders>
+            <w:shd w:fill="FFFFFF" w:val="clear"/>
+            <w:tcMar>
+              <w:top w:type="dxa" w:w="80"/>
+              <w:left w:type="dxa" w:w="120"/>
+              <w:bottom w:type="dxa" w:w="80"/>
+              <w:right w:type="dxa" w:w="120"/>
+            </w:tcMar>
+            <w:vAlign w:val="center"/>
+          </w:tcPr>
+          <w:p>
+            <w:pPr>
+              <w:jc w:val="center"/>
+            </w:pPr>
+            <w:r>
+              <w:rPr>
+                <w:rFonts w:ascii="BIZ UDPGothic" w:cs="BIZ UDPGothic" w:eastAsia="BIZ UDPGothic" w:hAnsi="BIZ UDPGothic"/>
+                <w:b w:val="false"/>
+                <w:bCs w:val="false"/>
+                <w:color w:val="404040"/>
+                <w:sz w:val="18"/>
+                <w:szCs w:val="18"/>
+              </w:rPr>
+              <w:t xml:space="preserve">2</w:t>
+            </w:r>
+          </w:p>
+        </w:tc>
+        <w:tc>
+          <w:tcPr>
+            <w:tcW w:type="dxa" w:w="2200"/>
+            <w:tcBorders>
+              <w:top w:val="single" w:color="CCCCCC" w:sz="4"/>
+              <w:left w:val="single" w:color="CCCCCC" w:sz="4"/>
+              <w:bottom w:val="single" w:color="CCCCCC" w:sz="4"/>
+              <w:right w:val="single" w:color="CCCCCC" w:sz="4"/>
+            </w:tcBorders>
+            <w:shd w:fill="FFFFFF" w:val="clear"/>
+            <w:tcMar>
+              <w:top w:type="dxa" w:w="80"/>
+              <w:left w:type="dxa" w:w="120"/>
+              <w:bottom w:type="dxa" w:w="80"/>
+              <w:right w:type="dxa" w:w="120"/>
+            </w:tcMar>
+          </w:tcPr>
+          <w:p>
+            <w:pPr>
+              <w:spacing w:before="0" w:after="0"/>
+            </w:pPr>
+            <w:r>
+              <w:rPr>
+                <w:rFonts w:ascii="BIZ UDPGothic" w:cs="BIZ UDPGothic" w:eastAsia="BIZ UDPGothic" w:hAnsi="BIZ UDPGothic"/>
+                <w:color w:val="404040"/>
+                <w:sz w:val="18"/>
+                <w:szCs w:val="18"/>
+              </w:rPr>
+              <w:t xml:space="preserve">[事前] データバックアップ</w:t>
+            </w:r>
+          </w:p>
+          <w:p>
+            <w:pPr>
+              <w:spacing w:before="0" w:after="0"/>
+            </w:pPr>
+            <w:r>
+              <w:rPr>
+                <w:rFonts w:ascii="BIZ UDPGothic" w:cs="BIZ UDPGothic" w:eastAsia="BIZ UDPGothic" w:hAnsi="BIZ UDPGothic"/>
+                <w:color w:val="404040"/>
+                <w:sz w:val="18"/>
+                <w:szCs w:val="18"/>
+              </w:rPr>
+              <w:t xml:space="preserve">/ Sao lưu dữ liệu</w:t>
+            </w:r>
+          </w:p>
+        </w:tc>
+        <w:tc>
+          <w:tcPr>
+            <w:tcW w:type="dxa" w:w="6906"/>
+            <w:tcBorders>
+              <w:top w:val="single" w:color="CCCCCC" w:sz="4"/>
+              <w:left w:val="single" w:color="CCCCCC" w:sz="4"/>
+              <w:bottom w:val="single" w:color="CCCCCC" w:sz="4"/>
+              <w:right w:val="single" w:color="CCCCCC" w:sz="4"/>
+            </w:tcBorders>
+            <w:shd w:fill="FFFFFF" w:val="clear"/>
+            <w:tcMar>
+              <w:top w:type="dxa" w:w="80"/>
+              <w:left w:type="dxa" w:w="120"/>
+              <w:bottom w:type="dxa" w:w="80"/>
+              <w:right w:type="dxa" w:w="120"/>
+            </w:tcMar>
+          </w:tcPr>
+          <w:p>
+            <w:pPr>
+              <w:spacing w:before="0" w:after="0"/>
+            </w:pPr>
+            <w:r>
+              <w:rPr>
+                <w:rFonts w:ascii="BIZ UDPGothic" w:cs="BIZ UDPGothic" w:eastAsia="BIZ UDPGothic" w:hAnsi="BIZ UDPGothic"/>
+                <w:color w:val="404040"/>
+                <w:sz w:val="18"/>
+                <w:szCs w:val="18"/>
+              </w:rPr>
+              <w:t xml:space="preserve">変更前のALBスキーム・SGルールを記録</w:t>
+            </w:r>
+          </w:p>
+          <w:p>
+            <w:pPr>
+              <w:spacing w:before="0" w:after="0"/>
+            </w:pPr>
+            <w:r>
+              <w:rPr>
+                <w:rFonts w:ascii="BIZ UDPGothic" w:cs="BIZ UDPGothic" w:eastAsia="BIZ UDPGothic" w:hAnsi="BIZ UDPGothic"/>
+                <w:color w:val="404040"/>
+                <w:sz w:val="18"/>
+                <w:szCs w:val="18"/>
+              </w:rPr>
+              <w:t xml:space="preserve">aws elbv2 describe-load-balancers</w:t>
+            </w:r>
+          </w:p>
+          <w:p>
+            <w:pPr>
+              <w:spacing w:before="0" w:after="0"/>
+            </w:pPr>
+            <w:r>
+              <w:rPr>
+                <w:rFonts w:ascii="BIZ UDPGothic" w:cs="BIZ UDPGothic" w:eastAsia="BIZ UDPGothic" w:hAnsi="BIZ UDPGothic"/>
+                <w:color w:val="404040"/>
+                <w:sz w:val="18"/>
+                <w:szCs w:val="18"/>
+              </w:rPr>
+              <w:t xml:space="preserve">aws ec2 describe-security-groups</w:t>
+            </w:r>
+          </w:p>
+        </w:tc>
+      </w:tr>
+      <w:tr>
+        <w:trPr>
+          <w:cantSplit/>
+        </w:trPr>
+        <w:tc>
+          <w:tcPr>
+            <w:tcW w:type="dxa" w:w="400"/>
+            <w:tcBorders>
+              <w:top w:val="single" w:color="CCCCCC" w:sz="4"/>
+              <w:left w:val="single" w:color="CCCCCC" w:sz="4"/>
+              <w:bottom w:val="single" w:color="CCCCCC" w:sz="4"/>
+              <w:right w:val="single" w:color="CCCCCC" w:sz="4"/>
+            </w:tcBorders>
+            <w:shd w:fill="FFFFFF" w:val="clear"/>
+            <w:tcMar>
+              <w:top w:type="dxa" w:w="80"/>
+              <w:left w:type="dxa" w:w="120"/>
+              <w:bottom w:type="dxa" w:w="80"/>
+              <w:right w:type="dxa" w:w="120"/>
+            </w:tcMar>
+            <w:vAlign w:val="center"/>
+          </w:tcPr>
+          <w:p>
+            <w:pPr>
+              <w:jc w:val="center"/>
+            </w:pPr>
+            <w:r>
+              <w:rPr>
+                <w:rFonts w:ascii="BIZ UDPGothic" w:cs="BIZ UDPGothic" w:eastAsia="BIZ UDPGothic" w:hAnsi="BIZ UDPGothic"/>
+                <w:b w:val="false"/>
+                <w:bCs w:val="false"/>
+                <w:color w:val="404040"/>
+                <w:sz w:val="18"/>
+                <w:szCs w:val="18"/>
+              </w:rPr>
+              <w:t xml:space="preserve">3</w:t>
+            </w:r>
+          </w:p>
+        </w:tc>
+        <w:tc>
+          <w:tcPr>
+            <w:tcW w:type="dxa" w:w="2200"/>
+            <w:tcBorders>
+              <w:top w:val="single" w:color="CCCCCC" w:sz="4"/>
+              <w:left w:val="single" w:color="CCCCCC" w:sz="4"/>
+              <w:bottom w:val="single" w:color="CCCCCC" w:sz="4"/>
+              <w:right w:val="single" w:color="CCCCCC" w:sz="4"/>
+            </w:tcBorders>
+            <w:shd w:fill="FFFFFF" w:val="clear"/>
+            <w:tcMar>
+              <w:top w:type="dxa" w:w="80"/>
+              <w:left w:type="dxa" w:w="120"/>
+              <w:bottom w:type="dxa" w:w="80"/>
+              <w:right w:type="dxa" w:w="120"/>
+            </w:tcMar>
+          </w:tcPr>
+          <w:p>
+            <w:pPr>
+              <w:spacing w:before="0" w:after="0"/>
+            </w:pPr>
+            <w:r>
+              <w:rPr>
+                <w:rFonts w:ascii="BIZ UDPGothic" w:cs="BIZ UDPGothic" w:eastAsia="BIZ UDPGothic" w:hAnsi="BIZ UDPGothic"/>
+                <w:color w:val="404040"/>
+                <w:sz w:val="18"/>
+                <w:szCs w:val="18"/>
+              </w:rPr>
+              <w:t xml:space="preserve">[事前] AWS事前作業確認</w:t>
+            </w:r>
+          </w:p>
+          <w:p>
+            <w:pPr>
+              <w:spacing w:before="0" w:after="0"/>
+            </w:pPr>
+            <w:r>
+              <w:rPr>
+                <w:rFonts w:ascii="BIZ UDPGothic" w:cs="BIZ UDPGothic" w:eastAsia="BIZ UDPGothic" w:hAnsi="BIZ UDPGothic"/>
+                <w:color w:val="404040"/>
+                <w:sz w:val="18"/>
+                <w:szCs w:val="18"/>
+              </w:rPr>
+              <w:t xml:space="preserve">/ Xác nhận công việc AWS</w:t>
+            </w:r>
+          </w:p>
+        </w:tc>
+        <w:tc>
+          <w:tcPr>
+            <w:tcW w:type="dxa" w:w="6906"/>
+            <w:tcBorders>
+              <w:top w:val="single" w:color="CCCCCC" w:sz="4"/>
+              <w:left w:val="single" w:color="CCCCCC" w:sz="4"/>
+              <w:bottom w:val="single" w:color="CCCCCC" w:sz="4"/>
+              <w:right w:val="single" w:color="CCCCCC" w:sz="4"/>
+            </w:tcBorders>
+            <w:shd w:fill="FFFFFF" w:val="clear"/>
+            <w:tcMar>
+              <w:top w:type="dxa" w:w="80"/>
+              <w:left w:type="dxa" w:w="120"/>
+              <w:bottom w:type="dxa" w:w="80"/>
+              <w:right w:type="dxa" w:w="120"/>
+            </w:tcMar>
+          </w:tcPr>
+          <w:p>
+            <w:pPr>
+              <w:spacing w:before="0" w:after="0"/>
+            </w:pPr>
+            <w:r>
+              <w:rPr>
+                <w:rFonts w:ascii="BIZ UDPGothic" w:cs="BIZ UDPGothic" w:eastAsia="BIZ UDPGothic" w:hAnsi="BIZ UDPGothic"/>
+                <w:color w:val="404040"/>
+                <w:sz w:val="18"/>
+                <w:szCs w:val="18"/>
+              </w:rPr>
+              <w:t xml:space="preserve">STGアカウント（750735758916）CloudShellアクセス確認</w:t>
+            </w:r>
+          </w:p>
+          <w:p>
+            <w:pPr>
+              <w:spacing w:before="0" w:after="0"/>
+            </w:pPr>
+            <w:r>
+              <w:rPr>
+                <w:rFonts w:ascii="BIZ UDPGothic" w:cs="BIZ UDPGothic" w:eastAsia="BIZ UDPGothic" w:hAnsi="BIZ UDPGothic"/>
+                <w:color w:val="404040"/>
+                <w:sz w:val="18"/>
+                <w:szCs w:val="18"/>
+              </w:rPr>
+              <w:t xml:space="preserve">ALB ARN確認</w:t>
+            </w:r>
+          </w:p>
+          <w:p>
+            <w:pPr>
+              <w:spacing w:before="0" w:after="0"/>
+            </w:pPr>
+            <w:r>
+              <w:rPr>
+                <w:rFonts w:ascii="BIZ UDPGothic" w:cs="BIZ UDPGothic" w:eastAsia="BIZ UDPGothic" w:hAnsi="BIZ UDPGothic"/>
+                <w:color w:val="404040"/>
+                <w:sz w:val="18"/>
+                <w:szCs w:val="18"/>
+              </w:rPr>
+              <w:t xml:space="preserve">SG ID確認</w:t>
+            </w:r>
+          </w:p>
+        </w:tc>
+      </w:tr>
+      <w:tr>
+        <w:trPr>
+          <w:cantSplit/>
+        </w:trPr>
+        <w:tc>
+          <w:tcPr>
+            <w:tcW w:type="dxa" w:w="400"/>
+            <w:tcBorders>
+              <w:top w:val="single" w:color="CCCCCC" w:sz="4"/>
+              <w:left w:val="single" w:color="CCCCCC" w:sz="4"/>
+              <w:bottom w:val="single" w:color="CCCCCC" w:sz="4"/>
+              <w:right w:val="single" w:color="CCCCCC" w:sz="4"/>
+            </w:tcBorders>
+            <w:shd w:fill="FFFFFF" w:val="clear"/>
+            <w:tcMar>
+              <w:top w:type="dxa" w:w="80"/>
+              <w:left w:type="dxa" w:w="120"/>
+              <w:bottom w:type="dxa" w:w="80"/>
+              <w:right w:type="dxa" w:w="120"/>
+            </w:tcMar>
+            <w:vAlign w:val="center"/>
+          </w:tcPr>
+          <w:p>
+            <w:pPr>
+              <w:jc w:val="center"/>
+            </w:pPr>
+            <w:r>
+              <w:rPr>
+                <w:rFonts w:ascii="BIZ UDPGothic" w:cs="BIZ UDPGothic" w:eastAsia="BIZ UDPGothic" w:hAnsi="BIZ UDPGothic"/>
+                <w:b w:val="false"/>
+                <w:bCs w:val="false"/>
+                <w:color w:val="404040"/>
+                <w:sz w:val="18"/>
+                <w:szCs w:val="18"/>
+              </w:rPr>
+              <w:t xml:space="preserve">4</w:t>
+            </w:r>
+          </w:p>
+        </w:tc>
+        <w:tc>
+          <w:tcPr>
+            <w:tcW w:type="dxa" w:w="2200"/>
+            <w:tcBorders>
+              <w:top w:val="single" w:color="CCCCCC" w:sz="4"/>
+              <w:left w:val="single" w:color="CCCCCC" w:sz="4"/>
+              <w:bottom w:val="single" w:color="CCCCCC" w:sz="4"/>
+              <w:right w:val="single" w:color="CCCCCC" w:sz="4"/>
+            </w:tcBorders>
+            <w:shd w:fill="FFFFFF" w:val="clear"/>
+            <w:tcMar>
+              <w:top w:type="dxa" w:w="80"/>
+              <w:left w:type="dxa" w:w="120"/>
+              <w:bottom w:type="dxa" w:w="80"/>
+              <w:right w:type="dxa" w:w="120"/>
+            </w:tcMar>
+          </w:tcPr>
+          <w:p>
+            <w:pPr>
+              <w:spacing w:before="0" w:after="0"/>
+            </w:pPr>
+            <w:r>
+              <w:rPr>
+                <w:rFonts w:ascii="BIZ UDPGothic" w:cs="BIZ UDPGothic" w:eastAsia="BIZ UDPGothic" w:hAnsi="BIZ UDPGothic"/>
+                <w:color w:val="404040"/>
+                <w:sz w:val="18"/>
+                <w:szCs w:val="18"/>
+              </w:rPr>
+              <w:t xml:space="preserve">[事前] デプロイタイムライン</w:t>
+            </w:r>
+          </w:p>
+          <w:p>
+            <w:pPr>
+              <w:spacing w:before="0" w:after="0"/>
+            </w:pPr>
+            <w:r>
+              <w:rPr>
+                <w:rFonts w:ascii="BIZ UDPGothic" w:cs="BIZ UDPGothic" w:eastAsia="BIZ UDPGothic" w:hAnsi="BIZ UDPGothic"/>
+                <w:color w:val="404040"/>
+                <w:sz w:val="18"/>
+                <w:szCs w:val="18"/>
+              </w:rPr>
+              <w:t xml:space="preserve">/ Timeline triển khai</w:t>
+            </w:r>
+          </w:p>
+        </w:tc>
+        <w:tc>
+          <w:tcPr>
+            <w:tcW w:type="dxa" w:w="6906"/>
+            <w:tcBorders>
+              <w:top w:val="single" w:color="CCCCCC" w:sz="4"/>
+              <w:left w:val="single" w:color="CCCCCC" w:sz="4"/>
+              <w:bottom w:val="single" w:color="CCCCCC" w:sz="4"/>
+              <w:right w:val="single" w:color="CCCCCC" w:sz="4"/>
+            </w:tcBorders>
+            <w:shd w:fill="FFFFFF" w:val="clear"/>
+            <w:tcMar>
+              <w:top w:type="dxa" w:w="80"/>
+              <w:left w:type="dxa" w:w="120"/>
+              <w:bottom w:type="dxa" w:w="80"/>
+              <w:right w:type="dxa" w:w="120"/>
+            </w:tcMar>
+          </w:tcPr>
+          <w:p>
+            <w:pPr>
+              <w:spacing w:before="0" w:after="0"/>
+            </w:pPr>
+            <w:r>
+              <w:rPr>
+                <w:rFonts w:ascii="BIZ UDPGothic" w:cs="BIZ UDPGothic" w:eastAsia="BIZ UDPGothic" w:hAnsi="BIZ UDPGothic"/>
+                <w:color w:val="404040"/>
+                <w:sz w:val="18"/>
+                <w:szCs w:val="18"/>
+              </w:rPr>
+              <w:t xml:space="preserve">① ALB internal化: 15分</w:t>
+            </w:r>
+          </w:p>
+          <w:p>
+            <w:pPr>
+              <w:spacing w:before="0" w:after="0"/>
+            </w:pPr>
+            <w:r>
+              <w:rPr>
+                <w:rFonts w:ascii="BIZ UDPGothic" w:cs="BIZ UDPGothic" w:eastAsia="BIZ UDPGothic" w:hAnsi="BIZ UDPGothic"/>
+                <w:color w:val="404040"/>
+                <w:sz w:val="18"/>
+                <w:szCs w:val="18"/>
+              </w:rPr>
+              <w:t xml:space="preserve">② SGルール削除: 10分</w:t>
+            </w:r>
+          </w:p>
+          <w:p>
+            <w:pPr>
+              <w:spacing w:before="0" w:after="0"/>
+            </w:pPr>
+            <w:r>
+              <w:rPr>
+                <w:rFonts w:ascii="BIZ UDPGothic" w:cs="BIZ UDPGothic" w:eastAsia="BIZ UDPGothic" w:hAnsi="BIZ UDPGothic"/>
+                <w:color w:val="404040"/>
+                <w:sz w:val="18"/>
+                <w:szCs w:val="18"/>
+              </w:rPr>
+              <w:t xml:space="preserve">③ 確認: 10分</w:t>
+            </w:r>
+          </w:p>
+          <w:p>
+            <w:pPr>
+              <w:spacing w:before="0" w:after="0"/>
+            </w:pPr>
+            <w:r>
+              <w:rPr>
+                <w:rFonts w:ascii="BIZ UDPGothic" w:cs="BIZ UDPGothic" w:eastAsia="BIZ UDPGothic" w:hAnsi="BIZ UDPGothic"/>
+                <w:color w:val="404040"/>
+                <w:sz w:val="18"/>
+                <w:szCs w:val="18"/>
+              </w:rPr>
+              <w:t xml:space="preserve">合計: 約35分</w:t>
+            </w:r>
+          </w:p>
+        </w:tc>
+      </w:tr>
+      <w:tr>
+        <w:trPr>
+          <w:cantSplit/>
+        </w:trPr>
+        <w:tc>
+          <w:tcPr>
+            <w:tcW w:type="dxa" w:w="400"/>
+            <w:tcBorders>
+              <w:top w:val="single" w:color="CCCCCC" w:sz="4"/>
+              <w:left w:val="single" w:color="CCCCCC" w:sz="4"/>
+              <w:bottom w:val="single" w:color="CCCCCC" w:sz="4"/>
+              <w:right w:val="single" w:color="CCCCCC" w:sz="4"/>
+            </w:tcBorders>
+            <w:shd w:fill="FFFFFF" w:val="clear"/>
+            <w:tcMar>
+              <w:top w:type="dxa" w:w="80"/>
+              <w:left w:type="dxa" w:w="120"/>
+              <w:bottom w:type="dxa" w:w="80"/>
+              <w:right w:type="dxa" w:w="120"/>
+            </w:tcMar>
+            <w:vAlign w:val="center"/>
+          </w:tcPr>
+          <w:p>
+            <w:pPr>
+              <w:jc w:val="center"/>
+            </w:pPr>
+            <w:r>
+              <w:rPr>
+                <w:rFonts w:ascii="BIZ UDPGothic" w:cs="BIZ UDPGothic" w:eastAsia="BIZ UDPGothic" w:hAnsi="BIZ UDPGothic"/>
+                <w:b w:val="false"/>
+                <w:bCs w:val="false"/>
+                <w:color w:val="404040"/>
+                <w:sz w:val="18"/>
+                <w:szCs w:val="18"/>
+              </w:rPr>
+              <w:t xml:space="preserve">5</w:t>
+            </w:r>
+          </w:p>
+        </w:tc>
+        <w:tc>
+          <w:tcPr>
+            <w:tcW w:type="dxa" w:w="2200"/>
+            <w:tcBorders>
+              <w:top w:val="single" w:color="CCCCCC" w:sz="4"/>
+              <w:left w:val="single" w:color="CCCCCC" w:sz="4"/>
+              <w:bottom w:val="single" w:color="CCCCCC" w:sz="4"/>
+              <w:right w:val="single" w:color="CCCCCC" w:sz="4"/>
+            </w:tcBorders>
+            <w:shd w:fill="FFFFFF" w:val="clear"/>
+            <w:tcMar>
+              <w:top w:type="dxa" w:w="80"/>
+              <w:left w:type="dxa" w:w="120"/>
+              <w:bottom w:type="dxa" w:w="80"/>
+              <w:right w:type="dxa" w:w="120"/>
+            </w:tcMar>
+          </w:tcPr>
+          <w:p>
+            <w:pPr>
+              <w:spacing w:before="0" w:after="0"/>
+            </w:pPr>
+            <w:r>
+              <w:rPr>
+                <w:rFonts w:ascii="BIZ UDPGothic" w:cs="BIZ UDPGothic" w:eastAsia="BIZ UDPGothic" w:hAnsi="BIZ UDPGothic"/>
+                <w:color w:val="404040"/>
+                <w:sz w:val="18"/>
+                <w:szCs w:val="18"/>
+              </w:rPr>
+              <w:t xml:space="preserve">[事前] 担当者確認</w:t>
+            </w:r>
+          </w:p>
+          <w:p>
+            <w:pPr>
+              <w:spacing w:before="0" w:after="0"/>
+            </w:pPr>
+            <w:r>
+              <w:rPr>
+                <w:rFonts w:ascii="BIZ UDPGothic" w:cs="BIZ UDPGothic" w:eastAsia="BIZ UDPGothic" w:hAnsi="BIZ UDPGothic"/>
+                <w:color w:val="404040"/>
+                <w:sz w:val="18"/>
+                <w:szCs w:val="18"/>
+              </w:rPr>
+              <w:t xml:space="preserve">/ Xác nhận người phụ trách</w:t>
+            </w:r>
+          </w:p>
+        </w:tc>
+        <w:tc>
+          <w:tcPr>
+            <w:tcW w:type="dxa" w:w="6906"/>
+            <w:tcBorders>
+              <w:top w:val="single" w:color="CCCCCC" w:sz="4"/>
+              <w:left w:val="single" w:color="CCCCCC" w:sz="4"/>
+              <w:bottom w:val="single" w:color="CCCCCC" w:sz="4"/>
+              <w:right w:val="single" w:color="CCCCCC" w:sz="4"/>
+            </w:tcBorders>
+            <w:shd w:fill="FFFFFF" w:val="clear"/>
+            <w:tcMar>
+              <w:top w:type="dxa" w:w="80"/>
+              <w:left w:type="dxa" w:w="120"/>
+              <w:bottom w:type="dxa" w:w="80"/>
+              <w:right w:type="dxa" w:w="120"/>
+            </w:tcMar>
+          </w:tcPr>
+          <w:p>
+            <w:pPr>
+              <w:spacing w:before="0" w:after="0"/>
+            </w:pPr>
+            <w:r>
+              <w:rPr>
+                <w:rFonts w:ascii="BIZ UDPGothic" w:cs="BIZ UDPGothic" w:eastAsia="BIZ UDPGothic" w:hAnsi="BIZ UDPGothic"/>
+                <w:color w:val="404040"/>
+                <w:sz w:val="18"/>
+                <w:szCs w:val="18"/>
+              </w:rPr>
+              <w:t xml:space="preserve">作業: Thanh Nguyên</w:t>
+            </w:r>
+          </w:p>
+          <w:p>
+            <w:pPr>
+              <w:spacing w:before="0" w:after="0"/>
+            </w:pPr>
+            <w:r>
+              <w:rPr>
+                <w:rFonts w:ascii="BIZ UDPGothic" w:cs="BIZ UDPGothic" w:eastAsia="BIZ UDPGothic" w:hAnsi="BIZ UDPGothic"/>
+                <w:color w:val="404040"/>
+                <w:sz w:val="18"/>
+                <w:szCs w:val="18"/>
+              </w:rPr>
+              <w:t xml:space="preserve">レビュー: きよはら</w:t>
+            </w:r>
+          </w:p>
+          <w:p>
+            <w:pPr>
+              <w:spacing w:before="0" w:after="0"/>
+            </w:pPr>
+            <w:r>
+              <w:rPr>
+                <w:rFonts w:ascii="BIZ UDPGothic" w:cs="BIZ UDPGothic" w:eastAsia="BIZ UDPGothic" w:hAnsi="BIZ UDPGothic"/>
+                <w:color w:val="404040"/>
+                <w:sz w:val="18"/>
+                <w:szCs w:val="18"/>
+              </w:rPr>
+              <w:t xml:space="preserve">立会: きよはら（セキュリティ対応のため）</w:t>
+            </w:r>
+          </w:p>
+        </w:tc>
+      </w:tr>
+      <w:tr>
+        <w:trPr>
+          <w:cantSplit/>
+        </w:trPr>
+        <w:tc>
+          <w:tcPr>
+            <w:tcW w:type="dxa" w:w="400"/>
+            <w:tcBorders>
+              <w:top w:val="single" w:color="CCCCCC" w:sz="4"/>
+              <w:left w:val="single" w:color="CCCCCC" w:sz="4"/>
+              <w:bottom w:val="single" w:color="CCCCCC" w:sz="4"/>
+              <w:right w:val="single" w:color="CCCCCC" w:sz="4"/>
+            </w:tcBorders>
+            <w:shd w:fill="FFFFFF" w:val="clear"/>
+            <w:tcMar>
+              <w:top w:type="dxa" w:w="80"/>
+              <w:left w:type="dxa" w:w="120"/>
+              <w:bottom w:type="dxa" w:w="80"/>
+              <w:right w:type="dxa" w:w="120"/>
+            </w:tcMar>
+            <w:vAlign w:val="center"/>
+          </w:tcPr>
+          <w:p>
+            <w:pPr>
+              <w:jc w:val="center"/>
+            </w:pPr>
+            <w:r>
+              <w:rPr>
+                <w:rFonts w:ascii="BIZ UDPGothic" w:cs="BIZ UDPGothic" w:eastAsia="BIZ UDPGothic" w:hAnsi="BIZ UDPGothic"/>
+                <w:b w:val="false"/>
+                <w:bCs w:val="false"/>
+                <w:color w:val="404040"/>
+                <w:sz w:val="18"/>
+                <w:szCs w:val="18"/>
+              </w:rPr>
+              <w:t xml:space="preserve">6</w:t>
+            </w:r>
+          </w:p>
+        </w:tc>
+        <w:tc>
+          <w:tcPr>
+            <w:tcW w:type="dxa" w:w="2200"/>
+            <w:tcBorders>
+              <w:top w:val="single" w:color="CCCCCC" w:sz="4"/>
+              <w:left w:val="single" w:color="CCCCCC" w:sz="4"/>
+              <w:bottom w:val="single" w:color="CCCCCC" w:sz="4"/>
+              <w:right w:val="single" w:color="CCCCCC" w:sz="4"/>
+            </w:tcBorders>
+            <w:shd w:fill="FFFFFF" w:val="clear"/>
+            <w:tcMar>
+              <w:top w:type="dxa" w:w="80"/>
+              <w:left w:type="dxa" w:w="120"/>
+              <w:bottom w:type="dxa" w:w="80"/>
+              <w:right w:type="dxa" w:w="120"/>
+            </w:tcMar>
+          </w:tcPr>
+          <w:p>
+            <w:pPr>
+              <w:spacing w:before="0" w:after="0"/>
+            </w:pPr>
+            <w:r>
+              <w:rPr>
+                <w:rFonts w:ascii="BIZ UDPGothic" w:cs="BIZ UDPGothic" w:eastAsia="BIZ UDPGothic" w:hAnsi="BIZ UDPGothic"/>
+                <w:color w:val="404040"/>
+                <w:sz w:val="18"/>
+                <w:szCs w:val="18"/>
+              </w:rPr>
+              <w:t xml:space="preserve">[事後] デプロイ後確認</w:t>
+            </w:r>
+          </w:p>
+          <w:p>
+            <w:pPr>
+              <w:spacing w:before="0" w:after="0"/>
+            </w:pPr>
+            <w:r>
+              <w:rPr>
+                <w:rFonts w:ascii="BIZ UDPGothic" w:cs="BIZ UDPGothic" w:eastAsia="BIZ UDPGothic" w:hAnsi="BIZ UDPGothic"/>
+                <w:color w:val="404040"/>
+                <w:sz w:val="18"/>
+                <w:szCs w:val="18"/>
+              </w:rPr>
+              <w:t xml:space="preserve">/ Kiểm tra sau deploy</w:t>
+            </w:r>
+          </w:p>
+        </w:tc>
+        <w:tc>
+          <w:tcPr>
+            <w:tcW w:type="dxa" w:w="6906"/>
+            <w:tcBorders>
+              <w:top w:val="single" w:color="CCCCCC" w:sz="4"/>
+              <w:left w:val="single" w:color="CCCCCC" w:sz="4"/>
+              <w:bottom w:val="single" w:color="CCCCCC" w:sz="4"/>
+              <w:right w:val="single" w:color="CCCCCC" w:sz="4"/>
+            </w:tcBorders>
+            <w:shd w:fill="FFFFFF" w:val="clear"/>
+            <w:tcMar>
+              <w:top w:type="dxa" w:w="80"/>
+              <w:left w:type="dxa" w:w="120"/>
+              <w:bottom w:type="dxa" w:w="80"/>
+              <w:right w:type="dxa" w:w="120"/>
+            </w:tcMar>
+          </w:tcPr>
+          <w:p>
+            <w:pPr>
+              <w:spacing w:before="0" w:after="0"/>
+            </w:pPr>
+            <w:r>
+              <w:rPr>
+                <w:rFonts w:ascii="BIZ UDPGothic" w:cs="BIZ UDPGothic" w:eastAsia="BIZ UDPGothic" w:hAnsi="BIZ UDPGothic"/>
+                <w:color w:val="404040"/>
+                <w:sz w:val="18"/>
+                <w:szCs w:val="18"/>
+              </w:rPr>
+              <w:t xml:space="preserve">□ ALBがinternalスキームに変更されていること</w:t>
+            </w:r>
+          </w:p>
+          <w:p>
+            <w:pPr>
+              <w:spacing w:before="0" w:after="0"/>
+            </w:pPr>
+            <w:r>
+              <w:rPr>
+                <w:rFonts w:ascii="BIZ UDPGothic" w:cs="BIZ UDPGothic" w:eastAsia="BIZ UDPGothic" w:hAnsi="BIZ UDPGothic"/>
+                <w:color w:val="404040"/>
+                <w:sz w:val="18"/>
+                <w:szCs w:val="18"/>
+              </w:rPr>
+              <w:t xml:space="preserve">□ web-be SGの全開放ルールが削除されていること</w:t>
+            </w:r>
+          </w:p>
+          <w:p>
+            <w:pPr>
+              <w:spacing w:before="0" w:after="0"/>
+            </w:pPr>
+            <w:r>
+              <w:rPr>
+                <w:rFonts w:ascii="BIZ UDPGothic" w:cs="BIZ UDPGothic" w:eastAsia="BIZ UDPGothic" w:hAnsi="BIZ UDPGothic"/>
+                <w:color w:val="404040"/>
+                <w:sz w:val="18"/>
+                <w:szCs w:val="18"/>
+              </w:rPr>
+              <w:t xml:space="preserve">□ VPN経由でSTG環境にアクセスできること</w:t>
+            </w:r>
+          </w:p>
+        </w:tc>
+      </w:tr>
+      <w:tr>
+        <w:trPr>
+          <w:cantSplit/>
+        </w:trPr>
+        <w:tc>
+          <w:tcPr>
+            <w:tcW w:type="dxa" w:w="400"/>
+            <w:tcBorders>
+              <w:top w:val="single" w:color="CCCCCC" w:sz="4"/>
+              <w:left w:val="single" w:color="CCCCCC" w:sz="4"/>
+              <w:bottom w:val="single" w:color="CCCCCC" w:sz="4"/>
+              <w:right w:val="single" w:color="CCCCCC" w:sz="4"/>
+            </w:tcBorders>
+            <w:shd w:fill="FFFFFF" w:val="clear"/>
+            <w:tcMar>
+              <w:top w:type="dxa" w:w="80"/>
+              <w:left w:type="dxa" w:w="120"/>
+              <w:bottom w:type="dxa" w:w="80"/>
+              <w:right w:type="dxa" w:w="120"/>
+            </w:tcMar>
+            <w:vAlign w:val="center"/>
+          </w:tcPr>
+          <w:p>
+            <w:pPr>
+              <w:jc w:val="center"/>
+            </w:pPr>
+            <w:r>
+              <w:rPr>
+                <w:rFonts w:ascii="BIZ UDPGothic" w:cs="BIZ UDPGothic" w:eastAsia="BIZ UDPGothic" w:hAnsi="BIZ UDPGothic"/>
+                <w:b w:val="false"/>
+                <w:bCs w:val="false"/>
+                <w:color w:val="404040"/>
+                <w:sz w:val="18"/>
+                <w:szCs w:val="18"/>
+              </w:rPr>
+              <w:t xml:space="preserve">7</w:t>
+            </w:r>
+          </w:p>
+        </w:tc>
+        <w:tc>
+          <w:tcPr>
+            <w:tcW w:type="dxa" w:w="2200"/>
+            <w:tcBorders>
+              <w:top w:val="single" w:color="CCCCCC" w:sz="4"/>
+              <w:left w:val="single" w:color="CCCCCC" w:sz="4"/>
+              <w:bottom w:val="single" w:color="CCCCCC" w:sz="4"/>
+              <w:right w:val="single" w:color="CCCCCC" w:sz="4"/>
+            </w:tcBorders>
+            <w:shd w:fill="FFFFFF" w:val="clear"/>
+            <w:tcMar>
+              <w:top w:type="dxa" w:w="80"/>
+              <w:left w:type="dxa" w:w="120"/>
+              <w:bottom w:type="dxa" w:w="80"/>
+              <w:right w:type="dxa" w:w="120"/>
+            </w:tcMar>
+          </w:tcPr>
+          <w:p>
+            <w:pPr>
+              <w:spacing w:before="0" w:after="0"/>
+            </w:pPr>
+            <w:r>
+              <w:rPr>
+                <w:rFonts w:ascii="BIZ UDPGothic" w:cs="BIZ UDPGothic" w:eastAsia="BIZ UDPGothic" w:hAnsi="BIZ UDPGothic"/>
+                <w:color w:val="404040"/>
+                <w:sz w:val="18"/>
+                <w:szCs w:val="18"/>
+              </w:rPr>
+              <w:t xml:space="preserve">[事後] Go-Live後の監視</w:t>
+            </w:r>
+          </w:p>
+          <w:p>
+            <w:pPr>
+              <w:spacing w:before="0" w:after="0"/>
+            </w:pPr>
+            <w:r>
+              <w:rPr>
+                <w:rFonts w:ascii="BIZ UDPGothic" w:cs="BIZ UDPGothic" w:eastAsia="BIZ UDPGothic" w:hAnsi="BIZ UDPGothic"/>
+                <w:color w:val="404040"/>
+                <w:sz w:val="18"/>
+                <w:szCs w:val="18"/>
+              </w:rPr>
+              <w:t xml:space="preserve">/ Giám sát sau Go-Live</w:t>
+            </w:r>
+          </w:p>
+        </w:tc>
+        <w:tc>
+          <w:tcPr>
+            <w:tcW w:type="dxa" w:w="6906"/>
+            <w:tcBorders>
+              <w:top w:val="single" w:color="CCCCCC" w:sz="4"/>
+              <w:left w:val="single" w:color="CCCCCC" w:sz="4"/>
+              <w:bottom w:val="single" w:color="CCCCCC" w:sz="4"/>
+              <w:right w:val="single" w:color="CCCCCC" w:sz="4"/>
+            </w:tcBorders>
+            <w:shd w:fill="FFFFFF" w:val="clear"/>
+            <w:tcMar>
+              <w:top w:type="dxa" w:w="80"/>
+              <w:left w:type="dxa" w:w="120"/>
+              <w:bottom w:type="dxa" w:w="80"/>
+              <w:right w:type="dxa" w:w="120"/>
+            </w:tcMar>
+          </w:tcPr>
+          <w:p>
+            <w:pPr>
+              <w:spacing w:before="0" w:after="0"/>
+            </w:pPr>
+            <w:r>
+              <w:rPr>
+                <w:rFonts w:ascii="BIZ UDPGothic" w:cs="BIZ UDPGothic" w:eastAsia="BIZ UDPGothic" w:hAnsi="BIZ UDPGothic"/>
+                <w:color w:val="404040"/>
+                <w:sz w:val="18"/>
+                <w:szCs w:val="18"/>
+              </w:rPr>
+              <w:t xml:space="preserve">監視期間: 作業後1週間</w:t>
+            </w:r>
+          </w:p>
+          <w:p>
+            <w:pPr>
+              <w:spacing w:before="0" w:after="0"/>
+            </w:pPr>
+            <w:r>
+              <w:rPr>
+                <w:rFonts w:ascii="BIZ UDPGothic" w:cs="BIZ UDPGothic" w:eastAsia="BIZ UDPGothic" w:hAnsi="BIZ UDPGothic"/>
+                <w:color w:val="404040"/>
+                <w:sz w:val="18"/>
+                <w:szCs w:val="18"/>
+              </w:rPr>
+              <w:t xml:space="preserve">確認方法: VPN経由でSTG環境の動作確認</w:t>
+            </w:r>
+          </w:p>
+          <w:p>
+            <w:pPr>
+              <w:spacing w:before="0" w:after="0"/>
+            </w:pPr>
+            <w:r>
+              <w:rPr>
+                <w:rFonts w:ascii="BIZ UDPGothic" w:cs="BIZ UDPGothic" w:eastAsia="BIZ UDPGothic" w:hAnsi="BIZ UDPGothic"/>
+                <w:color w:val="404040"/>
+                <w:sz w:val="18"/>
+                <w:szCs w:val="18"/>
+              </w:rPr>
+              <w:t xml:space="preserve">異常時: ALBをinternet-facingに戻す</w:t>
+            </w:r>
+          </w:p>
+        </w:tc>
+      </w:tr>
+      <w:tr>
+        <w:trPr>
+          <w:cantSplit/>
+        </w:trPr>
+        <w:tc>
+          <w:tcPr>
+            <w:tcW w:type="dxa" w:w="400"/>
+            <w:tcBorders>
+              <w:top w:val="single" w:color="CCCCCC" w:sz="4"/>
+              <w:left w:val="single" w:color="CCCCCC" w:sz="4"/>
+              <w:bottom w:val="single" w:color="CCCCCC" w:sz="4"/>
+              <w:right w:val="single" w:color="CCCCCC" w:sz="4"/>
+            </w:tcBorders>
+            <w:shd w:fill="FFFFFF" w:val="clear"/>
+            <w:tcMar>
+              <w:top w:type="dxa" w:w="80"/>
+              <w:left w:type="dxa" w:w="120"/>
+              <w:bottom w:type="dxa" w:w="80"/>
+              <w:right w:type="dxa" w:w="120"/>
+            </w:tcMar>
+            <w:vAlign w:val="center"/>
+          </w:tcPr>
+          <w:p>
+            <w:pPr>
+              <w:jc w:val="center"/>
+            </w:pPr>
+            <w:r>
+              <w:rPr>
+                <w:rFonts w:ascii="BIZ UDPGothic" w:cs="BIZ UDPGothic" w:eastAsia="BIZ UDPGothic" w:hAnsi="BIZ UDPGothic"/>
+                <w:b w:val="false"/>
+                <w:bCs w:val="false"/>
+                <w:color w:val="404040"/>
+                <w:sz w:val="18"/>
+                <w:szCs w:val="18"/>
+              </w:rPr>
+              <w:t xml:space="preserve">8</w:t>
+            </w:r>
+          </w:p>
+        </w:tc>
+        <w:tc>
+          <w:tcPr>
+            <w:tcW w:type="dxa" w:w="2200"/>
+            <w:tcBorders>
+              <w:top w:val="single" w:color="CCCCCC" w:sz="4"/>
+              <w:left w:val="single" w:color="CCCCCC" w:sz="4"/>
+              <w:bottom w:val="single" w:color="CCCCCC" w:sz="4"/>
+              <w:right w:val="single" w:color="CCCCCC" w:sz="4"/>
+            </w:tcBorders>
+            <w:shd w:fill="FFFFFF" w:val="clear"/>
+            <w:tcMar>
+              <w:top w:type="dxa" w:w="80"/>
+              <w:left w:type="dxa" w:w="120"/>
+              <w:bottom w:type="dxa" w:w="80"/>
+              <w:right w:type="dxa" w:w="120"/>
+            </w:tcMar>
+          </w:tcPr>
+          <w:p>
+            <w:pPr>
+              <w:spacing w:before="0" w:after="0"/>
+            </w:pPr>
+            <w:r>
+              <w:rPr>
+                <w:rFonts w:ascii="BIZ UDPGothic" w:cs="BIZ UDPGothic" w:eastAsia="BIZ UDPGothic" w:hAnsi="BIZ UDPGothic"/>
+                <w:color w:val="404040"/>
+                <w:sz w:val="18"/>
+                <w:szCs w:val="18"/>
+              </w:rPr>
+              <w:t xml:space="preserve">[参考] テストシナリオ</w:t>
+            </w:r>
+          </w:p>
+          <w:p>
+            <w:pPr>
+              <w:spacing w:before="0" w:after="0"/>
+            </w:pPr>
+            <w:r>
+              <w:rPr>
+                <w:rFonts w:ascii="BIZ UDPGothic" w:cs="BIZ UDPGothic" w:eastAsia="BIZ UDPGothic" w:hAnsi="BIZ UDPGothic"/>
+                <w:color w:val="404040"/>
+                <w:sz w:val="18"/>
+                <w:szCs w:val="18"/>
+              </w:rPr>
+              <w:t xml:space="preserve">/ Kịch bản kiểm thử</w:t>
+            </w:r>
+          </w:p>
+        </w:tc>
+        <w:tc>
+          <w:tcPr>
+            <w:tcW w:type="dxa" w:w="6906"/>
+            <w:tcBorders>
+              <w:top w:val="single" w:color="CCCCCC" w:sz="4"/>
+              <w:left w:val="single" w:color="CCCCCC" w:sz="4"/>
+              <w:bottom w:val="single" w:color="CCCCCC" w:sz="4"/>
+              <w:right w:val="single" w:color="CCCCCC" w:sz="4"/>
+            </w:tcBorders>
+            <w:shd w:fill="FFFFFF" w:val="clear"/>
+            <w:tcMar>
+              <w:top w:type="dxa" w:w="80"/>
+              <w:left w:type="dxa" w:w="120"/>
+              <w:bottom w:type="dxa" w:w="80"/>
+              <w:right w:type="dxa" w:w="120"/>
+            </w:tcMar>
+          </w:tcPr>
+          <w:p>
+            <w:pPr>
+              <w:spacing w:before="0" w:after="0"/>
+            </w:pPr>
+            <w:r>
+              <w:rPr>
+                <w:rFonts w:ascii="BIZ UDPGothic" w:cs="BIZ UDPGothic" w:eastAsia="BIZ UDPGothic" w:hAnsi="BIZ UDPGothic"/>
+                <w:color w:val="404040"/>
+                <w:sz w:val="18"/>
+                <w:szCs w:val="18"/>
+              </w:rPr>
+              <w:t xml:space="preserve">T1: ALBスキーム確認</w:t>
+            </w:r>
+          </w:p>
+          <w:p>
+            <w:pPr>
+              <w:spacing w:before="0" w:after="0"/>
+            </w:pPr>
+            <w:r>
+              <w:rPr>
+                <w:rFonts w:ascii="BIZ UDPGothic" w:cs="BIZ UDPGothic" w:eastAsia="BIZ UDPGothic" w:hAnsi="BIZ UDPGothic"/>
+                <w:color w:val="404040"/>
+                <w:sz w:val="18"/>
+                <w:szCs w:val="18"/>
+              </w:rPr>
+              <w:t xml:space="preserve">T2: SGルール確認</w:t>
+            </w:r>
+          </w:p>
+          <w:p>
+            <w:pPr>
+              <w:spacing w:before="0" w:after="0"/>
+            </w:pPr>
+            <w:r>
+              <w:rPr>
+                <w:rFonts w:ascii="BIZ UDPGothic" w:cs="BIZ UDPGothic" w:eastAsia="BIZ UDPGothic" w:hAnsi="BIZ UDPGothic"/>
+                <w:color w:val="404040"/>
+                <w:sz w:val="18"/>
+                <w:szCs w:val="18"/>
+              </w:rPr>
+              <w:t xml:space="preserve">T3: VPN経由アクセス確認</w:t>
+            </w:r>
+          </w:p>
+        </w:tc>
+      </w:tr>
+    </w:tbl>
     <w:p>
       <w:pPr>
         <w:spacing w:before="100" w:after="100"/>
